--- a/downloads/teacher/ai-7-week-25.docx
+++ b/downloads/teacher/ai-7-week-25.docx
@@ -1974,6 +1974,396 @@
         <w:t>For the Reproducible AI Research Study, retain an annotated worked trace and the changed-case reasoning. Connect the claim to its records, units and assumptions so another investigator can challenge or reproduce it.</w:t>
       </w:r>
     </w:p>
+    <w:p>
+      <w:pPr>
+        <w:pStyle w:val="Heading1"/>
+      </w:pPr>
+      <w:r>
+        <w:t>07. Prepare, teach and assess</w:t>
+      </w:r>
+    </w:p>
+    <w:p>
+      <w:r>
+        <w:t>Teaching target: Explain the mechanism and terminology of running the primary experiment</w:t>
+      </w:r>
+    </w:p>
+    <w:p>
+      <w:r>
+        <w:t>Prepare the labelled worked-case picture, the matching workbook, fictional input cards and a place for individual responses. Check a local Python 3 environment before class; have a paper-trace version ready.</w:t>
+      </w:r>
+    </w:p>
+    <w:tbl>
+      <w:tblPr>
+        <w:tblStyle w:val="LightShading-Accent1"/>
+        <w:tblW w:type="auto" w:w="0"/>
+        <w:tblLook w:firstColumn="1" w:firstRow="1" w:lastColumn="0" w:lastRow="0" w:noHBand="0" w:noVBand="1" w:val="04A0"/>
+      </w:tblPr>
+      <w:tblGrid>
+        <w:gridCol w:w="3408"/>
+        <w:gridCol w:w="3408"/>
+        <w:gridCol w:w="3408"/>
+      </w:tblGrid>
+      <w:tr>
+        <w:trPr>
+          <w:tblHeader/>
+        </w:trPr>
+        <w:tc>
+          <w:tcPr>
+            <w:tcW w:type="dxa" w:w="3408"/>
+          </w:tcPr>
+          <w:p>
+            <w:r>
+              <w:t>Session</w:t>
+            </w:r>
+          </w:p>
+        </w:tc>
+        <w:tc>
+          <w:tcPr>
+            <w:tcW w:type="dxa" w:w="3408"/>
+          </w:tcPr>
+          <w:p>
+            <w:r>
+              <w:t>Plan</w:t>
+            </w:r>
+          </w:p>
+        </w:tc>
+        <w:tc>
+          <w:tcPr>
+            <w:tcW w:type="dxa" w:w="3408"/>
+          </w:tcPr>
+          <w:p>
+            <w:r>
+              <w:t>Resources</w:t>
+            </w:r>
+          </w:p>
+        </w:tc>
+      </w:tr>
+      <w:tr>
+        <w:tc>
+          <w:tcPr>
+            <w:tcW w:type="dxa" w:w="3408"/>
+          </w:tcPr>
+          <w:p>
+            <w:r>
+              <w:t>Session 1 · Understand · 45 min</w:t>
+            </w:r>
+          </w:p>
+        </w:tc>
+        <w:tc>
+          <w:tcPr>
+            <w:tcW w:type="dxa" w:w="3408"/>
+          </w:tcPr>
+          <w:p>
+            <w:r>
+              <w:t>0–7: recall and prerequisite; 7–15: inspect the concrete case and predict; 15–30: teacher models the worked trace; 30–40: learners explain a step using the text and visual; 40–45: check the core idea.</w:t>
+            </w:r>
+          </w:p>
+        </w:tc>
+        <w:tc>
+          <w:tcPr>
+            <w:tcW w:type="dxa" w:w="3408"/>
+          </w:tcPr>
+          <w:p>
+            <w:r>
+              <w:t>Sections 1–6; record the brief recall in the workbook.</w:t>
+            </w:r>
+          </w:p>
+        </w:tc>
+      </w:tr>
+      <w:tr>
+        <w:tc>
+          <w:tcPr>
+            <w:tcW w:type="dxa" w:w="3408"/>
+          </w:tcPr>
+          <w:p>
+            <w:r>
+              <w:t>Session 2 · Practise · 45 min</w:t>
+            </w:r>
+          </w:p>
+        </w:tc>
+        <w:tc>
+          <w:tcPr>
+            <w:tcW w:type="dxa" w:w="3408"/>
+          </w:tcPr>
+          <w:p>
+            <w:r>
+              <w:t>0–5: retrieve the procedure; 5–15: W2 completion practice; 15–23: explain and check with a partner; 23–30: each learner answers the misconception check; 30–40: targeted reteaching or a harder variation; 40–45: prepare the investigation.</w:t>
+            </w:r>
+          </w:p>
+        </w:tc>
+        <w:tc>
+          <w:tcPr>
+            <w:tcW w:type="dxa" w:w="3408"/>
+          </w:tcPr>
+          <w:p>
+            <w:r>
+              <w:t>Sections 7–10; use the matching workbook W2 and misconception check.</w:t>
+            </w:r>
+          </w:p>
+        </w:tc>
+      </w:tr>
+      <w:tr>
+        <w:tc>
+          <w:tcPr>
+            <w:tcW w:type="dxa" w:w="3408"/>
+          </w:tcPr>
+          <w:p>
+            <w:r>
+              <w:t>Session 3 · Investigate and transfer · 45 min</w:t>
+            </w:r>
+          </w:p>
+        </w:tc>
+        <w:tc>
+          <w:tcPr>
+            <w:tcW w:type="dxa" w:w="3408"/>
+          </w:tcPr>
+          <w:p>
+            <w:r>
+              <w:t>0–5: retrieve the decision rule; 5–20: investigate or trace; 20–30: start the independent case; 30–38: connect the project; 38–43: act on feedback; 43–45: plan the return check.</w:t>
+            </w:r>
+          </w:p>
+        </w:tc>
+        <w:tc>
+          <w:tcPr>
+            <w:tcW w:type="dxa" w:w="3408"/>
+          </w:tcPr>
+          <w:p>
+            <w:r>
+              <w:t>Sections 9 and 11–14. Give extra time to finish the full task set; use Section 15 when the week includes a coding lab.</w:t>
+            </w:r>
+          </w:p>
+        </w:tc>
+      </w:tr>
+    </w:tbl>
+    <w:p>
+      <w:r>
+        <w:t>Before class, solve the supported practice: Twenty eligible cases:16 pass, 2 fail, 2 unassessed after outage. Plan reports completed rate plus coverage. Show the intermediate steps and give the conclusion with its scope.</w:t>
+      </w:r>
+    </w:p>
+    <w:p>
+      <w:r>
+        <w:t>Reasoned practice answer: Teacher explanation: 16/18≈88.889% completed pass; coverage18/20=90%; two unassessed remain. No20/20 assessment claim.</w:t>
+      </w:r>
+    </w:p>
+    <w:p>
+      <w:r>
+        <w:t>Check every learner before discussion: Use the worked case for Running the primary experiment. Proposed explanation: “The worked result establishes every future case”. Decide whether this explanation is supported. Point to the step or supplied fact that decides; explain your repair if needed.</w:t>
+      </w:r>
+    </w:p>
+    <w:p>
+      <w:r>
+        <w:t>Misconception repair: Following the plan and reporting deviations are required even when results contradict the hypothesis.</w:t>
+      </w:r>
+    </w:p>
+    <w:p>
+      <w:r>
+        <w:t>Support: read the exact case aloud, enlarge the labelled picture, supply input cards and model only the first deciding step. Accept a spoken explanation or drawing; retain the reasoning goal.</w:t>
+      </w:r>
+    </w:p>
+    <w:p>
+      <w:r>
+        <w:t>Extension: Tune B after inspecting its case-four failure, then rescore the same set. Require a prediction and a reason before comparing. Expected result: Label the rerun as development on exposed cases, not untouched primary evaluation. Reason: The evaluation outcomes have now influenced the version.</w:t>
+      </w:r>
+    </w:p>
+    <w:p>
+      <w:r>
+        <w:t>Independent assessment: withhold the reserved answer until the learner has attempted the new case. Record support separately from correctness.</w:t>
+      </w:r>
+    </w:p>
+    <w:tbl>
+      <w:tblPr>
+        <w:tblStyle w:val="LightShading-Accent1"/>
+        <w:tblW w:type="auto" w:w="0"/>
+        <w:tblLook w:firstColumn="1" w:firstRow="1" w:lastColumn="0" w:lastRow="0" w:noHBand="0" w:noVBand="1" w:val="04A0"/>
+      </w:tblPr>
+      <w:tblGrid>
+        <w:gridCol w:w="2556"/>
+        <w:gridCol w:w="2556"/>
+        <w:gridCol w:w="2556"/>
+        <w:gridCol w:w="2556"/>
+      </w:tblGrid>
+      <w:tr>
+        <w:trPr>
+          <w:tblHeader/>
+        </w:trPr>
+        <w:tc>
+          <w:tcPr>
+            <w:tcW w:type="dxa" w:w="2556"/>
+          </w:tcPr>
+          <w:p>
+            <w:r>
+              <w:t>Criterion</w:t>
+            </w:r>
+          </w:p>
+        </w:tc>
+        <w:tc>
+          <w:tcPr>
+            <w:tcW w:type="dxa" w:w="2556"/>
+          </w:tcPr>
+          <w:p>
+            <w:r>
+              <w:t>Not yet</w:t>
+            </w:r>
+          </w:p>
+        </w:tc>
+        <w:tc>
+          <w:tcPr>
+            <w:tcW w:type="dxa" w:w="2556"/>
+          </w:tcPr>
+          <w:p>
+            <w:r>
+              <w:t>With support</w:t>
+            </w:r>
+          </w:p>
+        </w:tc>
+        <w:tc>
+          <w:tcPr>
+            <w:tcW w:type="dxa" w:w="2556"/>
+          </w:tcPr>
+          <w:p>
+            <w:r>
+              <w:t>Independent</w:t>
+            </w:r>
+          </w:p>
+        </w:tc>
+      </w:tr>
+      <w:tr>
+        <w:tc>
+          <w:tcPr>
+            <w:tcW w:type="dxa" w:w="2556"/>
+          </w:tcPr>
+          <w:p>
+            <w:r>
+              <w:t>Explanation</w:t>
+            </w:r>
+          </w:p>
+        </w:tc>
+        <w:tc>
+          <w:tcPr>
+            <w:tcW w:type="dxa" w:w="2556"/>
+          </w:tcPr>
+          <w:p>
+            <w:r>
+              <w:t>Names an answer without a deciding fact</w:t>
+            </w:r>
+          </w:p>
+        </w:tc>
+        <w:tc>
+          <w:tcPr>
+            <w:tcW w:type="dxa" w:w="2556"/>
+          </w:tcPr>
+          <w:p>
+            <w:r>
+              <w:t>Uses a hint to link fact and decision</w:t>
+            </w:r>
+          </w:p>
+        </w:tc>
+        <w:tc>
+          <w:tcPr>
+            <w:tcW w:type="dxa" w:w="2556"/>
+          </w:tcPr>
+          <w:p>
+            <w:r>
+              <w:t>Explains the deciding fact in own words</w:t>
+            </w:r>
+          </w:p>
+        </w:tc>
+      </w:tr>
+      <w:tr>
+        <w:tc>
+          <w:tcPr>
+            <w:tcW w:type="dxa" w:w="2556"/>
+          </w:tcPr>
+          <w:p>
+            <w:r>
+              <w:t>Trace or test</w:t>
+            </w:r>
+          </w:p>
+        </w:tc>
+        <w:tc>
+          <w:tcPr>
+            <w:tcW w:type="dxa" w:w="2556"/>
+          </w:tcPr>
+          <w:p>
+            <w:r>
+              <w:t>Cannot connect input and result</w:t>
+            </w:r>
+          </w:p>
+        </w:tc>
+        <w:tc>
+          <w:tcPr>
+            <w:tcW w:type="dxa" w:w="2556"/>
+          </w:tcPr>
+          <w:p>
+            <w:r>
+              <w:t>Completes steps with prompts</w:t>
+            </w:r>
+          </w:p>
+        </w:tc>
+        <w:tc>
+          <w:tcPr>
+            <w:tcW w:type="dxa" w:w="2556"/>
+          </w:tcPr>
+          <w:p>
+            <w:r>
+              <w:t>Traces or tests a changed case accurately</w:t>
+            </w:r>
+          </w:p>
+        </w:tc>
+      </w:tr>
+      <w:tr>
+        <w:tc>
+          <w:tcPr>
+            <w:tcW w:type="dxa" w:w="2556"/>
+          </w:tcPr>
+          <w:p>
+            <w:r>
+              <w:t>Limits and revision</w:t>
+            </w:r>
+          </w:p>
+        </w:tc>
+        <w:tc>
+          <w:tcPr>
+            <w:tcW w:type="dxa" w:w="2556"/>
+          </w:tcPr>
+          <w:p>
+            <w:r>
+              <w:t>Claims more than evidence supports</w:t>
+            </w:r>
+          </w:p>
+        </w:tc>
+        <w:tc>
+          <w:tcPr>
+            <w:tcW w:type="dxa" w:w="2556"/>
+          </w:tcPr>
+          <w:p>
+            <w:r>
+              <w:t>Names a limit after a prompt</w:t>
+            </w:r>
+          </w:p>
+        </w:tc>
+        <w:tc>
+          <w:tcPr>
+            <w:tcW w:type="dxa" w:w="2556"/>
+          </w:tcPr>
+          <w:p>
+            <w:r>
+              <w:t>States a defensible limit and useful next test</w:t>
+            </w:r>
+          </w:p>
+        </w:tc>
+      </w:tr>
+    </w:tbl>
+    <w:p>
+      <w:r>
+        <w:t>Project checkpoint: Prepare the demonstration. Gather reproducible instructions, evidence, access checks and remaining limitations.</w:t>
+      </w:r>
+    </w:p>
+    <w:p>
+      <w:r>
+        <w:t>Use the weekly teacher answer for topic-specific reasoning. A saved progress tick is an activity record; judge mastery from the learner’s explanation and evidence.</w:t>
+      </w:r>
+    </w:p>
     <w:sectPr>
       <w:pgSz w:w="12240" w:h="15840"/>
       <w:pgMar w:top="936" w:right="1008" w:bottom="936" w:left="1008" w:header="720" w:footer="720" w:gutter="0"/>

--- a/downloads/teacher/ai-7-week-25.docx
+++ b/downloads/teacher/ai-7-week-25.docx
@@ -2364,6 +2364,39 @@
         <w:t>Use the weekly teacher answer for topic-specific reasoning. A saved progress tick is an activity record; judge mastery from the learner’s explanation and evidence.</w:t>
       </w:r>
     </w:p>
+    <w:p>
+      <w:pPr>
+        <w:pStyle w:val="Heading1"/>
+      </w:pPr>
+      <w:r>
+        <w:t>08. Use feedback, labs and repair paths</w:t>
+      </w:r>
+    </w:p>
+    <w:p>
+      <w:r>
+        <w:t>Use the two formative questions as supported practice, not as independent mastery scores. Discuss the deciding evidence rather than accepting a guessed selection.</w:t>
+      </w:r>
+    </w:p>
+    <w:p>
+      <w:r>
+        <w:t>The feedback comes from the reviewed public worked case. Do not reveal the separately reserved independent teacher answer until the learner has attempted that case.</w:t>
+      </w:r>
+    </w:p>
+    <w:p>
+      <w:r>
+        <w:t>Ask students to predict before running code. Preserve errors and actual outputs; collect a changed test and an explanation. The branch-boundary and indexing lessons deliberately include failure cases.</w:t>
+      </w:r>
+    </w:p>
+    <w:p>
+      <w:r>
+        <w:t>Use the earlier worked-explanation links to address a specific missing building block, then return to the current question. Adapt this suggestion after observing the learner; it is not an automatic diagnosis.</w:t>
+      </w:r>
+    </w:p>
+    <w:p>
+      <w:r>
+        <w:t>Collect the completed-work portfolio as evidence. Record support separately from correctness, and assess explanation, trace/test and limitations. Progress ticks and quiz selections alone do not establish mastery.</w:t>
+      </w:r>
+    </w:p>
     <w:sectPr>
       <w:pgSz w:w="12240" w:h="15840"/>
       <w:pgMar w:top="936" w:right="1008" w:bottom="936" w:left="1008" w:header="720" w:footer="720" w:gutter="0"/>

--- a/downloads/teacher/ai-7-week-25.docx
+++ b/downloads/teacher/ai-7-week-25.docx
@@ -29,16 +29,39 @@
       </w:r>
     </w:p>
     <w:p>
-      <w:pPr>
-        <w:pStyle w:val="Heading3"/>
-      </w:pPr>
-      <w:r>
-        <w:t>Teach the learning cycle</w:t>
+      <w:r>
+        <w:t>Prepare Running the primary experiment: check the target, prerequisites, resources and adaptable teaching schedule.</w:t>
       </w:r>
     </w:p>
     <w:p>
-      <w:r>
-        <w:t>Primary target: Explain the mechanism and terminology of running the primary experiment</w:t>
+      <w:pPr>
+        <w:pStyle w:val="Heading3"/>
+      </w:pPr>
+      <w:r>
+        <w:t>Teach the learning cycle</w:t>
+      </w:r>
+    </w:p>
+    <w:p>
+      <w:pPr>
+        <w:spacing w:line="336" w:lineRule="auto" w:after="180"/>
+      </w:pPr>
+      <w:r>
+        <w:rPr>
+          <w:b w:val="0"/>
+        </w:rPr>
+        <w:t xml:space="preserve">Primary target: Explain the </w:t>
+      </w:r>
+      <w:r>
+        <w:rPr>
+          <w:b/>
+        </w:rPr>
+        <w:t>mechanism</w:t>
+      </w:r>
+      <w:r>
+        <w:rPr>
+          <w:b w:val="0"/>
+        </w:rPr>
+        <w:t xml:space="preserve"> and terminology of running the primary experiment</w:t>
       </w:r>
     </w:p>
     <w:tbl>
@@ -185,16 +208,37 @@
       </w:tr>
     </w:tbl>
     <w:p>
-      <w:r>
-        <w:t>This is a starting allocation of 135 minutes, not a validated duration. Preserve all named topics. Schedule extra time for connected examples, the full investigation, independent cases and project building. Repeated copies of a case share one recorded attempt; they are not new evidence.</w:t>
+      <w:pPr>
+        <w:spacing w:line="336" w:lineRule="auto" w:after="180"/>
+      </w:pPr>
+      <w:r>
+        <w:rPr>
+          <w:b w:val="0"/>
+        </w:rPr>
+        <w:t>This is a starting allocation of 135 minutes, not a validated duration. Preserve all named topics. Schedule extra time for connected examples, the full investigation, independent cases and project building.</w:t>
       </w:r>
     </w:p>
     <w:p>
       <w:pPr>
-        <w:pStyle w:val="Heading3"/>
-      </w:pPr>
-      <w:r>
-        <w:t>Retrieval answer guidance</w:t>
+        <w:spacing w:line="336" w:lineRule="auto" w:after="180"/>
+      </w:pPr>
+      <w:r>
+        <w:rPr>
+          <w:b w:val="0"/>
+        </w:rPr>
+        <w:t xml:space="preserve">Repeated copies of a case share one recorded attempt; they are not new </w:t>
+      </w:r>
+      <w:r>
+        <w:rPr>
+          <w:b/>
+        </w:rPr>
+        <w:t>evidence</w:t>
+      </w:r>
+      <w:r>
+        <w:rPr>
+          <w:b w:val="0"/>
+        </w:rPr>
+        <w:t>.</w:t>
       </w:r>
     </w:p>
     <w:p>
@@ -202,178 +246,588 @@
         <w:pStyle w:val="Heading3"/>
       </w:pPr>
       <w:r>
-        <w:t>Reproducible environment and records</w:t>
+        <w:t>Retrieval answer guidance</w:t>
       </w:r>
     </w:p>
     <w:p>
-      <w:r>
-        <w:t>Without opening the old lesson, explain one key idea from Reproducible environment and records. Give an example and a mistake that the idea helps you avoid.</w:t>
+      <w:pPr>
+        <w:pStyle w:val="Heading3"/>
+      </w:pPr>
+      <w:r>
+        <w:t>Reproducible environment and records</w:t>
       </w:r>
     </w:p>
     <w:p>
-      <w:r>
-        <w:t>Look for: Explain the mechanism and terminology of reproducible environment and records</w:t>
+      <w:pPr>
+        <w:spacing w:line="336" w:lineRule="auto" w:after="180"/>
+      </w:pPr>
+      <w:r>
+        <w:rPr>
+          <w:b w:val="0"/>
+        </w:rPr>
+        <w:t>Without opening the old lesson, explain one key idea from Reproducible environment and records. Give an example and a mistake that the idea helps you avoid.</w:t>
       </w:r>
     </w:p>
     <w:p>
-      <w:r>
-        <w:t>Reference example, not the only acceptable wording: Teacher explanation: A reproducible environment record links code, data, configuration and runtime dependencies to results. A seed alone is insufficient. Record exact data IDs/splits, code version, dependency versions, parameters, randomness policy and raw outputs. Verify hashes for integrity without treating them as correctness proofs.</w:t>
+      <w:pPr>
+        <w:spacing w:line="336" w:lineRule="auto" w:after="180"/>
+      </w:pPr>
+      <w:r>
+        <w:rPr>
+          <w:b w:val="0"/>
+        </w:rPr>
+        <w:t xml:space="preserve">Look for: Explain the </w:t>
+      </w:r>
+      <w:r>
+        <w:rPr>
+          <w:b/>
+        </w:rPr>
+        <w:t>mechanism</w:t>
+      </w:r>
+      <w:r>
+        <w:rPr>
+          <w:b w:val="0"/>
+        </w:rPr>
+        <w:t xml:space="preserve"> and terminology of reproducible environment and records</w:t>
       </w:r>
     </w:p>
     <w:p>
       <w:pPr>
-        <w:pStyle w:val="Heading3"/>
-      </w:pPr>
-      <w:r>
-        <w:t>Pilot experiments</w:t>
+        <w:spacing w:line="336" w:lineRule="auto" w:after="180"/>
+      </w:pPr>
+      <w:r>
+        <w:rPr>
+          <w:b w:val="0"/>
+        </w:rPr>
+        <w:t>Reference example, not the only acceptable wording: Teacher explanation: A reproducible environment record links code, data, configuration and runtime dependencies to results. A seed alone is insufficient.</w:t>
       </w:r>
     </w:p>
     <w:p>
-      <w:r>
-        <w:t>Without opening the old lesson, explain one key idea from Pilot experiments. Give an example and a mistake that the idea helps you avoid.</w:t>
+      <w:pPr>
+        <w:spacing w:line="336" w:lineRule="auto" w:after="180"/>
+      </w:pPr>
+      <w:r>
+        <w:rPr>
+          <w:b w:val="0"/>
+        </w:rPr>
+        <w:t xml:space="preserve">Record exact data IDs/splits, code version, dependency versions, parameters, randomness policy and raw </w:t>
+      </w:r>
+      <w:r>
+        <w:rPr>
+          <w:b/>
+        </w:rPr>
+        <w:t>output</w:t>
+      </w:r>
+      <w:r>
+        <w:rPr>
+          <w:b w:val="0"/>
+        </w:rPr>
+        <w:t>s. Verify hashes for integrity without treating them as correctness proofs.</w:t>
       </w:r>
     </w:p>
     <w:p>
-      <w:r>
-        <w:t>Look for: Explain the mechanism and terminology of pilot experiments</w:t>
+      <w:pPr>
+        <w:pStyle w:val="Heading3"/>
+      </w:pPr>
+      <w:r>
+        <w:t>Pilot experiments</w:t>
       </w:r>
     </w:p>
     <w:p>
-      <w:r>
-        <w:t>Reference example, not the only acceptable wording: Teacher explanation: A pilot checks feasibility, measurement and failure handling before the primary study. Pilot results used for revision are development evidence. Run a small fixture set to test data capture, timing boundaries, rubric and analysis code. Fix defects and freeze the revised plan before new primary cases.</w:t>
+      <w:pPr>
+        <w:spacing w:line="336" w:lineRule="auto" w:after="180"/>
+      </w:pPr>
+      <w:r>
+        <w:rPr>
+          <w:b w:val="0"/>
+        </w:rPr>
+        <w:t>Without opening the old lesson, explain one key idea from Pilot experiments. Give an example and a mistake that the idea helps you avoid.</w:t>
       </w:r>
     </w:p>
     <w:p>
       <w:pPr>
-        <w:pStyle w:val="Heading3"/>
-      </w:pPr>
-      <w:r>
-        <w:t>Research ethics and consent</w:t>
+        <w:spacing w:line="336" w:lineRule="auto" w:after="180"/>
+      </w:pPr>
+      <w:r>
+        <w:rPr>
+          <w:b w:val="0"/>
+        </w:rPr>
+        <w:t xml:space="preserve">Look for: Explain the </w:t>
+      </w:r>
+      <w:r>
+        <w:rPr>
+          <w:b/>
+        </w:rPr>
+        <w:t>mechanism</w:t>
+      </w:r>
+      <w:r>
+        <w:rPr>
+          <w:b w:val="0"/>
+        </w:rPr>
+        <w:t xml:space="preserve"> and terminology of pilot experiments</w:t>
       </w:r>
     </w:p>
     <w:p>
-      <w:r>
-        <w:t>Without opening the old lesson, explain one key idea from Research ethics and consent. Give an example and a mistake that the idea helps you avoid.</w:t>
+      <w:pPr>
+        <w:spacing w:line="336" w:lineRule="auto" w:after="180"/>
+      </w:pPr>
+      <w:r>
+        <w:rPr>
+          <w:b w:val="0"/>
+        </w:rPr>
+        <w:t xml:space="preserve">Reference example, not the only acceptable wording: Teacher explanation: A pilot checks feasibility, measurement and failure handling before the primary study. Pilot results used for revision are development </w:t>
+      </w:r>
+      <w:r>
+        <w:rPr>
+          <w:b/>
+        </w:rPr>
+        <w:t>evidence</w:t>
+      </w:r>
+      <w:r>
+        <w:rPr>
+          <w:b w:val="0"/>
+        </w:rPr>
+        <w:t>.</w:t>
       </w:r>
     </w:p>
     <w:p>
-      <w:r>
-        <w:t>Look for: Explain the mechanism and terminology of research ethics and consent</w:t>
+      <w:pPr>
+        <w:spacing w:line="336" w:lineRule="auto" w:after="180"/>
+      </w:pPr>
+      <w:r>
+        <w:rPr>
+          <w:b w:val="0"/>
+        </w:rPr>
+        <w:t>Run a small fixture set to test data capture, timing boundaries, rubric and analysis code. Fix defects and freeze the revised plan before new primary cases.</w:t>
       </w:r>
     </w:p>
     <w:p>
-      <w:r>
-        <w:t>Reference example, not the only acceptable wording: Teacher explanation: Research ethics considers purpose, burden, voluntary participation and consequences. Approval to teach does not automatically authorise a research data collection. Use fictional records for this course. For the supplied classroom policy, a real study needs responsible review, plain-language purpose, opt-in consent and withdrawal handling before collection. Do not implement real recruitment in this exercise.</w:t>
+      <w:pPr>
+        <w:pStyle w:val="Heading3"/>
+      </w:pPr>
+      <w:r>
+        <w:t>Research ethics and consent</w:t>
       </w:r>
     </w:p>
     <w:p>
-      <w:r>
-        <w:t>Two 45-minute sessions. The primary experiment follows the frozen plan and captures every eligible outcome. Unexpected failures are recorded rather than silently retried away. Use the supplied constructed scenarios to make the mechanism inspectable. Collect W4 before sharing solutions. Students should name intermediate evidence and limitations; classroom pacing and learning effectiveness remain unvalidated.</w:t>
+      <w:pPr>
+        <w:spacing w:line="336" w:lineRule="auto" w:after="180"/>
+      </w:pPr>
+      <w:r>
+        <w:rPr>
+          <w:b w:val="0"/>
+        </w:rPr>
+        <w:t>Without opening the old lesson, explain one key idea from Research ethics and consent. Give an example and a mistake that the idea helps you avoid.</w:t>
       </w:r>
     </w:p>
     <w:p>
       <w:pPr>
-        <w:pStyle w:val="Heading3"/>
-      </w:pPr>
-      <w:r>
-        <w:t>Outcomes</w:t>
+        <w:spacing w:line="336" w:lineRule="auto" w:after="180"/>
+      </w:pPr>
+      <w:r>
+        <w:rPr>
+          <w:b w:val="0"/>
+        </w:rPr>
+        <w:t xml:space="preserve">Look for: Explain the </w:t>
+      </w:r>
+      <w:r>
+        <w:rPr>
+          <w:b/>
+        </w:rPr>
+        <w:t>mechanism</w:t>
+      </w:r>
+      <w:r>
+        <w:rPr>
+          <w:b w:val="0"/>
+        </w:rPr>
+        <w:t xml:space="preserve"> and terminology of research ethics and consent</w:t>
       </w:r>
     </w:p>
     <w:p>
-      <w:r>
-        <w:t>Explain the mechanism and terminology of running the primary experiment</w:t>
+      <w:pPr>
+        <w:spacing w:line="336" w:lineRule="auto" w:after="180"/>
+      </w:pPr>
+      <w:r>
+        <w:rPr>
+          <w:b w:val="0"/>
+        </w:rPr>
+        <w:t>Reference example, not the only acceptable wording: Teacher explanation: Research ethics considers purpose, burden, voluntary participation and consequences.</w:t>
       </w:r>
     </w:p>
     <w:p>
-      <w:r>
-        <w:t>Apply the stated procedure to a new case with a traceable result</w:t>
+      <w:pPr>
+        <w:spacing w:line="336" w:lineRule="auto" w:after="180"/>
+      </w:pPr>
+      <w:r>
+        <w:rPr>
+          <w:b w:val="0"/>
+        </w:rPr>
+        <w:t>Approval to teach does not automatically authorise a research data collection. Use fictional records for this course.</w:t>
       </w:r>
     </w:p>
     <w:p>
-      <w:r>
-        <w:t>Identify an assumption or limitation and design a revealing follow-up</w:t>
+      <w:pPr>
+        <w:spacing w:line="336" w:lineRule="auto" w:after="180"/>
+      </w:pPr>
+      <w:r>
+        <w:rPr>
+          <w:b w:val="0"/>
+        </w:rPr>
+        <w:t>For the supplied classroom policy, a real study needs responsible review, plain-language purpose, opt-in consent and withdrawal handling before collection. Do not implement real recruitment in this exercise.</w:t>
       </w:r>
     </w:p>
     <w:p>
       <w:pPr>
-        <w:pStyle w:val="Heading3"/>
-      </w:pPr>
-      <w:r>
-        <w:t>Preparation</w:t>
+        <w:spacing w:line="336" w:lineRule="auto" w:after="180"/>
+      </w:pPr>
+      <w:r>
+        <w:rPr>
+          <w:b w:val="0"/>
+        </w:rPr>
+        <w:t>Two 45-minute sessions. The primary experiment follows the frozen plan and captures every eligible outcome. Unexpected failures are recorded rather than silently retried away.</w:t>
       </w:r>
     </w:p>
     <w:p>
-      <w:r>
-        <w:t>Lesson and workbook; paper and pencil</w:t>
+      <w:pPr>
+        <w:spacing w:line="336" w:lineRule="auto" w:after="180"/>
+      </w:pPr>
+      <w:r>
+        <w:rPr>
+          <w:b w:val="0"/>
+        </w:rPr>
+        <w:t xml:space="preserve">Use the supplied constructed scenarios to make the </w:t>
+      </w:r>
+      <w:r>
+        <w:rPr>
+          <w:b/>
+        </w:rPr>
+        <w:t>mechanism</w:t>
+      </w:r>
+      <w:r>
+        <w:rPr>
+          <w:b w:val="0"/>
+        </w:rPr>
+        <w:t xml:space="preserve"> inspectable. Collect W4 before sharing solutions.</w:t>
       </w:r>
     </w:p>
     <w:p>
-      <w:r>
-        <w:t>Calculator and optional local Python 3 for arithmetic; no live API or private data</w:t>
+      <w:pPr>
+        <w:spacing w:line="336" w:lineRule="auto" w:after="180"/>
+      </w:pPr>
+      <w:r>
+        <w:rPr>
+          <w:b w:val="0"/>
+        </w:rPr>
+        <w:t xml:space="preserve">Students should name intermediate </w:t>
+      </w:r>
+      <w:r>
+        <w:rPr>
+          <w:b/>
+        </w:rPr>
+        <w:t>evidence</w:t>
+      </w:r>
+      <w:r>
+        <w:rPr>
+          <w:b w:val="0"/>
+        </w:rPr>
+        <w:t xml:space="preserve"> and limitations; classroom pacing and learning effectiveness remain unvalidated.</w:t>
       </w:r>
     </w:p>
     <w:p>
-      <w:r>
-        <w:t>Prepare the fresh retry separately and withhold its solution until after collection</w:t>
+      <w:pPr>
+        <w:pStyle w:val="Heading3"/>
+      </w:pPr>
+      <w:r>
+        <w:t>Outcomes</w:t>
       </w:r>
     </w:p>
     <w:p>
       <w:pPr>
-        <w:pStyle w:val="Heading3"/>
-      </w:pPr>
-      <w:r>
-        <w:t>Prerequisite answer</w:t>
+        <w:spacing w:line="336" w:lineRule="auto" w:after="180"/>
+      </w:pPr>
+      <w:r>
+        <w:rPr>
+          <w:b w:val="0"/>
+        </w:rPr>
+        <w:t xml:space="preserve">Explain the </w:t>
+      </w:r>
+      <w:r>
+        <w:rPr>
+          <w:b/>
+        </w:rPr>
+        <w:t>mechanism</w:t>
+      </w:r>
+      <w:r>
+        <w:rPr>
+          <w:b w:val="0"/>
+        </w:rPr>
+        <w:t xml:space="preserve"> and terminology of running the primary experiment</w:t>
       </w:r>
     </w:p>
     <w:p>
-      <w:r>
-        <w:t>A result depends on the inputs, procedure and conditions that produced it. Preserve data roles and distinguish observed outcomes from predictions or unmeasured conditions. If the prior concept cannot be explained, use a short retrieval activity before this chapter.</w:t>
+      <w:pPr>
+        <w:spacing w:line="336" w:lineRule="auto" w:after="180"/>
+      </w:pPr>
+      <w:r>
+        <w:rPr>
+          <w:b w:val="0"/>
+        </w:rPr>
+        <w:t>Apply the stated procedure to a new case with a traceable result</w:t>
       </w:r>
     </w:p>
     <w:p>
       <w:pPr>
-        <w:pStyle w:val="Heading3"/>
-      </w:pPr>
-      <w:r>
-        <w:t>End goal for the pictorial case</w:t>
+        <w:spacing w:line="336" w:lineRule="auto" w:after="180"/>
+      </w:pPr>
+      <w:r>
+        <w:rPr>
+          <w:b w:val="0"/>
+        </w:rPr>
+        <w:t>Identify an assumption or limitation and design a revealing follow-up</w:t>
       </w:r>
     </w:p>
     <w:p>
-      <w:r>
-        <w:t>Explain running the primary experiment using the records and boundaries of this fictional investigation.</w:t>
+      <w:pPr>
+        <w:pStyle w:val="Heading3"/>
+      </w:pPr>
+      <w:r>
+        <w:t>Preparation</w:t>
       </w:r>
     </w:p>
     <w:p>
-      <w:r>
-        <w:t>This added worked case illustrates the week’s main idea. Retain all original and connected topics; schedule its practice within the teaching cycle.</w:t>
+      <w:pPr>
+        <w:spacing w:line="336" w:lineRule="auto" w:after="180"/>
+      </w:pPr>
+      <w:r>
+        <w:rPr>
+          <w:b w:val="0"/>
+        </w:rPr>
+        <w:t>Lesson and workbook; paper and pencil</w:t>
       </w:r>
     </w:p>
     <w:p>
       <w:pPr>
-        <w:pStyle w:val="Heading1"/>
-      </w:pPr>
-      <w:r>
-        <w:t>02. Explain and model the mechanism</w:t>
+        <w:spacing w:line="336" w:lineRule="auto" w:after="180"/>
+      </w:pPr>
+      <w:r>
+        <w:rPr>
+          <w:b w:val="0"/>
+        </w:rPr>
+        <w:t>Calculator and optional local Python 3 for arithmetic; no live API or private data</w:t>
       </w:r>
     </w:p>
     <w:p>
-      <w:r>
-        <w:t>The primary experiment follows the frozen plan and captures every eligible outcome. Unexpected failures are recorded rather than silently retried away.</w:t>
+      <w:pPr>
+        <w:spacing w:line="336" w:lineRule="auto" w:after="180"/>
+      </w:pPr>
+      <w:r>
+        <w:rPr>
+          <w:b w:val="0"/>
+        </w:rPr>
+        <w:t>Prepare the fresh retry separately and withhold its solution until after collection</w:t>
       </w:r>
     </w:p>
     <w:p>
-      <w:r>
-        <w:t>Begin by writing the question the procedure is intended to answer. Identify the information already supplied, the information it will produce and the information still missing. These are constructed classroom examples; they do not require live accounts, private records or an external service. Do not treat a plausible explanation as a measured outcome.</w:t>
+      <w:pPr>
+        <w:pStyle w:val="Heading3"/>
+      </w:pPr>
+      <w:r>
+        <w:t>Prerequisite answer</w:t>
       </w:r>
     </w:p>
     <w:p>
-      <w:r>
-        <w:t>Run declared cases, store raw paired results and deviations, and keep primary analysis separate from exploratory repairs. Stop or escalate only according to the stated rule.</w:t>
+      <w:pPr>
+        <w:spacing w:line="336" w:lineRule="auto" w:after="180"/>
+      </w:pPr>
+      <w:r>
+        <w:rPr>
+          <w:b w:val="0"/>
+        </w:rPr>
+        <w:t xml:space="preserve">A result depends on the </w:t>
+      </w:r>
+      <w:r>
+        <w:rPr>
+          <w:b/>
+        </w:rPr>
+        <w:t>input</w:t>
+      </w:r>
+      <w:r>
+        <w:rPr>
+          <w:b w:val="0"/>
+        </w:rPr>
+        <w:t xml:space="preserve">s, procedure and conditions that produced it. Preserve data roles and distinguish observed outcomes from </w:t>
+      </w:r>
+      <w:r>
+        <w:rPr>
+          <w:b/>
+        </w:rPr>
+        <w:t>prediction</w:t>
+      </w:r>
+      <w:r>
+        <w:rPr>
+          <w:b w:val="0"/>
+        </w:rPr>
+        <w:t>s or unmeasured conditions.</w:t>
       </w:r>
     </w:p>
     <w:p>
-      <w:r>
-        <w:t>Before applying the procedure, write its units, denominator or decision boundary where relevant. A partner should be able to repeat each step using the same inputs. If a required input is absent or violates the stated contract, record that condition explicitly instead of quietly replacing it with a convenient value.</w:t>
+      <w:pPr>
+        <w:spacing w:line="336" w:lineRule="auto" w:after="180"/>
+      </w:pPr>
+      <w:r>
+        <w:rPr>
+          <w:b w:val="0"/>
+        </w:rPr>
+        <w:t>If the prior concept cannot be explained, use a short retrieval activity before this chapter.</w:t>
+      </w:r>
+    </w:p>
+    <w:p>
+      <w:pPr>
+        <w:pStyle w:val="Heading3"/>
+      </w:pPr>
+      <w:r>
+        <w:t>End goal for the pictorial case</w:t>
+      </w:r>
+    </w:p>
+    <w:p>
+      <w:pPr>
+        <w:spacing w:line="336" w:lineRule="auto" w:after="180"/>
+      </w:pPr>
+      <w:r>
+        <w:rPr>
+          <w:b w:val="0"/>
+        </w:rPr>
+        <w:t>Explain running the primary experiment using the records and boundaries of this fictional investigation.</w:t>
+      </w:r>
+    </w:p>
+    <w:p>
+      <w:pPr>
+        <w:spacing w:line="336" w:lineRule="auto" w:after="180"/>
+      </w:pPr>
+      <w:r>
+        <w:rPr>
+          <w:b w:val="0"/>
+        </w:rPr>
+        <w:t>This added worked case illustrates the week’s main idea. Retain all original and connected topics; schedule its practice within the teaching cycle.</w:t>
+      </w:r>
+    </w:p>
+    <w:p>
+      <w:pPr>
+        <w:pStyle w:val="Heading1"/>
+      </w:pPr>
+      <w:r>
+        <w:t>02. Explain and model the mechanism</w:t>
+      </w:r>
+    </w:p>
+    <w:p>
+      <w:r>
+        <w:t>Model Running the primary experiment using the supplied case, labelled mechanism and reasoning. Make the scope of each conclusion explicit.</w:t>
+      </w:r>
+    </w:p>
+    <w:p>
+      <w:pPr>
+        <w:spacing w:line="336" w:lineRule="auto" w:after="180"/>
+      </w:pPr>
+      <w:r>
+        <w:rPr>
+          <w:b w:val="0"/>
+        </w:rPr>
+        <w:t>The primary experiment follows the frozen plan and captures every eligible outcome. Unexpected failures are recorded rather than silently retried away.</w:t>
+      </w:r>
+    </w:p>
+    <w:p>
+      <w:pPr>
+        <w:pStyle w:val="Heading3"/>
+      </w:pPr>
+      <w:r>
+        <w:t>Explain Running the primary experiment · 1</w:t>
+      </w:r>
+    </w:p>
+    <w:p>
+      <w:pPr>
+        <w:spacing w:line="336" w:lineRule="auto" w:after="180"/>
+      </w:pPr>
+      <w:r>
+        <w:rPr>
+          <w:b w:val="0"/>
+        </w:rPr>
+        <w:t>Begin by writing the question the procedure is intended to answer. Identify the information already supplied, the information it will produce and the information still missing.</w:t>
+      </w:r>
+    </w:p>
+    <w:p>
+      <w:pPr>
+        <w:spacing w:line="336" w:lineRule="auto" w:after="180"/>
+      </w:pPr>
+      <w:r>
+        <w:rPr>
+          <w:b w:val="0"/>
+        </w:rPr>
+        <w:t>These are constructed classroom examples; they do not require live accounts, private records or an external service. Do not treat a plausible explanation as a measured outcome.</w:t>
+      </w:r>
+    </w:p>
+    <w:p>
+      <w:pPr>
+        <w:spacing w:line="336" w:lineRule="auto" w:after="180"/>
+      </w:pPr>
+      <w:r>
+        <w:rPr>
+          <w:b w:val="0"/>
+        </w:rPr>
+        <w:t>Run declared cases, store raw paired results and deviations, and keep primary analysis separate from exploratory repairs. Stop or escalate only according to the stated rule.</w:t>
+      </w:r>
+    </w:p>
+    <w:p>
+      <w:pPr>
+        <w:pStyle w:val="Heading3"/>
+      </w:pPr>
+      <w:r>
+        <w:t>Explain Running the primary experiment · 2</w:t>
+      </w:r>
+    </w:p>
+    <w:p>
+      <w:pPr>
+        <w:spacing w:line="336" w:lineRule="auto" w:after="180"/>
+      </w:pPr>
+      <w:r>
+        <w:rPr>
+          <w:b w:val="0"/>
+        </w:rPr>
+        <w:t xml:space="preserve">Before applying the procedure, write its units, denominator or decision boundary where relevant. A partner should be able to repeat each step using the same </w:t>
+      </w:r>
+      <w:r>
+        <w:rPr>
+          <w:b/>
+        </w:rPr>
+        <w:t>input</w:t>
+      </w:r>
+      <w:r>
+        <w:rPr>
+          <w:b w:val="0"/>
+        </w:rPr>
+        <w:t>s.</w:t>
+      </w:r>
+    </w:p>
+    <w:p>
+      <w:pPr>
+        <w:spacing w:line="336" w:lineRule="auto" w:after="180"/>
+      </w:pPr>
+      <w:r>
+        <w:rPr>
+          <w:b w:val="0"/>
+        </w:rPr>
+        <w:t xml:space="preserve">If a required </w:t>
+      </w:r>
+      <w:r>
+        <w:rPr>
+          <w:b/>
+        </w:rPr>
+        <w:t>input</w:t>
+      </w:r>
+      <w:r>
+        <w:rPr>
+          <w:b w:val="0"/>
+        </w:rPr>
+        <w:t xml:space="preserve"> is absent or violates the stated contract, record that condition explicitly instead of quietly replacing it with a convenient value.</w:t>
       </w:r>
     </w:p>
     <w:tbl>
@@ -571,36 +1025,187 @@
       </w:r>
     </w:p>
     <w:p>
-      <w:r>
-        <w:t>Guided: 16/18≈88.889% completed pass; coverage18/20=90%; two unassessed remain. No20/20 assessment claim. Qualification: Following the plan and reporting deviations are required even when results contradict the hypothesis. Exit: accept a concrete variation with its predicted outcome and a stated condition that would challenge the mechanism; reject a claim resting on unmeasured evidence.</w:t>
+      <w:pPr>
+        <w:pStyle w:val="Heading3"/>
+      </w:pPr>
+      <w:r>
+        <w:t>Explain Running the primary experiment · 3</w:t>
       </w:r>
     </w:p>
     <w:p>
       <w:pPr>
-        <w:pStyle w:val="Heading3"/>
-      </w:pPr>
-      <w:r>
-        <w:t>Model the reasoning aloud</w:t>
+        <w:spacing w:line="336" w:lineRule="auto" w:after="180"/>
+      </w:pPr>
+      <w:r>
+        <w:rPr>
+          <w:b w:val="0"/>
+        </w:rPr>
+        <w:t>Guided: 16/18≈88.889% completed pass; coverage18/20=90%; two unassessed remain. No20/20 assessment claim. Qualification: Following the plan and reporting deviations are required even when results contradict the hypothesis.</w:t>
       </w:r>
     </w:p>
     <w:p>
-      <w:r>
-        <w:t>Use the complete worked example below before asking learners to complete W2. Reveal a small part, invite a prediction, then explain the deciding step. These teacher notes contain solutions; do not reveal the independent case answer during modelling.</w:t>
+      <w:pPr>
+        <w:spacing w:line="336" w:lineRule="auto" w:after="180"/>
+      </w:pPr>
+      <w:r>
+        <w:rPr>
+          <w:b w:val="0"/>
+        </w:rPr>
+        <w:t xml:space="preserve">Exit: accept a concrete variation with its predicted outcome and a stated condition that would challenge the </w:t>
+      </w:r>
+      <w:r>
+        <w:rPr>
+          <w:b/>
+        </w:rPr>
+        <w:t>mechanism</w:t>
+      </w:r>
+      <w:r>
+        <w:rPr>
+          <w:b w:val="0"/>
+        </w:rPr>
+        <w:t xml:space="preserve">; reject a claim resting on unmeasured </w:t>
+      </w:r>
+      <w:r>
+        <w:rPr>
+          <w:b/>
+        </w:rPr>
+        <w:t>evidence</w:t>
+      </w:r>
+      <w:r>
+        <w:rPr>
+          <w:b w:val="0"/>
+        </w:rPr>
+        <w:t>.</w:t>
       </w:r>
     </w:p>
     <w:p>
-      <w:r>
-        <w:t>Twenty eligible cases:16 pass, 2 fail, 2 unassessed after outage. Plan reports completed rate plus coverage.</w:t>
+      <w:pPr>
+        <w:pStyle w:val="Heading3"/>
+      </w:pPr>
+      <w:r>
+        <w:t>Model the reasoning aloud</w:t>
       </w:r>
     </w:p>
     <w:p>
-      <w:r>
-        <w:t>16/18≈88.889% completed pass; coverage18/20=90%; two unassessed remain. No20/20 assessment claim.</w:t>
+      <w:pPr>
+        <w:spacing w:line="336" w:lineRule="auto" w:after="180"/>
+      </w:pPr>
+      <w:r>
+        <w:rPr>
+          <w:b w:val="0"/>
+        </w:rPr>
+        <w:t xml:space="preserve">Use the complete worked example below before asking learners to complete W2. Reveal a small part, invite a </w:t>
+      </w:r>
+      <w:r>
+        <w:rPr>
+          <w:b/>
+        </w:rPr>
+        <w:t>prediction</w:t>
+      </w:r>
+      <w:r>
+        <w:rPr>
+          <w:b w:val="0"/>
+        </w:rPr>
+        <w:t>, then explain the deciding step.</w:t>
       </w:r>
     </w:p>
     <w:p>
-      <w:r>
-        <w:t>Compare the intermediate evidence with the final statement. Explain why each number or decision follows from the stated inputs. The conclusion belongs to this scenario and procedure; changing the inputs, evaluation population or authority can change what it establishes. Retain the raw record so a later revision can be compared honestly.</w:t>
+      <w:pPr>
+        <w:spacing w:line="336" w:lineRule="auto" w:after="180"/>
+      </w:pPr>
+      <w:r>
+        <w:rPr>
+          <w:b w:val="0"/>
+        </w:rPr>
+        <w:t>These teacher notes contain solutions; do not reveal the independent case answer during modelling.</w:t>
+      </w:r>
+    </w:p>
+    <w:p>
+      <w:pPr>
+        <w:spacing w:line="336" w:lineRule="auto" w:after="180"/>
+      </w:pPr>
+      <w:r>
+        <w:rPr>
+          <w:b w:val="0"/>
+        </w:rPr>
+        <w:t>Twenty eligible cases:16 pass, 2 fail, 2 unassessed after outage. Plan reports completed rate plus coverage.</w:t>
+      </w:r>
+    </w:p>
+    <w:p>
+      <w:pPr>
+        <w:spacing w:line="336" w:lineRule="auto" w:after="180"/>
+      </w:pPr>
+      <w:r>
+        <w:rPr>
+          <w:b w:val="0"/>
+        </w:rPr>
+        <w:t>16/18≈88.889% completed pass; coverage18/20=90%; two unassessed remain. No20/20 assessment claim.</w:t>
+      </w:r>
+    </w:p>
+    <w:p>
+      <w:pPr>
+        <w:pStyle w:val="Heading3"/>
+      </w:pPr>
+      <w:r>
+        <w:t>Model the reasoning aloud · 4</w:t>
+      </w:r>
+    </w:p>
+    <w:p>
+      <w:pPr>
+        <w:spacing w:line="336" w:lineRule="auto" w:after="180"/>
+      </w:pPr>
+      <w:r>
+        <w:rPr>
+          <w:b w:val="0"/>
+        </w:rPr>
+        <w:t xml:space="preserve">Compare the intermediate </w:t>
+      </w:r>
+      <w:r>
+        <w:rPr>
+          <w:b/>
+        </w:rPr>
+        <w:t>evidence</w:t>
+      </w:r>
+      <w:r>
+        <w:rPr>
+          <w:b w:val="0"/>
+        </w:rPr>
+        <w:t xml:space="preserve"> with the final statement. Explain why each number or decision follows from the stated </w:t>
+      </w:r>
+      <w:r>
+        <w:rPr>
+          <w:b/>
+        </w:rPr>
+        <w:t>input</w:t>
+      </w:r>
+      <w:r>
+        <w:rPr>
+          <w:b w:val="0"/>
+        </w:rPr>
+        <w:t>s.</w:t>
+      </w:r>
+    </w:p>
+    <w:p>
+      <w:pPr>
+        <w:spacing w:line="336" w:lineRule="auto" w:after="180"/>
+      </w:pPr>
+      <w:r>
+        <w:rPr>
+          <w:b w:val="0"/>
+        </w:rPr>
+        <w:t xml:space="preserve">The conclusion belongs to this scenario and procedure; changing the </w:t>
+      </w:r>
+      <w:r>
+        <w:rPr>
+          <w:b/>
+        </w:rPr>
+        <w:t>input</w:t>
+      </w:r>
+      <w:r>
+        <w:rPr>
+          <w:b w:val="0"/>
+        </w:rPr>
+        <w:t>s, evaluation population or authority can change what it establishes. Retain the raw record so a later revision can be compared honestly.</w:t>
       </w:r>
     </w:p>
     <w:tbl>
@@ -706,7 +1311,13 @@
       </w:tr>
     </w:tbl>
     <w:p>
-      <w:r>
+      <w:pPr>
+        <w:spacing w:line="336" w:lineRule="auto" w:after="180"/>
+      </w:pPr>
+      <w:r>
+        <w:rPr>
+          <w:b w:val="0"/>
+        </w:rPr>
         <w:t>Use the diagram and verbal explanation together. Ask learners to match a sentence to a specific visual step; do not assign learners fixed visual or auditory learning styles.</w:t>
       </w:r>
     </w:p>
@@ -719,8 +1330,26 @@
       </w:r>
     </w:p>
     <w:p>
-      <w:r>
-        <w:t>Run the frozen experiment. A research team freezes versions A and B, labels and scoring before a six-case primary run.</w:t>
+      <w:pPr>
+        <w:spacing w:line="336" w:lineRule="auto" w:after="180"/>
+      </w:pPr>
+      <w:r>
+        <w:rPr>
+          <w:b w:val="0"/>
+        </w:rPr>
+        <w:t xml:space="preserve">Run the frozen experiment. A research team freezes versions A and B, labels and scoring before a six-case </w:t>
+      </w:r>
+      <w:r>
+        <w:rPr>
+          <w:b/>
+        </w:rPr>
+        <w:t>primary run</w:t>
+      </w:r>
+      <w:r>
+        <w:rPr>
+          <w:b w:val="0"/>
+        </w:rPr>
+        <w:t>.</w:t>
       </w:r>
     </w:p>
     <w:p>
@@ -732,7 +1361,22 @@
       </w:r>
     </w:p>
     <w:p>
-      <w:r>
+      <w:pPr>
+        <w:pStyle w:val="Heading3"/>
+      </w:pPr>
+      <w:r>
+        <w:t>Supplied facts</w:t>
+      </w:r>
+    </w:p>
+    <w:p>
+      <w:pPr>
+        <w:spacing w:line="336" w:lineRule="auto" w:after="180"/>
+        <w:shd w:fill="F1F6FC"/>
+      </w:pPr>
+      <w:r>
+        <w:rPr>
+          <w:b w:val="0"/>
+        </w:rPr>
         <w:t>A scores [1,0,1,1,0,1]; B scores [1,1,1,0,1,1]. Both answer the same six cases. Binary entries mean 1=correct and 0=incorrect.</w:t>
       </w:r>
     </w:p>
@@ -932,21 +1576,31 @@
       </w:r>
     </w:p>
     <w:p>
-      <w:r>
-        <w:t>Running the primary experiment means following the declared protocol and retaining raw outcomes. Overall scores alone hide different failure patterns.</w:t>
+      <w:pPr>
+        <w:pStyle w:val="Heading3"/>
+      </w:pPr>
+      <w:r>
+        <w:t>Why the result follows</w:t>
       </w:r>
     </w:p>
     <w:p>
       <w:pPr>
-        <w:pStyle w:val="Heading3"/>
-      </w:pPr>
-      <w:r>
-        <w:t>What this example does not establish</w:t>
+        <w:spacing w:line="336" w:lineRule="auto" w:after="180"/>
+        <w:shd w:fill="F1F6FC"/>
+      </w:pPr>
+      <w:r>
+        <w:rPr>
+          <w:b w:val="0"/>
+        </w:rPr>
+        <w:t>Running the primary experiment means following the declared protocol and retaining raw outcomes. Overall scores alone hide different failure patterns.</w:t>
       </w:r>
     </w:p>
     <w:p>
-      <w:r>
-        <w:t>Six illustrative cases do not establish a population advantage or statistical significance.</w:t>
+      <w:pPr>
+        <w:pStyle w:val="Heading3"/>
+      </w:pPr>
+      <w:r>
+        <w:t>What this example does not establish</w:t>
       </w:r>
     </w:p>
     <w:p>
@@ -954,43 +1608,168 @@
         <w:pStyle w:val="Heading3"/>
       </w:pPr>
       <w:r>
-        <w:t>Change one thing in the pictured case</w:t>
+        <w:t>Keep the stated limit</w:t>
       </w:r>
     </w:p>
     <w:p>
-      <w:r>
-        <w:t>Change: Tune B after inspecting its case-four failure, then rescore the same set.</w:t>
+      <w:pPr>
+        <w:spacing w:line="336" w:lineRule="auto" w:after="180"/>
+        <w:shd w:fill="FFF5E6"/>
+      </w:pPr>
+      <w:r>
+        <w:rPr>
+          <w:b w:val="0"/>
+        </w:rPr>
+        <w:t>Six illustrative cases do not establish a population advantage or statistical significance.</w:t>
       </w:r>
     </w:p>
     <w:p>
-      <w:r>
-        <w:t>Prediction: Label the rerun as development on exposed cases, not untouched primary evaluation.</w:t>
+      <w:pPr>
+        <w:pStyle w:val="Heading3"/>
+      </w:pPr>
+      <w:r>
+        <w:t>Change one thing in the pictured case</w:t>
       </w:r>
     </w:p>
     <w:p>
-      <w:r>
-        <w:t>Reason: The evaluation outcomes have now influenced the version.</w:t>
+      <w:pPr>
+        <w:pStyle w:val="Heading3"/>
+      </w:pPr>
+      <w:r>
+        <w:t>Change one thing</w:t>
       </w:r>
     </w:p>
     <w:p>
       <w:pPr>
-        <w:pStyle w:val="Heading3"/>
-      </w:pPr>
-      <w:r>
-        <w:t>Ask while showing the picture</w:t>
+        <w:spacing w:line="336" w:lineRule="auto" w:after="180"/>
+        <w:shd w:fill="F5F1FB"/>
+      </w:pPr>
+      <w:r>
+        <w:rPr>
+          <w:b w:val="0"/>
+        </w:rPr>
+        <w:t>Change: Tune B after inspecting its case-four failure, then rescore the same set.</w:t>
       </w:r>
     </w:p>
     <w:p>
-      <w:r>
-        <w:t>Cover the result. Ask learners to name the inputs and predict the next step. Uncover one step, connect the icon to the actual procedure, and explain its evidence. Then change the supplied condition and compare. The picture is a representation; it does not document execution of a real AI model.</w:t>
+      <w:pPr>
+        <w:pStyle w:val="Heading3"/>
+      </w:pPr>
+      <w:r>
+        <w:t>Predicted result</w:t>
       </w:r>
     </w:p>
     <w:p>
       <w:pPr>
+        <w:spacing w:line="336" w:lineRule="auto" w:after="180"/>
+        <w:shd w:fill="F1F6FC"/>
+      </w:pPr>
+      <w:r>
+        <w:rPr>
+          <w:b/>
+        </w:rPr>
+        <w:t>Prediction</w:t>
+      </w:r>
+      <w:r>
+        <w:rPr>
+          <w:b w:val="0"/>
+        </w:rPr>
+        <w:t>: Label the rerun as development on exposed cases, not untouched primary evaluation.</w:t>
+      </w:r>
+    </w:p>
+    <w:p>
+      <w:pPr>
+        <w:pStyle w:val="Heading3"/>
+      </w:pPr>
+      <w:r>
+        <w:t>Why the result follows</w:t>
+      </w:r>
+    </w:p>
+    <w:p>
+      <w:pPr>
+        <w:spacing w:line="336" w:lineRule="auto" w:after="180"/>
+        <w:shd w:fill="F1F6FC"/>
+      </w:pPr>
+      <w:r>
+        <w:rPr>
+          <w:b w:val="0"/>
+        </w:rPr>
+        <w:t>Reason: The evaluation outcomes have now influenced the version.</w:t>
+      </w:r>
+    </w:p>
+    <w:p>
+      <w:pPr>
+        <w:pStyle w:val="Heading3"/>
+      </w:pPr>
+      <w:r>
+        <w:t>Ask while showing the picture</w:t>
+      </w:r>
+    </w:p>
+    <w:p>
+      <w:pPr>
+        <w:pStyle w:val="Heading3"/>
+      </w:pPr>
+      <w:r>
+        <w:t>Ask while showing the picture · 5</w:t>
+      </w:r>
+    </w:p>
+    <w:p>
+      <w:pPr>
+        <w:spacing w:line="336" w:lineRule="auto" w:after="180"/>
+      </w:pPr>
+      <w:r>
+        <w:rPr>
+          <w:b w:val="0"/>
+        </w:rPr>
+        <w:t xml:space="preserve">Cover the result. Ask learners to name the </w:t>
+      </w:r>
+      <w:r>
+        <w:rPr>
+          <w:b/>
+        </w:rPr>
+        <w:t>input</w:t>
+      </w:r>
+      <w:r>
+        <w:rPr>
+          <w:b w:val="0"/>
+        </w:rPr>
+        <w:t xml:space="preserve">s and predict the next step. Uncover one step, connect the icon to the actual procedure, and explain its </w:t>
+      </w:r>
+      <w:r>
+        <w:rPr>
+          <w:b/>
+        </w:rPr>
+        <w:t>evidence</w:t>
+      </w:r>
+      <w:r>
+        <w:rPr>
+          <w:b w:val="0"/>
+        </w:rPr>
+        <w:t>. Then change the supplied condition and compare.</w:t>
+      </w:r>
+    </w:p>
+    <w:p>
+      <w:pPr>
+        <w:spacing w:line="336" w:lineRule="auto" w:after="180"/>
+      </w:pPr>
+      <w:r>
+        <w:rPr>
+          <w:b w:val="0"/>
+        </w:rPr>
+        <w:t>The picture is a representation; it does not document execution of a real AI model.</w:t>
+      </w:r>
+    </w:p>
+    <w:p>
+      <w:pPr>
         <w:pStyle w:val="Heading1"/>
       </w:pPr>
       <w:r>
         <w:t>03. Demonstrate and guide practice</w:t>
+      </w:r>
+    </w:p>
+    <w:p>
+      <w:r>
+        <w:t>Demonstrate Running the primary experiment, reduce support deliberately and check individual reasoning before discussing answers.</w:t>
       </w:r>
     </w:p>
     <w:tbl>
@@ -1206,36 +1985,100 @@
       </w:tr>
     </w:tbl>
     <w:p>
-      <w:r>
-        <w:t>Use the worked example in Sections 3 and 6. Collect a prediction before revealing its result; ask the learner to point to each intermediate fact.</w:t>
+      <w:pPr>
+        <w:spacing w:line="336" w:lineRule="auto" w:after="180"/>
+      </w:pPr>
+      <w:r>
+        <w:rPr>
+          <w:b w:val="0"/>
+        </w:rPr>
+        <w:t xml:space="preserve">Use the worked example in Sections 3 and 6. Collect a </w:t>
+      </w:r>
+      <w:r>
+        <w:rPr>
+          <w:b/>
+        </w:rPr>
+        <w:t>prediction</w:t>
+      </w:r>
+      <w:r>
+        <w:rPr>
+          <w:b w:val="0"/>
+        </w:rPr>
+        <w:t xml:space="preserve"> before revealing its result; ask the learner to point to each intermediate fact.</w:t>
       </w:r>
     </w:p>
     <w:p>
-      <w:r>
-        <w:t>Provide an input/procedure/result/limit frame and a calculator when needed. Ask students to identify the first step before completing the whole trace. Extension: compare two concrete variants of this mechanism while holding unrelated conditions fixed; report both successful and unsuccessful outcomes.</w:t>
+      <w:pPr>
+        <w:spacing w:line="336" w:lineRule="auto" w:after="180"/>
+      </w:pPr>
+      <w:r>
+        <w:rPr>
+          <w:b w:val="0"/>
+        </w:rPr>
+        <w:t xml:space="preserve">Provide an </w:t>
+      </w:r>
+      <w:r>
+        <w:rPr>
+          <w:b/>
+        </w:rPr>
+        <w:t>input</w:t>
+      </w:r>
+      <w:r>
+        <w:rPr>
+          <w:b w:val="0"/>
+        </w:rPr>
+        <w:t>/procedure/result/limit frame and a calculator when needed. Ask students to identify the first step before completing the whole trace.</w:t>
       </w:r>
     </w:p>
     <w:p>
       <w:pPr>
-        <w:pStyle w:val="Heading3"/>
-      </w:pPr>
-      <w:r>
-        <w:t>Reduce help deliberately</w:t>
+        <w:spacing w:line="336" w:lineRule="auto" w:after="180"/>
+      </w:pPr>
+      <w:r>
+        <w:rPr>
+          <w:b w:val="0"/>
+        </w:rPr>
+        <w:t xml:space="preserve">Extension: compare two concrete variants of this </w:t>
+      </w:r>
+      <w:r>
+        <w:rPr>
+          <w:b/>
+        </w:rPr>
+        <w:t>mechanism</w:t>
+      </w:r>
+      <w:r>
+        <w:rPr>
+          <w:b w:val="0"/>
+        </w:rPr>
+        <w:t xml:space="preserve"> while holding unrelated conditions fixed; report both successful and unsuccessful outcomes.</w:t>
       </w:r>
     </w:p>
     <w:p>
-      <w:r>
-        <w:t>Completion task: Twenty eligible cases:16 pass, 2 fail, 2 unassessed after outage. Plan reports completed rate plus coverage. Show the intermediate steps and give the conclusion with its scope.</w:t>
+      <w:pPr>
+        <w:pStyle w:val="Heading3"/>
+      </w:pPr>
+      <w:r>
+        <w:t>Reduce help deliberately</w:t>
       </w:r>
     </w:p>
     <w:p>
-      <w:r>
-        <w:t>Teacher check: Teacher explanation: 16/18≈88.889% completed pass; coverage18/20=90%; two unassessed remain. No20/20 assessment claim.</w:t>
+      <w:pPr>
+        <w:pStyle w:val="Heading3"/>
+      </w:pPr>
+      <w:r>
+        <w:t>Completion practice</w:t>
       </w:r>
     </w:p>
     <w:p>
-      <w:r>
-        <w:t>Start by identifying the given inputs together. Leave the intermediate steps blank. If needed, model one step, then withdraw that help on the next step. Move to a full trace only when the partial trace is understood. For partners, alternate explainer and checker; collect a response from every learner before discussion.</w:t>
+      <w:pPr>
+        <w:spacing w:line="336" w:lineRule="auto" w:after="180"/>
+        <w:shd w:fill="F5F1FB"/>
+      </w:pPr>
+      <w:r>
+        <w:rPr>
+          <w:b w:val="0"/>
+        </w:rPr>
+        <w:t>Completion task: Twenty eligible cases:16 pass, 2 fail, 2 unassessed after outage. Plan reports completed rate plus coverage. Show the intermediate steps and give the conclusion with its scope.</w:t>
       </w:r>
     </w:p>
     <w:p>
@@ -1243,22 +2086,53 @@
         <w:pStyle w:val="Heading3"/>
       </w:pPr>
       <w:r>
-        <w:t>Individual reasoning check</w:t>
+        <w:t>Reasoning to listen for</w:t>
       </w:r>
     </w:p>
     <w:p>
-      <w:r>
-        <w:t>Use the worked case for Running the primary experiment. Proposed explanation: “The worked result establishes every future case”. Decide whether this explanation is supported. Point to the step or supplied fact that decides; explain your repair if needed.</w:t>
+      <w:pPr>
+        <w:spacing w:line="336" w:lineRule="auto" w:after="180"/>
+        <w:shd w:fill="F1F6FC"/>
+      </w:pPr>
+      <w:r>
+        <w:rPr>
+          <w:b w:val="0"/>
+        </w:rPr>
+        <w:t>Teacher check: Teacher explanation: 16/18≈88.889% completed pass; coverage18/20=90%; two unassessed remain. No20/20 assessment claim.</w:t>
       </w:r>
     </w:p>
     <w:p>
-      <w:r>
-        <w:t>Expected correction: Following the plan and reporting deviations are required even when results contradict the hypothesis.</w:t>
+      <w:pPr>
+        <w:spacing w:line="336" w:lineRule="auto" w:after="180"/>
+      </w:pPr>
+      <w:r>
+        <w:rPr>
+          <w:b w:val="0"/>
+        </w:rPr>
+        <w:t xml:space="preserve">Start by identifying the given </w:t>
+      </w:r>
+      <w:r>
+        <w:rPr>
+          <w:b/>
+        </w:rPr>
+        <w:t>input</w:t>
+      </w:r>
+      <w:r>
+        <w:rPr>
+          <w:b w:val="0"/>
+        </w:rPr>
+        <w:t>s together. Leave the intermediate steps blank. If needed, model one step, then withdraw that help on the next step. Move to a full trace only when the partial trace is understood.</w:t>
       </w:r>
     </w:p>
     <w:p>
-      <w:r>
-        <w:t>Collect explanations, not only yes/no votes. If a misunderstanding is common, re-model the relevant step for the class. If it affects a few learners, give a short targeted group explanation while others solve a more demanding variation.</w:t>
+      <w:pPr>
+        <w:spacing w:line="336" w:lineRule="auto" w:after="180"/>
+      </w:pPr>
+      <w:r>
+        <w:rPr>
+          <w:b w:val="0"/>
+        </w:rPr>
+        <w:t>For partners, alternate explainer and checker; collect a response from every learner before discussion.</w:t>
       </w:r>
     </w:p>
     <w:p>
@@ -1266,63 +2140,284 @@
         <w:pStyle w:val="Heading3"/>
       </w:pPr>
       <w:r>
-        <w:t>Pictorial practice question</w:t>
+        <w:t>Individual reasoning check</w:t>
       </w:r>
     </w:p>
     <w:p>
-      <w:r>
-        <w:t>Compute A’s and B’s six-case counts and identify the cases that favour each. How must a B revision tuned on case four be labelled when evaluated again on the same set?</w:t>
+      <w:pPr>
+        <w:spacing w:line="336" w:lineRule="auto" w:after="180"/>
+      </w:pPr>
+      <w:r>
+        <w:rPr>
+          <w:b w:val="0"/>
+        </w:rPr>
+        <w:t>Use the worked case for Running the primary experiment. Proposed explanation: “The worked result establishes every future case”. Decide whether this explanation is supported.</w:t>
       </w:r>
     </w:p>
     <w:p>
       <w:pPr>
-        <w:pStyle w:val="Heading3"/>
-      </w:pPr>
-      <w:r>
-        <w:t>Reasoned teacher answer</w:t>
+        <w:spacing w:line="336" w:lineRule="auto" w:after="180"/>
+      </w:pPr>
+      <w:r>
+        <w:rPr>
+          <w:b w:val="0"/>
+        </w:rPr>
+        <w:t>Point to the step or supplied fact that decides; explain your repair if needed.</w:t>
       </w:r>
     </w:p>
     <w:p>
-      <w:r>
-        <w:t>No case result may trigger tuning during this run. A totals 4/6; B totals 5/6. Cases two and five favour B; case four favours A. Changed case: Label the rerun as development on exposed cases, not untouched primary evaluation. The evaluation outcomes have now influenced the version.</w:t>
+      <w:pPr>
+        <w:pStyle w:val="Heading3"/>
+      </w:pPr>
+      <w:r>
+        <w:t>Expected repair</w:t>
       </w:r>
     </w:p>
     <w:p>
-      <w:r>
-        <w:t>Changed-case reasoning: Label the rerun as development on exposed cases, not untouched primary evaluation. The evaluation outcomes have now influenced the version.</w:t>
+      <w:pPr>
+        <w:spacing w:line="336" w:lineRule="auto" w:after="180"/>
+        <w:shd w:fill="F1F6FC"/>
+      </w:pPr>
+      <w:r>
+        <w:rPr>
+          <w:b w:val="0"/>
+        </w:rPr>
+        <w:t>Expected correction: Following the plan and reporting deviations are required even when results contradict the hypothesis.</w:t>
       </w:r>
     </w:p>
     <w:p>
-      <w:r>
-        <w:t>Collect each learner’s explanation before discussion. Use the first missing connection between input, deciding step and result to choose support. This question is worked-case practice, not fresh mastery evidence.</w:t>
+      <w:pPr>
+        <w:spacing w:line="336" w:lineRule="auto" w:after="180"/>
+      </w:pPr>
+      <w:r>
+        <w:rPr>
+          <w:b w:val="0"/>
+        </w:rPr>
+        <w:t>Collect explanations, not only yes/no votes. If a misunderstanding is common, re-model the relevant step for the class.</w:t>
       </w:r>
     </w:p>
     <w:p>
       <w:pPr>
-        <w:pStyle w:val="Heading1"/>
-      </w:pPr>
-      <w:r>
-        <w:t>04. Run the investigation and diagnose misconceptions</w:t>
+        <w:spacing w:line="336" w:lineRule="auto" w:after="180"/>
+      </w:pPr>
+      <w:r>
+        <w:rPr>
+          <w:b w:val="0"/>
+        </w:rPr>
+        <w:t>If it affects a few learners, give a short targeted group explanation while others solve a more demanding variation.</w:t>
       </w:r>
     </w:p>
     <w:p>
-      <w:r>
-        <w:t>The worked result establishes every future case: Following the plan and reporting deviations are required even when results contradict the hypothesis.</w:t>
+      <w:pPr>
+        <w:pStyle w:val="Heading3"/>
+      </w:pPr>
+      <w:r>
+        <w:t>Pictorial practice question</w:t>
       </w:r>
     </w:p>
     <w:p>
-      <w:r>
-        <w:t>A missing input may be replaced without recording the change: A replacement changes the evidence or contract. Record the change and its justification; do not silently turn unknown into a measured value.</w:t>
+      <w:pPr>
+        <w:spacing w:line="336" w:lineRule="auto" w:after="180"/>
+        <w:shd w:fill="F5F1FB"/>
+      </w:pPr>
+      <w:r>
+        <w:rPr>
+          <w:b w:val="0"/>
+        </w:rPr>
+        <w:t>Compute A’s and B’s six-case counts and identify the cases that favour each. How must a B revision tuned on case four be labelled when evaluated again on the same set?</w:t>
       </w:r>
     </w:p>
     <w:p>
-      <w:r>
-        <w:t>Repeating an assessed case is new independent evidence: A replay checks consistency. An example used for feedback or revision cannot later be described as untouched final evaluation.</w:t>
+      <w:pPr>
+        <w:pStyle w:val="Heading3"/>
+      </w:pPr>
+      <w:r>
+        <w:t>Reasoned teacher answer</w:t>
       </w:r>
     </w:p>
     <w:p>
-      <w:r>
-        <w:t>Use Section 9 for the evidence ledger. Add a boundary or missing-input case and record the expected response before checking. More successful repeats of one case do not establish wider coverage.</w:t>
+      <w:pPr>
+        <w:spacing w:line="336" w:lineRule="auto" w:after="180"/>
+      </w:pPr>
+      <w:r>
+        <w:rPr>
+          <w:b w:val="0"/>
+        </w:rPr>
+        <w:t>No case result may trigger tuning during this run. A totals 4/6; B totals 5/6. Cases two and five favour B; case four favours A. Changed case: Label the rerun as development on exposed cases, not untouched primary evaluation.</w:t>
+      </w:r>
+    </w:p>
+    <w:p>
+      <w:pPr>
+        <w:spacing w:line="336" w:lineRule="auto" w:after="180"/>
+      </w:pPr>
+      <w:r>
+        <w:rPr>
+          <w:b w:val="0"/>
+        </w:rPr>
+        <w:t>The evaluation outcomes have now influenced the version.</w:t>
+      </w:r>
+    </w:p>
+    <w:p>
+      <w:pPr>
+        <w:spacing w:line="336" w:lineRule="auto" w:after="180"/>
+      </w:pPr>
+      <w:r>
+        <w:rPr>
+          <w:b w:val="0"/>
+        </w:rPr>
+        <w:t>Changed-case reasoning: Label the rerun as development on exposed cases, not untouched primary evaluation. The evaluation outcomes have now influenced the version.</w:t>
+      </w:r>
+    </w:p>
+    <w:p>
+      <w:pPr>
+        <w:spacing w:line="336" w:lineRule="auto" w:after="180"/>
+      </w:pPr>
+      <w:r>
+        <w:rPr>
+          <w:b w:val="0"/>
+        </w:rPr>
+        <w:t xml:space="preserve">Collect each learner’s explanation before discussion. Use the first missing connection between </w:t>
+      </w:r>
+      <w:r>
+        <w:rPr>
+          <w:b/>
+        </w:rPr>
+        <w:t>input</w:t>
+      </w:r>
+      <w:r>
+        <w:rPr>
+          <w:b w:val="0"/>
+        </w:rPr>
+        <w:t xml:space="preserve">, deciding step and result to choose support. This question is worked-case practice, not fresh mastery </w:t>
+      </w:r>
+      <w:r>
+        <w:rPr>
+          <w:b/>
+        </w:rPr>
+        <w:t>evidence</w:t>
+      </w:r>
+      <w:r>
+        <w:rPr>
+          <w:b w:val="0"/>
+        </w:rPr>
+        <w:t>.</w:t>
+      </w:r>
+    </w:p>
+    <w:p>
+      <w:pPr>
+        <w:pStyle w:val="Heading1"/>
+      </w:pPr>
+      <w:r>
+        <w:t>04. Run the investigation and diagnose misconceptions</w:t>
+      </w:r>
+    </w:p>
+    <w:p>
+      <w:r>
+        <w:t>Run the Running the primary experiment investigation and use the first unsupported step to choose a teaching response.</w:t>
+      </w:r>
+    </w:p>
+    <w:p>
+      <w:pPr>
+        <w:spacing w:line="336" w:lineRule="auto" w:after="180"/>
+      </w:pPr>
+      <w:r>
+        <w:rPr>
+          <w:b w:val="0"/>
+        </w:rPr>
+        <w:t>The worked result establishes every future case: Following the plan and reporting deviations are required even when results contradict the hypothesis.</w:t>
+      </w:r>
+    </w:p>
+    <w:p>
+      <w:pPr>
+        <w:spacing w:line="336" w:lineRule="auto" w:after="180"/>
+      </w:pPr>
+      <w:r>
+        <w:rPr>
+          <w:b w:val="0"/>
+        </w:rPr>
+        <w:t xml:space="preserve">A missing </w:t>
+      </w:r>
+      <w:r>
+        <w:rPr>
+          <w:b/>
+        </w:rPr>
+        <w:t>input</w:t>
+      </w:r>
+      <w:r>
+        <w:rPr>
+          <w:b w:val="0"/>
+        </w:rPr>
+        <w:t xml:space="preserve"> may be replaced without recording the change: A replacement changes the </w:t>
+      </w:r>
+      <w:r>
+        <w:rPr>
+          <w:b/>
+        </w:rPr>
+        <w:t>evidence</w:t>
+      </w:r>
+      <w:r>
+        <w:rPr>
+          <w:b w:val="0"/>
+        </w:rPr>
+        <w:t xml:space="preserve"> or contract. Record the change and its justification; do not silently turn unknown into a measured value.</w:t>
+      </w:r>
+    </w:p>
+    <w:p>
+      <w:pPr>
+        <w:spacing w:line="336" w:lineRule="auto" w:after="180"/>
+      </w:pPr>
+      <w:r>
+        <w:rPr>
+          <w:b w:val="0"/>
+        </w:rPr>
+        <w:t xml:space="preserve">Repeating an assessed case is new independent </w:t>
+      </w:r>
+      <w:r>
+        <w:rPr>
+          <w:b/>
+        </w:rPr>
+        <w:t>evidence</w:t>
+      </w:r>
+      <w:r>
+        <w:rPr>
+          <w:b w:val="0"/>
+        </w:rPr>
+        <w:t>: A replay checks consistency. An example used for feedback or revision cannot later be described as untouched final evaluation.</w:t>
+      </w:r>
+    </w:p>
+    <w:p>
+      <w:pPr>
+        <w:spacing w:line="336" w:lineRule="auto" w:after="180"/>
+      </w:pPr>
+      <w:r>
+        <w:rPr>
+          <w:b w:val="0"/>
+        </w:rPr>
+        <w:t xml:space="preserve">Use Section 9 for the </w:t>
+      </w:r>
+      <w:r>
+        <w:rPr>
+          <w:b/>
+        </w:rPr>
+        <w:t>evidence</w:t>
+      </w:r>
+      <w:r>
+        <w:rPr>
+          <w:b w:val="0"/>
+        </w:rPr>
+        <w:t xml:space="preserve"> ledger. Add a boundary or missing-</w:t>
+      </w:r>
+      <w:r>
+        <w:rPr>
+          <w:b/>
+        </w:rPr>
+        <w:t>input</w:t>
+      </w:r>
+      <w:r>
+        <w:rPr>
+          <w:b w:val="0"/>
+        </w:rPr>
+        <w:t xml:space="preserve"> case and record the expected response before checking. More successful repeats of one case do not establish wider coverage.</w:t>
       </w:r>
     </w:p>
     <w:p>
@@ -1480,29 +2575,38 @@
       </w:tr>
     </w:tbl>
     <w:p>
-      <w:r>
-        <w:t>Offer an oral explanation, drawing, enlarged visual or fewer examples when that removes a reading/writing barrier. Keep the same reasoning goal. Stretch secure learners by changing a boundary or assumption and asking them to defend the effect, not simply by assigning more of the same questions.</w:t>
+      <w:pPr>
+        <w:spacing w:line="336" w:lineRule="auto" w:after="180"/>
+      </w:pPr>
+      <w:r>
+        <w:rPr>
+          <w:b w:val="0"/>
+        </w:rPr>
+        <w:t>Offer an oral explanation, drawing, enlarged visual or fewer examples when that removes a reading/writing barrier. Keep the same reasoning goal.</w:t>
       </w:r>
     </w:p>
     <w:p>
       <w:pPr>
-        <w:pStyle w:val="Heading1"/>
-      </w:pPr>
-      <w:r>
-        <w:t>05. Assess and explain the answers</w:t>
+        <w:spacing w:line="336" w:lineRule="auto" w:after="180"/>
+      </w:pPr>
+      <w:r>
+        <w:rPr>
+          <w:b w:val="0"/>
+        </w:rPr>
+        <w:t>Stretch secure learners by changing a boundary or assumption and asking them to defend the effect, not simply by assigning more of the same questions.</w:t>
       </w:r>
     </w:p>
     <w:p>
       <w:pPr>
-        <w:pStyle w:val="Heading3"/>
-      </w:pPr>
-      <w:r>
-        <w:t>Guided and exit questions</w:t>
+        <w:pStyle w:val="Heading1"/>
+      </w:pPr>
+      <w:r>
+        <w:t>05. Assess and explain the answers</w:t>
       </w:r>
     </w:p>
     <w:p>
       <w:r>
-        <w:t>Guided: 16/18≈88.889% completed pass; coverage18/20=90%; two unassessed remain. No20/20 assessment claim. Qualification: Following the plan and reporting deviations are required even when results contradict the hypothesis. Exit: accept a concrete variation with its predicted outcome and a stated condition that would challenge the mechanism; reject a claim resting on unmeasured evidence.</w:t>
+        <w:t>Use the Running the primary experiment questions, teacher keys and criteria after the relevant attempts. Previously discussed cases are practice; protect the separately selected independent task.</w:t>
       </w:r>
     </w:p>
     <w:p>
@@ -1510,17 +2614,53 @@
         <w:pStyle w:val="Heading3"/>
       </w:pPr>
       <w:r>
-        <w:t>W1 Explain the mechanism</w:t>
+        <w:t>Guided and exit questions</w:t>
       </w:r>
     </w:p>
     <w:p>
-      <w:r>
-        <w:t>Explain the weekly mechanism in your own words. Use the worked scenario to name its input, decision rule and output.</w:t>
+      <w:pPr>
+        <w:spacing w:line="336" w:lineRule="auto" w:after="180"/>
+      </w:pPr>
+      <w:r>
+        <w:rPr>
+          <w:b w:val="0"/>
+        </w:rPr>
+        <w:t>Guided: 16/18≈88.889% completed pass; coverage18/20=90%; two unassessed remain. No20/20 assessment claim. Qualification: Following the plan and reporting deviations are required even when results contradict the hypothesis.</w:t>
       </w:r>
     </w:p>
     <w:p>
-      <w:r>
-        <w:t>Teacher explanation: The primary experiment follows the frozen plan and captures every eligible outcome. Unexpected failures are recorded rather than silently retried away. Run declared cases, store raw paired results and deviations, and keep primary analysis separate from exploratory repairs. Stop or escalate only according to the stated rule.</w:t>
+      <w:pPr>
+        <w:spacing w:line="336" w:lineRule="auto" w:after="180"/>
+      </w:pPr>
+      <w:r>
+        <w:rPr>
+          <w:b w:val="0"/>
+        </w:rPr>
+        <w:t xml:space="preserve">Exit: accept a concrete variation with its predicted outcome and a stated condition that would challenge the </w:t>
+      </w:r>
+      <w:r>
+        <w:rPr>
+          <w:b/>
+        </w:rPr>
+        <w:t>mechanism</w:t>
+      </w:r>
+      <w:r>
+        <w:rPr>
+          <w:b w:val="0"/>
+        </w:rPr>
+        <w:t xml:space="preserve">; reject a claim resting on unmeasured </w:t>
+      </w:r>
+      <w:r>
+        <w:rPr>
+          <w:b/>
+        </w:rPr>
+        <w:t>evidence</w:t>
+      </w:r>
+      <w:r>
+        <w:rPr>
+          <w:b w:val="0"/>
+        </w:rPr>
+        <w:t>.</w:t>
       </w:r>
     </w:p>
     <w:p>
@@ -1528,17 +2668,63 @@
         <w:pStyle w:val="Heading3"/>
       </w:pPr>
       <w:r>
-        <w:t>W2 Trace the worked case</w:t>
+        <w:t>W1 Explain the mechanism</w:t>
       </w:r>
     </w:p>
     <w:p>
-      <w:r>
-        <w:t>Twenty eligible cases:16 pass, 2 fail, 2 unassessed after outage. Plan reports completed rate plus coverage. Show the intermediate steps and give the conclusion with its scope.</w:t>
+      <w:pPr>
+        <w:pStyle w:val="Heading3"/>
+      </w:pPr>
+      <w:r>
+        <w:t>Workbook question · W1</w:t>
       </w:r>
     </w:p>
     <w:p>
-      <w:r>
-        <w:t>Teacher explanation: 16/18≈88.889% completed pass; coverage18/20=90%; two unassessed remain. No20/20 assessment claim.</w:t>
+      <w:pPr>
+        <w:spacing w:line="336" w:lineRule="auto" w:after="180"/>
+        <w:shd w:fill="F5F1FB"/>
+      </w:pPr>
+      <w:r>
+        <w:rPr>
+          <w:b w:val="0"/>
+        </w:rPr>
+        <w:t xml:space="preserve">Explain the weekly </w:t>
+      </w:r>
+      <w:r>
+        <w:rPr>
+          <w:b/>
+        </w:rPr>
+        <w:t>mechanism</w:t>
+      </w:r>
+      <w:r>
+        <w:rPr>
+          <w:b w:val="0"/>
+        </w:rPr>
+        <w:t xml:space="preserve"> in your own words. Use the worked scenario to name its </w:t>
+      </w:r>
+      <w:r>
+        <w:rPr>
+          <w:b/>
+        </w:rPr>
+        <w:t>input</w:t>
+      </w:r>
+      <w:r>
+        <w:rPr>
+          <w:b w:val="0"/>
+        </w:rPr>
+        <w:t xml:space="preserve">, decision rule and </w:t>
+      </w:r>
+      <w:r>
+        <w:rPr>
+          <w:b/>
+        </w:rPr>
+        <w:t>output</w:t>
+      </w:r>
+      <w:r>
+        <w:rPr>
+          <w:b w:val="0"/>
+        </w:rPr>
+        <w:t>.</w:t>
       </w:r>
     </w:p>
     <w:p>
@@ -1546,17 +2732,31 @@
         <w:pStyle w:val="Heading3"/>
       </w:pPr>
       <w:r>
-        <w:t>W3 Audit the limit</w:t>
+        <w:t>Teacher reasoning · W1</w:t>
       </w:r>
     </w:p>
     <w:p>
-      <w:r>
-        <w:t>A report omits this qualification: Following the plan and reporting deviations are required even when results contradict the hypothesis. Explain how omitting it could change a reader's interpretation, and write an accurate replacement.</w:t>
+      <w:pPr>
+        <w:spacing w:line="336" w:lineRule="auto" w:after="180"/>
+        <w:shd w:fill="F1F6FC"/>
+      </w:pPr>
+      <w:r>
+        <w:rPr>
+          <w:b w:val="0"/>
+        </w:rPr>
+        <w:t>Teacher explanation: The primary experiment follows the frozen plan and captures every eligible outcome. Unexpected failures are recorded rather than silently retried away.</w:t>
       </w:r>
     </w:p>
     <w:p>
-      <w:r>
-        <w:t>Teacher explanation: Following the plan and reporting deviations are required even when results contradict the hypothesis. State the observed result separately from the unverified or out-of-scope claim; preserve the original evidence rather than inventing a missing fact.</w:t>
+      <w:pPr>
+        <w:spacing w:line="336" w:lineRule="auto" w:after="180"/>
+        <w:shd w:fill="F1F6FC"/>
+      </w:pPr>
+      <w:r>
+        <w:rPr>
+          <w:b w:val="0"/>
+        </w:rPr>
+        <w:t>Run declared cases, store raw paired results and deviations, and keep primary analysis separate from exploratory repairs. Stop or escalate only according to the stated rule.</w:t>
       </w:r>
     </w:p>
     <w:p>
@@ -1564,17 +2764,27 @@
         <w:pStyle w:val="Heading3"/>
       </w:pPr>
       <w:r>
-        <w:t>W4 Apply a new case independently</w:t>
+        <w:t>W2 Trace the worked case</w:t>
       </w:r>
     </w:p>
     <w:p>
-      <w:r>
-        <w:t>Twelve cases:9 pass, 1 fail, 2 unassessed. Report same metrics.</w:t>
+      <w:pPr>
+        <w:pStyle w:val="Heading3"/>
+      </w:pPr>
+      <w:r>
+        <w:t>Workbook question · W2</w:t>
       </w:r>
     </w:p>
     <w:p>
-      <w:r>
-        <w:t>Teacher explanation: 9/10=90%; coverage10/12≈83.333%; missing2. Do not replace missing results with assumed success.</w:t>
+      <w:pPr>
+        <w:spacing w:line="336" w:lineRule="auto" w:after="180"/>
+        <w:shd w:fill="F5F1FB"/>
+      </w:pPr>
+      <w:r>
+        <w:rPr>
+          <w:b w:val="0"/>
+        </w:rPr>
+        <w:t>Twenty eligible cases:16 pass, 2 fail, 2 unassessed after outage. Plan reports completed rate plus coverage. Show the intermediate steps and give the conclusion with its scope.</w:t>
       </w:r>
     </w:p>
     <w:p>
@@ -1582,17 +2792,27 @@
         <w:pStyle w:val="Heading3"/>
       </w:pPr>
       <w:r>
-        <w:t>W5 Design a revealing follow-up</w:t>
+        <w:t>Teacher reasoning · W2</w:t>
       </w:r>
     </w:p>
     <w:p>
-      <w:r>
-        <w:t>For the worked scenario, propose one additional case that could reveal a failure, describe its expected outcome before running it, and explain what would need to remain fixed for a fair comparison. Do not reuse W4 as a new final test after receiving feedback.</w:t>
+      <w:pPr>
+        <w:spacing w:line="336" w:lineRule="auto" w:after="180"/>
+        <w:shd w:fill="F1F6FC"/>
+      </w:pPr>
+      <w:r>
+        <w:rPr>
+          <w:b w:val="0"/>
+        </w:rPr>
+        <w:t>Teacher explanation: 16/18≈88.889% completed pass; coverage18/20=90%; two unassessed remain. No20/20 assessment claim.</w:t>
       </w:r>
     </w:p>
     <w:p>
-      <w:r>
-        <w:t>Teacher explanation: Accept a concrete variant of the worked input or a missing/conflicting/boundary condition, with an expectation derived from the declared procedure. Require preserved settings, original outputs and data roles. Following the plan and reporting deviations are required even when results contradict the hypothesis. The new case should test this particular mechanism rather than merely restate the original result.</w:t>
+      <w:pPr>
+        <w:pStyle w:val="Heading3"/>
+      </w:pPr>
+      <w:r>
+        <w:t>W3 Audit the limit</w:t>
       </w:r>
     </w:p>
     <w:p>
@@ -1600,37 +2820,350 @@
         <w:pStyle w:val="Heading3"/>
       </w:pPr>
       <w:r>
-        <w:t>Independent assessment and fresh retry</w:t>
+        <w:t>Workbook question · W3</w:t>
       </w:r>
     </w:p>
     <w:p>
-      <w:r>
-        <w:t>W4: 9/10=90%; coverage10/12≈83.333%; missing2. Do not replace missing results with assumed success. Require intermediate reasoning and the stated scope. Fresh retry: Fifteen eligible, 12 complete, 10 pass. Expected reasoning: 10/12≈83.333%; coverage80%; three unassessed. Preserve outage event and case IDs. If students need support, record it and reassess with another new case rather than awarding independence to a copied answer.</w:t>
+      <w:pPr>
+        <w:spacing w:line="336" w:lineRule="auto" w:after="180"/>
+        <w:shd w:fill="F5F1FB"/>
+      </w:pPr>
+      <w:r>
+        <w:rPr>
+          <w:b w:val="0"/>
+        </w:rPr>
+        <w:t>A report omits this qualification: Following the plan and reporting deviations are required even when results contradict the hypothesis.</w:t>
       </w:r>
     </w:p>
     <w:p>
       <w:pPr>
-        <w:pStyle w:val="Heading3"/>
-      </w:pPr>
-      <w:r>
-        <w:t>Assess independent transfer</w:t>
+        <w:spacing w:line="336" w:lineRule="auto" w:after="180"/>
+        <w:shd w:fill="F5F1FB"/>
+      </w:pPr>
+      <w:r>
+        <w:rPr>
+          <w:b w:val="0"/>
+        </w:rPr>
+        <w:t>Explain how omitting it could change a reader's interpretation, and write an accurate replacement.</w:t>
       </w:r>
     </w:p>
     <w:p>
-      <w:r>
-        <w:t>Selected case: Twelve cases:9 pass, 1 fail, 2 unassessed. Report same metrics.</w:t>
+      <w:pPr>
+        <w:pStyle w:val="Heading3"/>
+      </w:pPr>
+      <w:r>
+        <w:t>Teacher reasoning · W3</w:t>
       </w:r>
     </w:p>
     <w:p>
       <w:pPr>
-        <w:pStyle w:val="Heading3"/>
-      </w:pPr>
-      <w:r>
-        <w:t>Selected case answer</w:t>
+        <w:spacing w:line="336" w:lineRule="auto" w:after="180"/>
+        <w:shd w:fill="F1F6FC"/>
+      </w:pPr>
+      <w:r>
+        <w:rPr>
+          <w:b w:val="0"/>
+        </w:rPr>
+        <w:t>Teacher explanation: Following the plan and reporting deviations are required even when results contradict the hypothesis.</w:t>
       </w:r>
     </w:p>
     <w:p>
-      <w:r>
+      <w:pPr>
+        <w:spacing w:line="336" w:lineRule="auto" w:after="180"/>
+        <w:shd w:fill="F1F6FC"/>
+      </w:pPr>
+      <w:r>
+        <w:rPr>
+          <w:b w:val="0"/>
+        </w:rPr>
+        <w:t xml:space="preserve">State the observed result separately from the unverified or out-of-scope claim; preserve the original </w:t>
+      </w:r>
+      <w:r>
+        <w:rPr>
+          <w:b/>
+        </w:rPr>
+        <w:t>evidence</w:t>
+      </w:r>
+      <w:r>
+        <w:rPr>
+          <w:b w:val="0"/>
+        </w:rPr>
+        <w:t xml:space="preserve"> rather than inventing a missing fact.</w:t>
+      </w:r>
+    </w:p>
+    <w:p>
+      <w:pPr>
+        <w:pStyle w:val="Heading3"/>
+      </w:pPr>
+      <w:r>
+        <w:t>W4 Apply a new case independently</w:t>
+      </w:r>
+    </w:p>
+    <w:p>
+      <w:pPr>
+        <w:pStyle w:val="Heading3"/>
+      </w:pPr>
+      <w:r>
+        <w:t>Workbook question · W4</w:t>
+      </w:r>
+    </w:p>
+    <w:p>
+      <w:pPr>
+        <w:spacing w:line="336" w:lineRule="auto" w:after="180"/>
+        <w:shd w:fill="F5F1FB"/>
+      </w:pPr>
+      <w:r>
+        <w:rPr>
+          <w:b w:val="0"/>
+        </w:rPr>
+        <w:t>Twelve cases:9 pass, 1 fail, 2 unassessed. Report same metrics.</w:t>
+      </w:r>
+    </w:p>
+    <w:p>
+      <w:pPr>
+        <w:pStyle w:val="Heading3"/>
+      </w:pPr>
+      <w:r>
+        <w:t>Teacher reasoning · W4</w:t>
+      </w:r>
+    </w:p>
+    <w:p>
+      <w:pPr>
+        <w:spacing w:line="336" w:lineRule="auto" w:after="180"/>
+        <w:shd w:fill="F1F6FC"/>
+      </w:pPr>
+      <w:r>
+        <w:rPr>
+          <w:b w:val="0"/>
+        </w:rPr>
+        <w:t>Teacher explanation: 9/10=90%; coverage10/12≈83.333%; missing2. Do not replace missing results with assumed success.</w:t>
+      </w:r>
+    </w:p>
+    <w:p>
+      <w:pPr>
+        <w:pStyle w:val="Heading3"/>
+      </w:pPr>
+      <w:r>
+        <w:t>W5 Design a revealing follow-up</w:t>
+      </w:r>
+    </w:p>
+    <w:p>
+      <w:pPr>
+        <w:pStyle w:val="Heading3"/>
+      </w:pPr>
+      <w:r>
+        <w:t>Workbook question · W5</w:t>
+      </w:r>
+    </w:p>
+    <w:p>
+      <w:pPr>
+        <w:spacing w:line="336" w:lineRule="auto" w:after="180"/>
+        <w:shd w:fill="F5F1FB"/>
+      </w:pPr>
+      <w:r>
+        <w:rPr>
+          <w:b w:val="0"/>
+        </w:rPr>
+        <w:t>For the worked scenario, propose one additional case that could reveal a failure, describe its expected outcome before running it, and explain what would need to remain fixed for a fair comparison.</w:t>
+      </w:r>
+    </w:p>
+    <w:p>
+      <w:pPr>
+        <w:spacing w:line="336" w:lineRule="auto" w:after="180"/>
+        <w:shd w:fill="F5F1FB"/>
+      </w:pPr>
+      <w:r>
+        <w:rPr>
+          <w:b w:val="0"/>
+        </w:rPr>
+        <w:t>Do not reuse W4 as a new final test after receiving feedback.</w:t>
+      </w:r>
+    </w:p>
+    <w:p>
+      <w:pPr>
+        <w:pStyle w:val="Heading3"/>
+      </w:pPr>
+      <w:r>
+        <w:t>Teacher reasoning · W5</w:t>
+      </w:r>
+    </w:p>
+    <w:p>
+      <w:pPr>
+        <w:spacing w:line="336" w:lineRule="auto" w:after="180"/>
+        <w:shd w:fill="F1F6FC"/>
+      </w:pPr>
+      <w:r>
+        <w:rPr>
+          <w:b w:val="0"/>
+        </w:rPr>
+        <w:t xml:space="preserve">Teacher explanation: Accept a concrete variant of the worked </w:t>
+      </w:r>
+      <w:r>
+        <w:rPr>
+          <w:b/>
+        </w:rPr>
+        <w:t>input</w:t>
+      </w:r>
+      <w:r>
+        <w:rPr>
+          <w:b w:val="0"/>
+        </w:rPr>
+        <w:t xml:space="preserve"> or a missing/conflicting/boundary condition, with an expectation derived from the declared procedure.</w:t>
+      </w:r>
+    </w:p>
+    <w:p>
+      <w:pPr>
+        <w:spacing w:line="336" w:lineRule="auto" w:after="180"/>
+        <w:shd w:fill="F1F6FC"/>
+      </w:pPr>
+      <w:r>
+        <w:rPr>
+          <w:b w:val="0"/>
+        </w:rPr>
+        <w:t xml:space="preserve">Require preserved settings, original </w:t>
+      </w:r>
+      <w:r>
+        <w:rPr>
+          <w:b/>
+        </w:rPr>
+        <w:t>output</w:t>
+      </w:r>
+      <w:r>
+        <w:rPr>
+          <w:b w:val="0"/>
+        </w:rPr>
+        <w:t>s and data roles. Following the plan and reporting deviations are required even when results contradict the hypothesis.</w:t>
+      </w:r>
+    </w:p>
+    <w:p>
+      <w:pPr>
+        <w:spacing w:line="336" w:lineRule="auto" w:after="180"/>
+        <w:shd w:fill="F1F6FC"/>
+      </w:pPr>
+      <w:r>
+        <w:rPr>
+          <w:b w:val="0"/>
+        </w:rPr>
+        <w:t xml:space="preserve">The new case should test this particular </w:t>
+      </w:r>
+      <w:r>
+        <w:rPr>
+          <w:b/>
+        </w:rPr>
+        <w:t>mechanism</w:t>
+      </w:r>
+      <w:r>
+        <w:rPr>
+          <w:b w:val="0"/>
+        </w:rPr>
+        <w:t xml:space="preserve"> rather than merely restate the original result.</w:t>
+      </w:r>
+    </w:p>
+    <w:p>
+      <w:pPr>
+        <w:pStyle w:val="Heading3"/>
+      </w:pPr>
+      <w:r>
+        <w:t>Independent assessment and fresh retry</w:t>
+      </w:r>
+    </w:p>
+    <w:p>
+      <w:pPr>
+        <w:pStyle w:val="Heading3"/>
+      </w:pPr>
+      <w:r>
+        <w:t>Teacher key · Independent assessment and fresh retry</w:t>
+      </w:r>
+    </w:p>
+    <w:p>
+      <w:pPr>
+        <w:spacing w:line="336" w:lineRule="auto" w:after="180"/>
+        <w:shd w:fill="F1F6FC"/>
+      </w:pPr>
+      <w:r>
+        <w:rPr>
+          <w:b w:val="0"/>
+        </w:rPr>
+        <w:t>W4: 9/10=90%; coverage10/12≈83.333%; missing2. Do not replace missing results with assumed success. Require intermediate reasoning and the stated scope. Fresh retry: Fifteen eligible, 12 complete, 10 pass.</w:t>
+      </w:r>
+    </w:p>
+    <w:p>
+      <w:pPr>
+        <w:spacing w:line="336" w:lineRule="auto" w:after="180"/>
+        <w:shd w:fill="F1F6FC"/>
+      </w:pPr>
+      <w:r>
+        <w:rPr>
+          <w:b w:val="0"/>
+        </w:rPr>
+        <w:t>Expected reasoning: 10/12≈83.333%; coverage</w:t>
+      </w:r>
+      <w:r>
+        <w:rPr>
+          <w:b/>
+        </w:rPr>
+        <w:t>80%</w:t>
+      </w:r>
+      <w:r>
+        <w:rPr>
+          <w:b w:val="0"/>
+        </w:rPr>
+        <w:t>; three unassessed. Preserve outage event and case IDs. If students need support, record it and reassess with another new case rather than awarding independence to a copied answer.</w:t>
+      </w:r>
+    </w:p>
+    <w:p>
+      <w:pPr>
+        <w:pStyle w:val="Heading3"/>
+      </w:pPr>
+      <w:r>
+        <w:t>Assess independent transfer</w:t>
+      </w:r>
+    </w:p>
+    <w:p>
+      <w:pPr>
+        <w:pStyle w:val="Heading3"/>
+      </w:pPr>
+      <w:r>
+        <w:t>Independent question · withhold the key</w:t>
+      </w:r>
+    </w:p>
+    <w:p>
+      <w:pPr>
+        <w:spacing w:line="336" w:lineRule="auto" w:after="180"/>
+        <w:shd w:fill="F5F1FB"/>
+      </w:pPr>
+      <w:r>
+        <w:rPr>
+          <w:b w:val="0"/>
+        </w:rPr>
+        <w:t>Selected case: Twelve cases:9 pass, 1 fail, 2 unassessed. Report same metrics.</w:t>
+      </w:r>
+    </w:p>
+    <w:p>
+      <w:pPr>
+        <w:pStyle w:val="Heading3"/>
+      </w:pPr>
+      <w:r>
+        <w:t>Selected case answer</w:t>
+      </w:r>
+    </w:p>
+    <w:p>
+      <w:pPr>
+        <w:pStyle w:val="Heading3"/>
+      </w:pPr>
+      <w:r>
+        <w:t>Teacher key · Selected case answer</w:t>
+      </w:r>
+    </w:p>
+    <w:p>
+      <w:pPr>
+        <w:spacing w:line="336" w:lineRule="auto" w:after="180"/>
+        <w:shd w:fill="F1F6FC"/>
+      </w:pPr>
+      <w:r>
+        <w:rPr>
+          <w:b w:val="0"/>
+        </w:rPr>
         <w:t>Teacher explanation: 9/10=90%; coverage10/12≈83.333%; missing2. Do not replace missing results with assumed success.</w:t>
       </w:r>
     </w:p>
@@ -1737,67 +3270,281 @@
       </w:tr>
     </w:tbl>
     <w:p>
-      <w:r>
-        <w:t>Record each dimension as not yet, with support, or independent. Accept a valid alternative procedure with a defensible trace. Do not penalise an honestly recorded model failure if the learner correctly explains its evidence and limits.</w:t>
+      <w:pPr>
+        <w:pStyle w:val="Heading3"/>
+      </w:pPr>
+      <w:r>
+        <w:t>Teacher key · Selected case answer</w:t>
       </w:r>
     </w:p>
     <w:p>
       <w:pPr>
-        <w:pStyle w:val="Heading3"/>
-      </w:pPr>
-      <w:r>
-        <w:t>Feedback that the learner uses</w:t>
+        <w:spacing w:line="336" w:lineRule="auto" w:after="180"/>
+        <w:shd w:fill="F1F6FC"/>
+      </w:pPr>
+      <w:r>
+        <w:rPr>
+          <w:b w:val="0"/>
+        </w:rPr>
+        <w:t>Record each dimension as not yet, with support, or independent. Accept a valid alternative procedure with a defensible trace.</w:t>
       </w:r>
     </w:p>
     <w:p>
-      <w:r>
-        <w:t>Name the earliest unsupported step and give one action to repair it. Have the learner make that repair now and explain why. Then assess the relevant skill on a fresh, fully specified case. Confirm it was not previously practised with feedback; solve and check the new case before assigning it. A follow-up design prompt is a starting brief, not automatically an equivalent test.</w:t>
+      <w:pPr>
+        <w:spacing w:line="336" w:lineRule="auto" w:after="180"/>
+        <w:shd w:fill="F1F6FC"/>
+      </w:pPr>
+      <w:r>
+        <w:rPr>
+          <w:b w:val="0"/>
+        </w:rPr>
+        <w:t xml:space="preserve">Do not penalise an honestly recorded model failure if the learner correctly explains its </w:t>
+      </w:r>
+      <w:r>
+        <w:rPr>
+          <w:b/>
+        </w:rPr>
+        <w:t>evidence</w:t>
+      </w:r>
+      <w:r>
+        <w:rPr>
+          <w:b w:val="0"/>
+        </w:rPr>
+        <w:t xml:space="preserve"> and limits.</w:t>
       </w:r>
     </w:p>
     <w:p>
       <w:pPr>
-        <w:pStyle w:val="Heading1"/>
-      </w:pPr>
-      <w:r>
-        <w:t>06. Connect the project, support and next lesson</w:t>
+        <w:pStyle w:val="Heading3"/>
+      </w:pPr>
+      <w:r>
+        <w:t>Feedback that the learner uses</w:t>
       </w:r>
     </w:p>
     <w:p>
-      <w:r>
-        <w:t>Add a labelled running the primary experiment evidence sheet to Reproducible AI Research Study. Show how you can explain the mechanism and terminology of running the primary experiment. Use the supplied fictional case and keep its inputs, intermediate steps, calculation or prediction, and limitation. Connect this record to last week’s record; a matching answer without a trace is insufficient.</w:t>
+      <w:pPr>
+        <w:spacing w:line="336" w:lineRule="auto" w:after="180"/>
+      </w:pPr>
+      <w:r>
+        <w:rPr>
+          <w:b w:val="0"/>
+        </w:rPr>
+        <w:t>Name the earliest unsupported step and give one action to repair it. Have the learner make that repair now and explain why. Then assess the relevant skill on a fresh, fully specified case.</w:t>
       </w:r>
     </w:p>
     <w:p>
-      <w:r>
-        <w:t>Provide an input/procedure/result/limit frame and a calculator when needed. Ask students to identify the first step before completing the whole trace. Extension: compare two concrete variants of this mechanism while holding unrelated conditions fixed; report both successful and unsuccessful outcomes.</w:t>
+      <w:pPr>
+        <w:spacing w:line="336" w:lineRule="auto" w:after="180"/>
+      </w:pPr>
+      <w:r>
+        <w:rPr>
+          <w:b w:val="0"/>
+        </w:rPr>
+        <w:t>Confirm it was not previously practised with feedback; solve and check the new case before assigning it. A follow-up design prompt is a starting brief, not automatically an equivalent test.</w:t>
       </w:r>
     </w:p>
     <w:p>
-      <w:r>
-        <w:t>Next connection: Inspecting failures and anomalies. Preserve the current case record and retrieve its evidence boundary before moving on.</w:t>
+      <w:pPr>
+        <w:pStyle w:val="Heading1"/>
+      </w:pPr>
+      <w:r>
+        <w:t>06. Connect the project, support and next lesson</w:t>
       </w:r>
     </w:p>
     <w:p>
       <w:r>
-        <w:t>Retain the project ledger and assess a changed case after support. Check the relevant prerequisite before carrying this component forward.</w:t>
+        <w:t>Connect Running the primary experiment to Reproducible AI Research Study, adapt support and plan a later changed-case check.</w:t>
       </w:r>
     </w:p>
     <w:p>
       <w:pPr>
-        <w:pStyle w:val="Heading3"/>
-      </w:pPr>
-      <w:r>
-        <w:t>Plan the delayed return</w:t>
+        <w:spacing w:line="336" w:lineRule="auto" w:after="180"/>
+      </w:pPr>
+      <w:r>
+        <w:rPr>
+          <w:b w:val="0"/>
+        </w:rPr>
+        <w:t xml:space="preserve">Add a labelled running the primary experiment </w:t>
+      </w:r>
+      <w:r>
+        <w:rPr>
+          <w:b/>
+        </w:rPr>
+        <w:t>evidence</w:t>
+      </w:r>
+      <w:r>
+        <w:rPr>
+          <w:b w:val="0"/>
+        </w:rPr>
+        <w:t xml:space="preserve"> sheet to Reproducible AI Research Study. Show how you can explain the </w:t>
+      </w:r>
+      <w:r>
+        <w:rPr>
+          <w:b/>
+        </w:rPr>
+        <w:t>mechanism</w:t>
+      </w:r>
+      <w:r>
+        <w:rPr>
+          <w:b w:val="0"/>
+        </w:rPr>
+        <w:t xml:space="preserve"> and terminology of running the primary experiment.</w:t>
       </w:r>
     </w:p>
     <w:p>
-      <w:r>
-        <w:t>Suggested return points in this level: ai-7/26, ai-7/28, ai-7/31. Use actual classroom dates, adjusting for holidays and gaps. One, three and six teaching weeks are scheduling choices, not a claimed optimal spacing.</w:t>
+      <w:pPr>
+        <w:spacing w:line="336" w:lineRule="auto" w:after="180"/>
+      </w:pPr>
+      <w:r>
+        <w:rPr>
+          <w:b w:val="0"/>
+        </w:rPr>
+        <w:t xml:space="preserve">Use the supplied fictional case and keep its </w:t>
+      </w:r>
+      <w:r>
+        <w:rPr>
+          <w:b/>
+        </w:rPr>
+        <w:t>input</w:t>
+      </w:r>
+      <w:r>
+        <w:rPr>
+          <w:b w:val="0"/>
+        </w:rPr>
+        <w:t xml:space="preserve">s, intermediate steps, calculation or </w:t>
+      </w:r>
+      <w:r>
+        <w:rPr>
+          <w:b/>
+        </w:rPr>
+        <w:t>prediction</w:t>
+      </w:r>
+      <w:r>
+        <w:rPr>
+          <w:b w:val="0"/>
+        </w:rPr>
+        <w:t>, and limitation. Connect this record to last week’s record; a matching answer without a trace is insufficient.</w:t>
       </w:r>
     </w:p>
     <w:p>
-      <w:r>
-        <w:t>At a delayed check, ask for the idea from memory and a changed application. Compare with the earlier independent response and record support used. For a new level, revisit the previous capstone before checking the new prerequisites.</w:t>
+      <w:pPr>
+        <w:spacing w:line="336" w:lineRule="auto" w:after="180"/>
+      </w:pPr>
+      <w:r>
+        <w:rPr>
+          <w:b w:val="0"/>
+        </w:rPr>
+        <w:t xml:space="preserve">Provide an </w:t>
+      </w:r>
+      <w:r>
+        <w:rPr>
+          <w:b/>
+        </w:rPr>
+        <w:t>input</w:t>
+      </w:r>
+      <w:r>
+        <w:rPr>
+          <w:b w:val="0"/>
+        </w:rPr>
+        <w:t>/procedure/result/limit frame and a calculator when needed. Ask students to identify the first step before completing the whole trace.</w:t>
+      </w:r>
+    </w:p>
+    <w:p>
+      <w:pPr>
+        <w:spacing w:line="336" w:lineRule="auto" w:after="180"/>
+      </w:pPr>
+      <w:r>
+        <w:rPr>
+          <w:b w:val="0"/>
+        </w:rPr>
+        <w:t xml:space="preserve">Extension: compare two concrete variants of this </w:t>
+      </w:r>
+      <w:r>
+        <w:rPr>
+          <w:b/>
+        </w:rPr>
+        <w:t>mechanism</w:t>
+      </w:r>
+      <w:r>
+        <w:rPr>
+          <w:b w:val="0"/>
+        </w:rPr>
+        <w:t xml:space="preserve"> while holding unrelated conditions fixed; report both successful and unsuccessful outcomes.</w:t>
+      </w:r>
+    </w:p>
+    <w:p>
+      <w:pPr>
+        <w:spacing w:line="336" w:lineRule="auto" w:after="180"/>
+      </w:pPr>
+      <w:r>
+        <w:rPr>
+          <w:b w:val="0"/>
+        </w:rPr>
+        <w:t xml:space="preserve">Next connection: Inspecting failures and anomalies. Preserve the current case record and retrieve its </w:t>
+      </w:r>
+      <w:r>
+        <w:rPr>
+          <w:b/>
+        </w:rPr>
+        <w:t>evidence</w:t>
+      </w:r>
+      <w:r>
+        <w:rPr>
+          <w:b w:val="0"/>
+        </w:rPr>
+        <w:t xml:space="preserve"> boundary before moving on.</w:t>
+      </w:r>
+    </w:p>
+    <w:p>
+      <w:pPr>
+        <w:spacing w:line="336" w:lineRule="auto" w:after="180"/>
+      </w:pPr>
+      <w:r>
+        <w:rPr>
+          <w:b w:val="0"/>
+        </w:rPr>
+        <w:t>Retain the project ledger and assess a changed case after support. Check the relevant prerequisite before carrying this component forward.</w:t>
+      </w:r>
+    </w:p>
+    <w:p>
+      <w:pPr>
+        <w:pStyle w:val="Heading3"/>
+      </w:pPr>
+      <w:r>
+        <w:t>Plan the delayed return</w:t>
+      </w:r>
+    </w:p>
+    <w:p>
+      <w:pPr>
+        <w:spacing w:line="336" w:lineRule="auto" w:after="180"/>
+      </w:pPr>
+      <w:r>
+        <w:rPr>
+          <w:b w:val="0"/>
+        </w:rPr>
+        <w:t>Suggested return points in this level: ai-7/26, ai-7/28, ai-7/31. Use actual classroom dates, adjusting for holidays and gaps. One, three and six teaching weeks are scheduling choices, not a claimed optimal spacing.</w:t>
+      </w:r>
+    </w:p>
+    <w:p>
+      <w:pPr>
+        <w:spacing w:line="336" w:lineRule="auto" w:after="180"/>
+      </w:pPr>
+      <w:r>
+        <w:rPr>
+          <w:b w:val="0"/>
+        </w:rPr>
+        <w:t>At a delayed check, ask for the idea from memory and a changed application. Compare with the earlier independent response and record support used.</w:t>
+      </w:r>
+    </w:p>
+    <w:p>
+      <w:pPr>
+        <w:spacing w:line="336" w:lineRule="auto" w:after="180"/>
+      </w:pPr>
+      <w:r>
+        <w:rPr>
+          <w:b w:val="0"/>
+        </w:rPr>
+        <w:t>For a new level, revisit the previous capstone before checking the new prerequisites.</w:t>
       </w:r>
     </w:p>
     <w:tbl>
@@ -1957,8 +3704,26 @@
       </w:tr>
     </w:tbl>
     <w:p>
-      <w:r>
-        <w:t>Use the evidence to choose reteaching or the next step. A completed page, confidence rating or attractive project does not by itself demonstrate understanding.</w:t>
+      <w:pPr>
+        <w:spacing w:line="336" w:lineRule="auto" w:after="180"/>
+      </w:pPr>
+      <w:r>
+        <w:rPr>
+          <w:b w:val="0"/>
+        </w:rPr>
+        <w:t xml:space="preserve">Use the </w:t>
+      </w:r>
+      <w:r>
+        <w:rPr>
+          <w:b/>
+        </w:rPr>
+        <w:t>evidence</w:t>
+      </w:r>
+      <w:r>
+        <w:rPr>
+          <w:b w:val="0"/>
+        </w:rPr>
+        <w:t xml:space="preserve"> to choose reteaching or the next step. A completed page, confidence rating or attractive project does not by itself demonstrate understanding.</w:t>
       </w:r>
     </w:p>
     <w:p>
@@ -1970,7 +3735,13 @@
       </w:r>
     </w:p>
     <w:p>
-      <w:r>
+      <w:pPr>
+        <w:spacing w:line="336" w:lineRule="auto" w:after="180"/>
+      </w:pPr>
+      <w:r>
+        <w:rPr>
+          <w:b w:val="0"/>
+        </w:rPr>
         <w:t>For the Reproducible AI Research Study, retain an annotated worked trace and the changed-case reasoning. Connect the claim to its records, units and assumptions so another investigator can challenge or reproduce it.</w:t>
       </w:r>
     </w:p>
@@ -1984,12 +3755,62 @@
     </w:p>
     <w:p>
       <w:r>
-        <w:t>Teaching target: Explain the mechanism and terminology of running the primary experiment</w:t>
+        <w:t>Use this preparation summary alongside the detailed Running the primary experiment lesson; it is a checklist rather than a replacement for the full sequence.</w:t>
       </w:r>
     </w:p>
     <w:p>
-      <w:r>
-        <w:t>Prepare the labelled worked-case picture, the matching workbook, fictional input cards and a place for individual responses. Check a local Python 3 environment before class; have a paper-trace version ready.</w:t>
+      <w:pPr>
+        <w:pStyle w:val="Heading3"/>
+      </w:pPr>
+      <w:r>
+        <w:t>Teaching target</w:t>
+      </w:r>
+    </w:p>
+    <w:p>
+      <w:pPr>
+        <w:spacing w:line="336" w:lineRule="auto" w:after="180"/>
+        <w:shd w:fill="EDF7F3"/>
+      </w:pPr>
+      <w:r>
+        <w:rPr>
+          <w:b w:val="0"/>
+        </w:rPr>
+        <w:t xml:space="preserve">Teaching target: Explain the </w:t>
+      </w:r>
+      <w:r>
+        <w:rPr>
+          <w:b/>
+        </w:rPr>
+        <w:t>mechanism</w:t>
+      </w:r>
+      <w:r>
+        <w:rPr>
+          <w:b w:val="0"/>
+        </w:rPr>
+        <w:t xml:space="preserve"> and terminology of running the primary experiment</w:t>
+      </w:r>
+    </w:p>
+    <w:p>
+      <w:pPr>
+        <w:spacing w:line="336" w:lineRule="auto" w:after="180"/>
+      </w:pPr>
+      <w:r>
+        <w:rPr>
+          <w:b w:val="0"/>
+        </w:rPr>
+        <w:t xml:space="preserve">Prepare the labelled worked-case picture, the matching workbook, fictional </w:t>
+      </w:r>
+      <w:r>
+        <w:rPr>
+          <w:b/>
+        </w:rPr>
+        <w:t>input</w:t>
+      </w:r>
+      <w:r>
+        <w:rPr>
+          <w:b w:val="0"/>
+        </w:rPr>
+        <w:t xml:space="preserve"> cards and a place for individual responses. Check a local Python 3 environment before class; have a paper-trace version ready.</w:t>
       </w:r>
     </w:p>
     <w:tbl>
@@ -2136,37 +3957,171 @@
       </w:tr>
     </w:tbl>
     <w:p>
-      <w:r>
+      <w:pPr>
+        <w:spacing w:line="336" w:lineRule="auto" w:after="180"/>
+      </w:pPr>
+      <w:r>
+        <w:rPr>
+          <w:b w:val="0"/>
+        </w:rPr>
         <w:t>Before class, solve the supported practice: Twenty eligible cases:16 pass, 2 fail, 2 unassessed after outage. Plan reports completed rate plus coverage. Show the intermediate steps and give the conclusion with its scope.</w:t>
       </w:r>
     </w:p>
     <w:p>
-      <w:r>
-        <w:t>Reasoned practice answer: Teacher explanation: 16/18≈88.889% completed pass; coverage18/20=90%; two unassessed remain. No20/20 assessment claim.</w:t>
+      <w:pPr>
+        <w:pStyle w:val="Heading3"/>
+      </w:pPr>
+      <w:r>
+        <w:t>Supported practice answer</w:t>
       </w:r>
     </w:p>
     <w:p>
-      <w:r>
-        <w:t>Check every learner before discussion: Use the worked case for Running the primary experiment. Proposed explanation: “The worked result establishes every future case”. Decide whether this explanation is supported. Point to the step or supplied fact that decides; explain your repair if needed.</w:t>
+      <w:pPr>
+        <w:spacing w:line="336" w:lineRule="auto" w:after="180"/>
+        <w:shd w:fill="F1F6FC"/>
+      </w:pPr>
+      <w:r>
+        <w:rPr>
+          <w:b w:val="0"/>
+        </w:rPr>
+        <w:t>Reasoned practice answer: Teacher explanation: 16/18≈88.889% completed pass; coverage18/20=90%; two unassessed remain. No20/20 assessment claim.</w:t>
       </w:r>
     </w:p>
     <w:p>
-      <w:r>
-        <w:t>Misconception repair: Following the plan and reporting deviations are required even when results contradict the hypothesis.</w:t>
+      <w:pPr>
+        <w:spacing w:line="336" w:lineRule="auto" w:after="180"/>
+      </w:pPr>
+      <w:r>
+        <w:rPr>
+          <w:b w:val="0"/>
+        </w:rPr>
+        <w:t>Check every learner before discussion: Use the worked case for Running the primary experiment. Proposed explanation: “The worked result establishes every future case”. Decide whether this explanation is supported.</w:t>
       </w:r>
     </w:p>
     <w:p>
-      <w:r>
-        <w:t>Support: read the exact case aloud, enlarge the labelled picture, supply input cards and model only the first deciding step. Accept a spoken explanation or drawing; retain the reasoning goal.</w:t>
+      <w:pPr>
+        <w:spacing w:line="336" w:lineRule="auto" w:after="180"/>
+      </w:pPr>
+      <w:r>
+        <w:rPr>
+          <w:b w:val="0"/>
+        </w:rPr>
+        <w:t>Point to the step or supplied fact that decides; explain your repair if needed.</w:t>
       </w:r>
     </w:p>
     <w:p>
-      <w:r>
-        <w:t>Extension: Tune B after inspecting its case-four failure, then rescore the same set. Require a prediction and a reason before comparing. Expected result: Label the rerun as development on exposed cases, not untouched primary evaluation. Reason: The evaluation outcomes have now influenced the version.</w:t>
+      <w:pPr>
+        <w:pStyle w:val="Heading3"/>
+      </w:pPr>
+      <w:r>
+        <w:t>Repair the misconception</w:t>
       </w:r>
     </w:p>
     <w:p>
-      <w:r>
+      <w:pPr>
+        <w:spacing w:line="336" w:lineRule="auto" w:after="180"/>
+        <w:shd w:fill="FFF5E6"/>
+      </w:pPr>
+      <w:r>
+        <w:rPr>
+          <w:b w:val="0"/>
+        </w:rPr>
+        <w:t>Misconception repair: Following the plan and reporting deviations are required even when results contradict the hypothesis.</w:t>
+      </w:r>
+    </w:p>
+    <w:p>
+      <w:pPr>
+        <w:pStyle w:val="Heading3"/>
+      </w:pPr>
+      <w:r>
+        <w:t>Support without giving away the answer</w:t>
+      </w:r>
+    </w:p>
+    <w:p>
+      <w:pPr>
+        <w:spacing w:line="336" w:lineRule="auto" w:after="180"/>
+        <w:shd w:fill="F1F6F8"/>
+      </w:pPr>
+      <w:r>
+        <w:rPr>
+          <w:b w:val="0"/>
+        </w:rPr>
+        <w:t xml:space="preserve">Support: read the exact case aloud, enlarge the labelled picture, supply </w:t>
+      </w:r>
+      <w:r>
+        <w:rPr>
+          <w:b/>
+        </w:rPr>
+        <w:t>input</w:t>
+      </w:r>
+      <w:r>
+        <w:rPr>
+          <w:b w:val="0"/>
+        </w:rPr>
+        <w:t xml:space="preserve"> cards and model only the first deciding step. Accept a spoken explanation or drawing; retain the reasoning goal.</w:t>
+      </w:r>
+    </w:p>
+    <w:p>
+      <w:pPr>
+        <w:pStyle w:val="Heading3"/>
+      </w:pPr>
+      <w:r>
+        <w:t>Extend the reasoning</w:t>
+      </w:r>
+    </w:p>
+    <w:p>
+      <w:pPr>
+        <w:spacing w:line="336" w:lineRule="auto" w:after="180"/>
+        <w:shd w:fill="F5F1FB"/>
+      </w:pPr>
+      <w:r>
+        <w:rPr>
+          <w:b w:val="0"/>
+        </w:rPr>
+        <w:t xml:space="preserve">Extension: Tune B after inspecting its case-four failure, then rescore the same set. Require a </w:t>
+      </w:r>
+      <w:r>
+        <w:rPr>
+          <w:b/>
+        </w:rPr>
+        <w:t>prediction</w:t>
+      </w:r>
+      <w:r>
+        <w:rPr>
+          <w:b w:val="0"/>
+        </w:rPr>
+        <w:t xml:space="preserve"> and a reason before comparing.</w:t>
+      </w:r>
+    </w:p>
+    <w:p>
+      <w:pPr>
+        <w:spacing w:line="336" w:lineRule="auto" w:after="180"/>
+        <w:shd w:fill="F5F1FB"/>
+      </w:pPr>
+      <w:r>
+        <w:rPr>
+          <w:b w:val="0"/>
+        </w:rPr>
+        <w:t>Expected result: Label the rerun as development on exposed cases, not untouched primary evaluation. Reason: The evaluation outcomes have now influenced the version.</w:t>
+      </w:r>
+    </w:p>
+    <w:p>
+      <w:pPr>
+        <w:pStyle w:val="Heading3"/>
+      </w:pPr>
+      <w:r>
+        <w:t>Protect the independent attempt</w:t>
+      </w:r>
+    </w:p>
+    <w:p>
+      <w:pPr>
+        <w:spacing w:line="336" w:lineRule="auto" w:after="180"/>
+        <w:shd w:fill="FFF5E6"/>
+      </w:pPr>
+      <w:r>
+        <w:rPr>
+          <w:b w:val="0"/>
+        </w:rPr>
         <w:t>Independent assessment: withhold the reserved answer until the learner has attempted the new case. Record support separately from correctness.</w:t>
       </w:r>
     </w:p>
@@ -2355,46 +4310,921 @@
       </w:tr>
     </w:tbl>
     <w:p>
-      <w:r>
-        <w:t>Project checkpoint: Prepare the demonstration. Gather reproducible instructions, evidence, access checks and remaining limitations.</w:t>
+      <w:pPr>
+        <w:pStyle w:val="Heading3"/>
+      </w:pPr>
+      <w:r>
+        <w:t>Project checkpoint</w:t>
       </w:r>
     </w:p>
     <w:p>
-      <w:r>
-        <w:t>Use the weekly teacher answer for topic-specific reasoning. A saved progress tick is an activity record; judge mastery from the learner’s explanation and evidence.</w:t>
+      <w:pPr>
+        <w:spacing w:line="336" w:lineRule="auto" w:after="180"/>
+        <w:shd w:fill="EDF7F3"/>
+      </w:pPr>
+      <w:r>
+        <w:rPr>
+          <w:b w:val="0"/>
+        </w:rPr>
+        <w:t xml:space="preserve">Project checkpoint: Prepare the demonstration. Gather reproducible instructions, </w:t>
+      </w:r>
+      <w:r>
+        <w:rPr>
+          <w:b/>
+        </w:rPr>
+        <w:t>evidence</w:t>
+      </w:r>
+      <w:r>
+        <w:rPr>
+          <w:b w:val="0"/>
+        </w:rPr>
+        <w:t>, access checks and remaining limitations.</w:t>
       </w:r>
     </w:p>
     <w:p>
       <w:pPr>
-        <w:pStyle w:val="Heading1"/>
-      </w:pPr>
-      <w:r>
-        <w:t>08. Use feedback, labs and repair paths</w:t>
+        <w:spacing w:line="336" w:lineRule="auto" w:after="180"/>
+      </w:pPr>
+      <w:r>
+        <w:rPr>
+          <w:b w:val="0"/>
+        </w:rPr>
+        <w:t xml:space="preserve">Use the weekly teacher answer for topic-specific reasoning. A saved progress tick is an activity record; judge mastery from the learner’s explanation and </w:t>
+      </w:r>
+      <w:r>
+        <w:rPr>
+          <w:b/>
+        </w:rPr>
+        <w:t>evidence</w:t>
+      </w:r>
+      <w:r>
+        <w:rPr>
+          <w:b w:val="0"/>
+        </w:rPr>
+        <w:t>.</w:t>
       </w:r>
     </w:p>
     <w:p>
-      <w:r>
-        <w:t>Use the two formative questions as supported practice, not as independent mastery scores. Discuss the deciding evidence rather than accepting a guessed selection.</w:t>
+      <w:pPr>
+        <w:pStyle w:val="Heading1"/>
+      </w:pPr>
+      <w:r>
+        <w:t>08. Use feedback, labs and repair paths</w:t>
       </w:r>
     </w:p>
     <w:p>
       <w:r>
-        <w:t>The feedback comes from the reviewed public worked case. Do not reveal the separately reserved independent teacher answer until the learner has attempted that case.</w:t>
+        <w:t>Use feedback, earlier review and portfolios purposefully. Apply the coding routine only when this lesson has an executable lab.</w:t>
       </w:r>
     </w:p>
     <w:p>
-      <w:r>
-        <w:t>Ask students to predict before running code. Preserve errors and actual outputs; collect a changed test and an explanation. The branch-boundary and indexing lessons deliberately include failure cases.</w:t>
+      <w:pPr>
+        <w:spacing w:line="336" w:lineRule="auto" w:after="180"/>
+      </w:pPr>
+      <w:r>
+        <w:rPr>
+          <w:b w:val="0"/>
+        </w:rPr>
+        <w:t xml:space="preserve">Use the two formative questions as supported practice, not as independent mastery scores. Discuss the deciding </w:t>
+      </w:r>
+      <w:r>
+        <w:rPr>
+          <w:b/>
+        </w:rPr>
+        <w:t>evidence</w:t>
+      </w:r>
+      <w:r>
+        <w:rPr>
+          <w:b w:val="0"/>
+        </w:rPr>
+        <w:t xml:space="preserve"> rather than accepting a guessed selection.</w:t>
       </w:r>
     </w:p>
     <w:p>
-      <w:r>
-        <w:t>Use the earlier worked-explanation links to address a specific missing building block, then return to the current question. Adapt this suggestion after observing the learner; it is not an automatic diagnosis.</w:t>
+      <w:pPr>
+        <w:spacing w:line="336" w:lineRule="auto" w:after="180"/>
+      </w:pPr>
+      <w:r>
+        <w:rPr>
+          <w:b w:val="0"/>
+        </w:rPr>
+        <w:t>The feedback comes from the reviewed public worked case. Do not reveal the separately reserved independent teacher answer until the learner has attempted that case.</w:t>
       </w:r>
     </w:p>
     <w:p>
-      <w:r>
-        <w:t>Collect the completed-work portfolio as evidence. Record support separately from correctness, and assess explanation, trace/test and limitations. Progress ticks and quiz selections alone do not establish mastery.</w:t>
+      <w:pPr>
+        <w:pStyle w:val="Heading3"/>
+      </w:pPr>
+      <w:r>
+        <w:t>For later coding lessons</w:t>
+      </w:r>
+    </w:p>
+    <w:p>
+      <w:r>
+        <w:t>This week has no code block. Use this routine when a later lesson includes an executable lab.</w:t>
+      </w:r>
+    </w:p>
+    <w:p>
+      <w:pPr>
+        <w:spacing w:line="336" w:lineRule="auto" w:after="180"/>
+        <w:shd w:fill="F1F6F8"/>
+      </w:pPr>
+      <w:r>
+        <w:rPr>
+          <w:b w:val="0"/>
+        </w:rPr>
+        <w:t xml:space="preserve">Ask students to predict before running code. Preserve errors and actual </w:t>
+      </w:r>
+      <w:r>
+        <w:rPr>
+          <w:b/>
+        </w:rPr>
+        <w:t>output</w:t>
+      </w:r>
+      <w:r>
+        <w:rPr>
+          <w:b w:val="0"/>
+        </w:rPr>
+        <w:t>s; collect a changed test and an explanation. The branch-boundary and indexing lessons deliberately include failure cases.</w:t>
+      </w:r>
+    </w:p>
+    <w:p>
+      <w:pPr>
+        <w:spacing w:line="336" w:lineRule="auto" w:after="180"/>
+      </w:pPr>
+      <w:r>
+        <w:rPr>
+          <w:b w:val="0"/>
+        </w:rPr>
+        <w:t>Use the earlier worked-explanation links to address a specific missing building block, then return to the current question. Adapt this suggestion after observing the learner; it is not an automatic diagnosis.</w:t>
+      </w:r>
+    </w:p>
+    <w:p>
+      <w:pPr>
+        <w:spacing w:line="336" w:lineRule="auto" w:after="180"/>
+      </w:pPr>
+      <w:r>
+        <w:rPr>
+          <w:b w:val="0"/>
+        </w:rPr>
+        <w:t xml:space="preserve">Collect the completed-work portfolio as </w:t>
+      </w:r>
+      <w:r>
+        <w:rPr>
+          <w:b/>
+        </w:rPr>
+        <w:t>evidence</w:t>
+      </w:r>
+      <w:r>
+        <w:rPr>
+          <w:b w:val="0"/>
+        </w:rPr>
+        <w:t>. Record support separately from correctness, and assess explanation, trace/test and limitations. Progress ticks and quiz selections alone do not establish mastery.</w:t>
+      </w:r>
+    </w:p>
+    <w:p>
+      <w:pPr>
+        <w:pStyle w:val="Heading1"/>
+      </w:pPr>
+      <w:r>
+        <w:t>09. Visual concept journey</w:t>
+      </w:r>
+    </w:p>
+    <w:p>
+      <w:r>
+        <w:t>Show one Running the primary experiment graphic at a time, request a prediction and discuss its trace before the independent assessment.</w:t>
+      </w:r>
+    </w:p>
+    <w:p>
+      <w:pPr>
+        <w:spacing w:line="336" w:lineRule="auto" w:after="180"/>
+      </w:pPr>
+      <w:r>
+        <w:rPr>
+          <w:b w:val="0"/>
+        </w:rPr>
+        <w:t xml:space="preserve">Use one picture at a time. Hide a worked result before asking for a </w:t>
+      </w:r>
+      <w:r>
+        <w:rPr>
+          <w:b/>
+        </w:rPr>
+        <w:t>prediction</w:t>
+      </w:r>
+      <w:r>
+        <w:rPr>
+          <w:b w:val="0"/>
+        </w:rPr>
+        <w:t>, then reveal it for feedback. These are supported teaching cases; retain the separate independent assessment for a fresh first attempt.</w:t>
+      </w:r>
+    </w:p>
+    <w:p>
+      <w:pPr>
+        <w:pStyle w:val="Heading3"/>
+      </w:pPr>
+      <w:r>
+        <w:t>01. Running the primary experiment: the case</w:t>
+      </w:r>
+    </w:p>
+    <w:p>
+      <w:r>
+        <w:drawing>
+          <wp:inline xmlns:a="http://schemas.openxmlformats.org/drawingml/2006/main" xmlns:pic="http://schemas.openxmlformats.org/drawingml/2006/picture">
+            <wp:extent cx="5486400" cy="2834640"/>
+            <wp:docPr id="3" name="Picture 3" descr="Run the frozen experiment. A research team freezes versions A and B, labels and scoring before a six-case primary run. Supplied facts: A scores [1,0,1,1,0,1]; B scores [1,1,1,0,1,1]. Both answer the same six cases. Binary entries mean 1=correct and 0=incorrect."/>
+            <wp:cNvGraphicFramePr>
+              <a:graphicFrameLocks noChangeAspect="1"/>
+            </wp:cNvGraphicFramePr>
+            <a:graphic>
+              <a:graphicData uri="http://schemas.openxmlformats.org/drawingml/2006/picture">
+                <pic:pic>
+                  <pic:nvPicPr>
+                    <pic:cNvPr id="0" name="academy-story-ai-7-25-01.png"/>
+                    <pic:cNvPicPr/>
+                  </pic:nvPicPr>
+                  <pic:blipFill>
+                    <a:blip r:embed="rId11"/>
+                    <a:stretch>
+                      <a:fillRect/>
+                    </a:stretch>
+                  </pic:blipFill>
+                  <pic:spPr>
+                    <a:xfrm>
+                      <a:off x="0" y="0"/>
+                      <a:ext cx="5486400" cy="2834640"/>
+                    </a:xfrm>
+                    <a:prstGeom prst="rect"/>
+                  </pic:spPr>
+                </pic:pic>
+              </a:graphicData>
+            </a:graphic>
+          </wp:inline>
+        </w:drawing>
+      </w:r>
+    </w:p>
+    <w:p>
+      <w:pPr>
+        <w:spacing w:line="336" w:lineRule="auto" w:after="180"/>
+      </w:pPr>
+      <w:r>
+        <w:rPr>
+          <w:b w:val="0"/>
+        </w:rPr>
+        <w:t xml:space="preserve">Run the frozen experiment. A research team freezes versions A and B, labels and scoring before a six-case </w:t>
+      </w:r>
+      <w:r>
+        <w:rPr>
+          <w:b/>
+        </w:rPr>
+        <w:t>primary run</w:t>
+      </w:r>
+      <w:r>
+        <w:rPr>
+          <w:b w:val="0"/>
+        </w:rPr>
+        <w:t>. Supplied facts: A scores [1,0,1,1,0,1]; B scores [1,1,1,0,1,1]. Both answer the same six cases.</w:t>
+      </w:r>
+    </w:p>
+    <w:p>
+      <w:pPr>
+        <w:spacing w:line="336" w:lineRule="auto" w:after="180"/>
+      </w:pPr>
+      <w:r>
+        <w:rPr>
+          <w:b w:val="0"/>
+        </w:rPr>
+        <w:t>Binary entries mean 1=correct and 0=incorrect.</w:t>
+      </w:r>
+    </w:p>
+    <w:p>
+      <w:pPr>
+        <w:spacing w:line="336" w:lineRule="auto" w:after="180"/>
+        <w:shd w:fill="F5F1FB"/>
+      </w:pPr>
+      <w:r>
+        <w:rPr>
+          <w:b w:val="0"/>
+        </w:rPr>
+        <w:t>Point to the given fact that matters most. Explain why it matters.</w:t>
+      </w:r>
+    </w:p>
+    <w:p>
+      <w:pPr>
+        <w:pStyle w:val="Heading3"/>
+      </w:pPr>
+      <w:r>
+        <w:t>Discuss while showing the picture</w:t>
+      </w:r>
+    </w:p>
+    <w:p>
+      <w:pPr>
+        <w:spacing w:line="336" w:lineRule="auto" w:after="180"/>
+        <w:shd w:fill="F1F6F8"/>
+      </w:pPr>
+      <w:r>
+        <w:rPr>
+          <w:b w:val="0"/>
+        </w:rPr>
+        <w:t>Teacher prompt: Point to the given fact that matters most. Explain why it matters. Ask learners to describe one label or arrow in ordinary words. Use the adjacent transcript if the image is difficult to see.</w:t>
+      </w:r>
+    </w:p>
+    <w:p>
+      <w:pPr>
+        <w:pStyle w:val="Heading3"/>
+      </w:pPr>
+      <w:r>
+        <w:t>02. Follow the deciding steps</w:t>
+      </w:r>
+    </w:p>
+    <w:p>
+      <w:r>
+        <w:drawing>
+          <wp:inline xmlns:a="http://schemas.openxmlformats.org/drawingml/2006/main" xmlns:pic="http://schemas.openxmlformats.org/drawingml/2006/picture">
+            <wp:extent cx="5486400" cy="3182112"/>
+            <wp:docPr id="4" name="Picture 4" descr="Keep versions fixed: No case result may trigger tuning during this run. → Compute results: A totals 4/6; B totals 5/6. → Keep case-level records: Cases two and five favour B; case four favours A."/>
+            <wp:cNvGraphicFramePr>
+              <a:graphicFrameLocks noChangeAspect="1"/>
+            </wp:cNvGraphicFramePr>
+            <a:graphic>
+              <a:graphicData uri="http://schemas.openxmlformats.org/drawingml/2006/picture">
+                <pic:pic>
+                  <pic:nvPicPr>
+                    <pic:cNvPr id="0" name="academy-story-ai-7-25-02.png"/>
+                    <pic:cNvPicPr/>
+                  </pic:nvPicPr>
+                  <pic:blipFill>
+                    <a:blip r:embed="rId12"/>
+                    <a:stretch>
+                      <a:fillRect/>
+                    </a:stretch>
+                  </pic:blipFill>
+                  <pic:spPr>
+                    <a:xfrm>
+                      <a:off x="0" y="0"/>
+                      <a:ext cx="5486400" cy="3182112"/>
+                    </a:xfrm>
+                    <a:prstGeom prst="rect"/>
+                  </pic:spPr>
+                </pic:pic>
+              </a:graphicData>
+            </a:graphic>
+          </wp:inline>
+        </w:drawing>
+      </w:r>
+    </w:p>
+    <w:p>
+      <w:pPr>
+        <w:spacing w:line="336" w:lineRule="auto" w:after="180"/>
+      </w:pPr>
+      <w:r>
+        <w:rPr>
+          <w:b w:val="0"/>
+        </w:rPr>
+        <w:t>Keep versions fixed: No case result may trigger tuning during this run. → Compute results: A totals 4/6; B totals 5/6. → Keep case-level records: Cases two and five favour B; case four favours A.</w:t>
+      </w:r>
+    </w:p>
+    <w:p>
+      <w:pPr>
+        <w:spacing w:line="336" w:lineRule="auto" w:after="180"/>
+        <w:shd w:fill="F5F1FB"/>
+      </w:pPr>
+      <w:r>
+        <w:rPr>
+          <w:b w:val="0"/>
+        </w:rPr>
+        <w:t xml:space="preserve">Point to each numbered stage and explain which recorded </w:t>
+      </w:r>
+      <w:r>
+        <w:rPr>
+          <w:b/>
+        </w:rPr>
+        <w:t>input</w:t>
+      </w:r>
+      <w:r>
+        <w:rPr>
+          <w:b w:val="0"/>
+        </w:rPr>
+        <w:t xml:space="preserve"> it uses.</w:t>
+      </w:r>
+    </w:p>
+    <w:p>
+      <w:pPr>
+        <w:pStyle w:val="Heading3"/>
+      </w:pPr>
+      <w:r>
+        <w:t>Discuss while showing the picture</w:t>
+      </w:r>
+    </w:p>
+    <w:p>
+      <w:pPr>
+        <w:spacing w:line="336" w:lineRule="auto" w:after="180"/>
+        <w:shd w:fill="F1F6F8"/>
+      </w:pPr>
+      <w:r>
+        <w:rPr>
+          <w:b w:val="0"/>
+        </w:rPr>
+        <w:t xml:space="preserve">Teacher prompt: Point to each numbered stage and explain which recorded </w:t>
+      </w:r>
+      <w:r>
+        <w:rPr>
+          <w:b/>
+        </w:rPr>
+        <w:t>input</w:t>
+      </w:r>
+      <w:r>
+        <w:rPr>
+          <w:b w:val="0"/>
+        </w:rPr>
+        <w:t xml:space="preserve"> it uses. Ask learners to describe one label or arrow in ordinary words. Use the adjacent transcript if the image is difficult to see.</w:t>
+      </w:r>
+    </w:p>
+    <w:p>
+      <w:pPr>
+        <w:pStyle w:val="Heading3"/>
+      </w:pPr>
+      <w:r>
+        <w:t>03. Paired primary case outcomes</w:t>
+      </w:r>
+    </w:p>
+    <w:p>
+      <w:r>
+        <w:drawing>
+          <wp:inline xmlns:a="http://schemas.openxmlformats.org/drawingml/2006/main" xmlns:pic="http://schemas.openxmlformats.org/drawingml/2006/picture">
+            <wp:extent cx="5486400" cy="3096768"/>
+            <wp:docPr id="5" name="Picture 5" descr="Paired primary case outcomes. Version A: Case 1 = 1, Case 2 = 0, Case 3 = 1, Case 4 = 1, Case 5 = 0, Case 6 = 1. Version B: Case 1 = 1, Case 2 = 1, Case 3 = 1, Case 4 = 0, Case 5 = 1, Case 6 = 1."/>
+            <wp:cNvGraphicFramePr>
+              <a:graphicFrameLocks noChangeAspect="1"/>
+            </wp:cNvGraphicFramePr>
+            <a:graphic>
+              <a:graphicData uri="http://schemas.openxmlformats.org/drawingml/2006/picture">
+                <pic:pic>
+                  <pic:nvPicPr>
+                    <pic:cNvPr id="0" name="academy-story-ai-7-25-03.png"/>
+                    <pic:cNvPicPr/>
+                  </pic:nvPicPr>
+                  <pic:blipFill>
+                    <a:blip r:embed="rId13"/>
+                    <a:stretch>
+                      <a:fillRect/>
+                    </a:stretch>
+                  </pic:blipFill>
+                  <pic:spPr>
+                    <a:xfrm>
+                      <a:off x="0" y="0"/>
+                      <a:ext cx="5486400" cy="3096768"/>
+                    </a:xfrm>
+                    <a:prstGeom prst="rect"/>
+                  </pic:spPr>
+                </pic:pic>
+              </a:graphicData>
+            </a:graphic>
+          </wp:inline>
+        </w:drawing>
+      </w:r>
+    </w:p>
+    <w:p>
+      <w:pPr>
+        <w:spacing w:line="336" w:lineRule="auto" w:after="180"/>
+      </w:pPr>
+      <w:r>
+        <w:rPr>
+          <w:b w:val="0"/>
+        </w:rPr>
+        <w:t>Paired primary case outcomes. Version A: Case 1 = 1, Case 2 = 0, Case 3 = 1, Case 4 = 1, Case 5 = 0, Case 6 = 1. Version B: Case 1 = 1, Case 2 = 1, Case 3 = 1, Case 4 = 0, Case 5 = 1, Case 6 = 1.</w:t>
+      </w:r>
+    </w:p>
+    <w:p>
+      <w:pPr>
+        <w:spacing w:line="336" w:lineRule="auto" w:after="180"/>
+        <w:shd w:fill="F5F1FB"/>
+      </w:pPr>
+      <w:r>
+        <w:rPr>
+          <w:b w:val="0"/>
+        </w:rPr>
+        <w:t>Read the labels and values. Explain the relationship the model shows.</w:t>
+      </w:r>
+    </w:p>
+    <w:p>
+      <w:pPr>
+        <w:pStyle w:val="Heading3"/>
+      </w:pPr>
+      <w:r>
+        <w:t>Discuss while showing the picture</w:t>
+      </w:r>
+    </w:p>
+    <w:p>
+      <w:pPr>
+        <w:spacing w:line="336" w:lineRule="auto" w:after="180"/>
+        <w:shd w:fill="F1F6F8"/>
+      </w:pPr>
+      <w:r>
+        <w:rPr>
+          <w:b w:val="0"/>
+        </w:rPr>
+        <w:t>Teacher prompt: Read the labels and values. Explain the relationship the model shows. Ask learners to describe one label or arrow in ordinary words. Use the adjacent transcript if the image is difficult to see.</w:t>
+      </w:r>
+    </w:p>
+    <w:p>
+      <w:pPr>
+        <w:spacing w:line="336" w:lineRule="auto" w:after="180"/>
+        <w:shd w:fill="F1F6F8"/>
+      </w:pPr>
+      <w:r>
+        <w:rPr>
+          <w:b w:val="0"/>
+        </w:rPr>
+        <w:t>Check row/column meanings, units and denominators before discussing a difference. Supplied toy values are not real class or model results.</w:t>
+      </w:r>
+    </w:p>
+    <w:p>
+      <w:pPr>
+        <w:pStyle w:val="Heading3"/>
+      </w:pPr>
+      <w:r>
+        <w:t>04. Change one thing. Trace what follows.</w:t>
+      </w:r>
+    </w:p>
+    <w:p>
+      <w:r>
+        <w:drawing>
+          <wp:inline xmlns:a="http://schemas.openxmlformats.org/drawingml/2006/main" xmlns:pic="http://schemas.openxmlformats.org/drawingml/2006/picture">
+            <wp:extent cx="5486400" cy="3026664"/>
+            <wp:docPr id="6" name="Picture 6" descr="Original case: Cases two and five favour B; case four favours A. Changed condition: Tune B after inspecting its case-four failure, then rescore the same set. Expected result: Label the rerun as development on exposed cases, not untouched primary evaluation. Reason: The evaluation outcomes have now influenced the version."/>
+            <wp:cNvGraphicFramePr>
+              <a:graphicFrameLocks noChangeAspect="1"/>
+            </wp:cNvGraphicFramePr>
+            <a:graphic>
+              <a:graphicData uri="http://schemas.openxmlformats.org/drawingml/2006/picture">
+                <pic:pic>
+                  <pic:nvPicPr>
+                    <pic:cNvPr id="0" name="academy-story-ai-7-25-04.png"/>
+                    <pic:cNvPicPr/>
+                  </pic:nvPicPr>
+                  <pic:blipFill>
+                    <a:blip r:embed="rId14"/>
+                    <a:stretch>
+                      <a:fillRect/>
+                    </a:stretch>
+                  </pic:blipFill>
+                  <pic:spPr>
+                    <a:xfrm>
+                      <a:off x="0" y="0"/>
+                      <a:ext cx="5486400" cy="3026664"/>
+                    </a:xfrm>
+                    <a:prstGeom prst="rect"/>
+                  </pic:spPr>
+                </pic:pic>
+              </a:graphicData>
+            </a:graphic>
+          </wp:inline>
+        </w:drawing>
+      </w:r>
+    </w:p>
+    <w:p>
+      <w:pPr>
+        <w:spacing w:line="336" w:lineRule="auto" w:after="180"/>
+      </w:pPr>
+      <w:r>
+        <w:rPr>
+          <w:b w:val="0"/>
+        </w:rPr>
+        <w:t>Original case: Cases two and five favour B; case four favours A. Changed condition: Tune B after inspecting its case-four failure, then rescore the same set.</w:t>
+      </w:r>
+    </w:p>
+    <w:p>
+      <w:pPr>
+        <w:spacing w:line="336" w:lineRule="auto" w:after="180"/>
+      </w:pPr>
+      <w:r>
+        <w:rPr>
+          <w:b w:val="0"/>
+        </w:rPr>
+        <w:t>Expected result: Label the rerun as development on exposed cases, not untouched primary evaluation. Reason: The evaluation outcomes have now influenced the version.</w:t>
+      </w:r>
+    </w:p>
+    <w:p>
+      <w:pPr>
+        <w:spacing w:line="336" w:lineRule="auto" w:after="180"/>
+        <w:shd w:fill="F5F1FB"/>
+      </w:pPr>
+      <w:r>
+        <w:rPr>
+          <w:b w:val="0"/>
+        </w:rPr>
+        <w:t>Predict before checking the worked changed-case result. Name what changed and what the supplied facts allow you to conclude.</w:t>
+      </w:r>
+    </w:p>
+    <w:p>
+      <w:pPr>
+        <w:pStyle w:val="Heading3"/>
+      </w:pPr>
+      <w:r>
+        <w:t>Discuss while showing the picture</w:t>
+      </w:r>
+    </w:p>
+    <w:p>
+      <w:pPr>
+        <w:spacing w:line="336" w:lineRule="auto" w:after="180"/>
+        <w:shd w:fill="F1F6F8"/>
+      </w:pPr>
+      <w:r>
+        <w:rPr>
+          <w:b w:val="0"/>
+        </w:rPr>
+        <w:t>Teacher prompt: Predict before checking the worked changed-case result. Name what changed and what the supplied facts allow you to conclude. Ask learners to describe one label or arrow in ordinary words.</w:t>
+      </w:r>
+    </w:p>
+    <w:p>
+      <w:pPr>
+        <w:spacing w:line="336" w:lineRule="auto" w:after="180"/>
+        <w:shd w:fill="F1F6F8"/>
+      </w:pPr>
+      <w:r>
+        <w:rPr>
+          <w:b w:val="0"/>
+        </w:rPr>
+        <w:t>Use the adjacent transcript if the image is difficult to see. Changed-case reasoning: The evaluation outcomes have now influenced the version.</w:t>
+      </w:r>
+    </w:p>
+    <w:p>
+      <w:pPr>
+        <w:pStyle w:val="Heading3"/>
+      </w:pPr>
+      <w:r>
+        <w:t>05. Connect the explanation to its limit</w:t>
+      </w:r>
+    </w:p>
+    <w:p>
+      <w:r>
+        <w:drawing>
+          <wp:inline xmlns:a="http://schemas.openxmlformats.org/drawingml/2006/main" xmlns:pic="http://schemas.openxmlformats.org/drawingml/2006/picture">
+            <wp:extent cx="5486400" cy="2834640"/>
+            <wp:docPr id="7" name="Picture 7" descr="Running the primary experiment means following the declared protocol and retaining raw outcomes. Overall scores alone hide different failure patterns. Limit: Six illustrative cases do not establish a population advantage or statistical significance."/>
+            <wp:cNvGraphicFramePr>
+              <a:graphicFrameLocks noChangeAspect="1"/>
+            </wp:cNvGraphicFramePr>
+            <a:graphic>
+              <a:graphicData uri="http://schemas.openxmlformats.org/drawingml/2006/picture">
+                <pic:pic>
+                  <pic:nvPicPr>
+                    <pic:cNvPr id="0" name="academy-story-ai-7-25-05.png"/>
+                    <pic:cNvPicPr/>
+                  </pic:nvPicPr>
+                  <pic:blipFill>
+                    <a:blip r:embed="rId15"/>
+                    <a:stretch>
+                      <a:fillRect/>
+                    </a:stretch>
+                  </pic:blipFill>
+                  <pic:spPr>
+                    <a:xfrm>
+                      <a:off x="0" y="0"/>
+                      <a:ext cx="5486400" cy="2834640"/>
+                    </a:xfrm>
+                    <a:prstGeom prst="rect"/>
+                  </pic:spPr>
+                </pic:pic>
+              </a:graphicData>
+            </a:graphic>
+          </wp:inline>
+        </w:drawing>
+      </w:r>
+    </w:p>
+    <w:p>
+      <w:pPr>
+        <w:spacing w:line="336" w:lineRule="auto" w:after="180"/>
+      </w:pPr>
+      <w:r>
+        <w:rPr>
+          <w:b w:val="0"/>
+        </w:rPr>
+        <w:t>Running the primary experiment means following the declared protocol and retaining raw outcomes. Overall scores alone hide different failure patterns.</w:t>
+      </w:r>
+    </w:p>
+    <w:p>
+      <w:pPr>
+        <w:spacing w:line="336" w:lineRule="auto" w:after="180"/>
+      </w:pPr>
+      <w:r>
+        <w:rPr>
+          <w:b w:val="0"/>
+        </w:rPr>
+        <w:t>Limit: Six illustrative cases do not establish a population advantage or statistical significance.</w:t>
+      </w:r>
+    </w:p>
+    <w:p>
+      <w:pPr>
+        <w:spacing w:line="336" w:lineRule="auto" w:after="180"/>
+        <w:shd w:fill="F5F1FB"/>
+      </w:pPr>
+      <w:r>
+        <w:rPr>
+          <w:b w:val="0"/>
+        </w:rPr>
+        <w:t>Explain the case, then point to a limit on the claim.</w:t>
+      </w:r>
+    </w:p>
+    <w:p>
+      <w:pPr>
+        <w:pStyle w:val="Heading3"/>
+      </w:pPr>
+      <w:r>
+        <w:t>Discuss while showing the picture</w:t>
+      </w:r>
+    </w:p>
+    <w:p>
+      <w:pPr>
+        <w:spacing w:line="336" w:lineRule="auto" w:after="180"/>
+        <w:shd w:fill="F1F6F8"/>
+      </w:pPr>
+      <w:r>
+        <w:rPr>
+          <w:b w:val="0"/>
+        </w:rPr>
+        <w:t>Teacher prompt: Explain the case, then point to a limit on the claim. Ask learners to describe one label or arrow in ordinary words. Use the adjacent transcript if the image is difficult to see.</w:t>
+      </w:r>
+    </w:p>
+    <w:p>
+      <w:pPr>
+        <w:spacing w:line="336" w:lineRule="auto" w:after="180"/>
+        <w:shd w:fill="F1F6F8"/>
+      </w:pPr>
+      <w:r>
+        <w:rPr>
+          <w:b w:val="0"/>
+        </w:rPr>
+        <w:t>Keep the stated scope: Six illustrative cases do not establish a population advantage or statistical significance.</w:t>
+      </w:r>
+    </w:p>
+    <w:p>
+      <w:pPr>
+        <w:pStyle w:val="Heading3"/>
+      </w:pPr>
+      <w:r>
+        <w:t>06. Make the idea visible in your project</w:t>
+      </w:r>
+    </w:p>
+    <w:p>
+      <w:r>
+        <w:drawing>
+          <wp:inline xmlns:a="http://schemas.openxmlformats.org/drawingml/2006/main" xmlns:pic="http://schemas.openxmlformats.org/drawingml/2006/picture">
+            <wp:extent cx="5486400" cy="3681984"/>
+            <wp:docPr id="8" name="Picture 8" descr="For the Reproducible AI Research Study, retain an annotated worked trace and the changed-case reasoning. Connect the claim to its records, units and assumptions so another investigator can challenge or reproduce it. Draw your input, deciding step, result and limit. Supported question: Compute A’s and B’s six-case counts and identify the cases that favour each. How must a B revision tuned on case four be labelled when evaluated again on the same set?"/>
+            <wp:cNvGraphicFramePr>
+              <a:graphicFrameLocks noChangeAspect="1"/>
+            </wp:cNvGraphicFramePr>
+            <a:graphic>
+              <a:graphicData uri="http://schemas.openxmlformats.org/drawingml/2006/picture">
+                <pic:pic>
+                  <pic:nvPicPr>
+                    <pic:cNvPr id="0" name="academy-story-ai-7-25-06.png"/>
+                    <pic:cNvPicPr/>
+                  </pic:nvPicPr>
+                  <pic:blipFill>
+                    <a:blip r:embed="rId16"/>
+                    <a:stretch>
+                      <a:fillRect/>
+                    </a:stretch>
+                  </pic:blipFill>
+                  <pic:spPr>
+                    <a:xfrm>
+                      <a:off x="0" y="0"/>
+                      <a:ext cx="5486400" cy="3681984"/>
+                    </a:xfrm>
+                    <a:prstGeom prst="rect"/>
+                  </pic:spPr>
+                </pic:pic>
+              </a:graphicData>
+            </a:graphic>
+          </wp:inline>
+        </w:drawing>
+      </w:r>
+    </w:p>
+    <w:p>
+      <w:pPr>
+        <w:spacing w:line="336" w:lineRule="auto" w:after="180"/>
+      </w:pPr>
+      <w:r>
+        <w:rPr>
+          <w:b w:val="0"/>
+        </w:rPr>
+        <w:t>For the Reproducible AI Research Study, retain an annotated worked trace and the changed-case reasoning. Connect the claim to its records, units and assumptions so another investigator can challenge or reproduce it.</w:t>
+      </w:r>
+    </w:p>
+    <w:p>
+      <w:pPr>
+        <w:spacing w:line="336" w:lineRule="auto" w:after="180"/>
+      </w:pPr>
+      <w:r>
+        <w:rPr>
+          <w:b w:val="0"/>
+        </w:rPr>
+        <w:t xml:space="preserve">Draw your </w:t>
+      </w:r>
+      <w:r>
+        <w:rPr>
+          <w:b/>
+        </w:rPr>
+        <w:t>input</w:t>
+      </w:r>
+      <w:r>
+        <w:rPr>
+          <w:b w:val="0"/>
+        </w:rPr>
+        <w:t>, deciding step, result and limit. Supported question: Compute A’s and B’s six-case counts and identify the cases that favour each.</w:t>
+      </w:r>
+    </w:p>
+    <w:p>
+      <w:pPr>
+        <w:spacing w:line="336" w:lineRule="auto" w:after="180"/>
+      </w:pPr>
+      <w:r>
+        <w:rPr>
+          <w:b w:val="0"/>
+        </w:rPr>
+        <w:t>How must a B revision tuned on case four be labelled when evaluated again on the same set?</w:t>
+      </w:r>
+    </w:p>
+    <w:p>
+      <w:pPr>
+        <w:spacing w:line="336" w:lineRule="auto" w:after="180"/>
+        <w:shd w:fill="F5F1FB"/>
+      </w:pPr>
+      <w:r>
+        <w:rPr>
+          <w:b w:val="0"/>
+        </w:rPr>
+        <w:t xml:space="preserve">Draw your project trace and justify the deciding step using </w:t>
+      </w:r>
+      <w:r>
+        <w:rPr>
+          <w:b/>
+        </w:rPr>
+        <w:t>evidence</w:t>
+      </w:r>
+      <w:r>
+        <w:rPr>
+          <w:b w:val="0"/>
+        </w:rPr>
+        <w:t>.</w:t>
+      </w:r>
+    </w:p>
+    <w:p>
+      <w:pPr>
+        <w:pStyle w:val="Heading3"/>
+      </w:pPr>
+      <w:r>
+        <w:t>Discuss while showing the picture</w:t>
+      </w:r>
+    </w:p>
+    <w:p>
+      <w:pPr>
+        <w:spacing w:line="336" w:lineRule="auto" w:after="180"/>
+        <w:shd w:fill="F1F6F8"/>
+      </w:pPr>
+      <w:r>
+        <w:rPr>
+          <w:b w:val="0"/>
+        </w:rPr>
+        <w:t xml:space="preserve">Teacher prompt: Draw your project trace and justify the deciding step using </w:t>
+      </w:r>
+      <w:r>
+        <w:rPr>
+          <w:b/>
+        </w:rPr>
+        <w:t>evidence</w:t>
+      </w:r>
+      <w:r>
+        <w:rPr>
+          <w:b w:val="0"/>
+        </w:rPr>
+        <w:t>. Ask learners to describe one label or arrow in ordinary words. Use the adjacent transcript if the image is difficult to see.</w:t>
+      </w:r>
+    </w:p>
+    <w:p>
+      <w:pPr>
+        <w:spacing w:line="336" w:lineRule="auto" w:after="180"/>
+        <w:shd w:fill="F1F6F8"/>
+      </w:pPr>
+      <w:r>
+        <w:rPr>
+          <w:b w:val="0"/>
+        </w:rPr>
+        <w:t>Supported practice key: No case result may trigger tuning during this run. A totals 4/6; B totals 5/6. Cases two and five favour B; case four favours A.</w:t>
+      </w:r>
+    </w:p>
+    <w:p>
+      <w:pPr>
+        <w:spacing w:line="336" w:lineRule="auto" w:after="180"/>
+        <w:shd w:fill="F1F6F8"/>
+      </w:pPr>
+      <w:r>
+        <w:rPr>
+          <w:b w:val="0"/>
+        </w:rPr>
+        <w:t>Changed case: Label the rerun as development on exposed cases, not untouched primary evaluation. The evaluation outcomes have now influenced the version.</w:t>
       </w:r>
     </w:p>
     <w:sectPr>

--- a/downloads/teacher/ai-7-week-25.docx
+++ b/downloads/teacher/ai-7-week-25.docx
@@ -137,7 +137,7 @@
           </w:tcPr>
           <w:p>
             <w:r>
-              <w:t>Sections 1–6; record the brief recall in the workbook.</w:t>
+              <w:t>Use Your mission, Notice the evidence, See how it works, Words that unlock the idea and Follow a worked example; record the brief recall in the workbook.</w:t>
             </w:r>
           </w:p>
         </w:tc>
@@ -169,7 +169,7 @@
           </w:tcPr>
           <w:p>
             <w:r>
-              <w:t>Sections 7–10; use the matching workbook W2 and misconception check.</w:t>
+              <w:t>Use Find and repair a mistake, Practise together and Run the investigation, with workbook W2 and Individual reasoning check.</w:t>
             </w:r>
           </w:p>
         </w:tc>
@@ -201,7 +201,7 @@
           </w:tcPr>
           <w:p>
             <w:r>
-              <w:t>Sections 9 and 11–14. Give extra time to finish the full task set; use Section 15 when the week includes a coding lab.</w:t>
+              <w:t>Use Run the investigation, Build your understanding, Connect your project and Show what you know. Reserve further time for the full task set. Use a code example only where one is actually supplied.</w:t>
             </w:r>
           </w:p>
         </w:tc>
@@ -484,7 +484,7 @@
         <w:rPr>
           <w:b w:val="0"/>
         </w:rPr>
-        <w:t>Two 45-minute sessions. The primary experiment follows the frozen plan and captures every eligible outcome. Unexpected failures are recorded rather than silently retried away.</w:t>
+        <w:t>Compact alternative: two 45-minute sessions for the core explanation and W1–W5 only. The main plan uses three sessions; schedule further time for the complete investigation, project, visual journey and any code examples. The primary experiment follows the frozen plan and captures every eligible outcome. Unexpected failures are recorded rather than silently retried away.</w:t>
       </w:r>
     </w:p>
     <w:p>
@@ -1846,7 +1846,7 @@
           </w:tcPr>
           <w:p>
             <w:r>
-              <w:t>Explain section 1 and vocabulary. Complete W1 with a mechanism-based explanation.</w:t>
+              <w:t>Explain See how it works and Words that unlock the idea. Complete W1 with a mechanism-based explanation.</w:t>
             </w:r>
           </w:p>
         </w:tc>
@@ -2916,7 +2916,7 @@
         <w:rPr>
           <w:b w:val="0"/>
         </w:rPr>
-        <w:t>Twelve cases:9 pass, 1 fail, 2 unassessed. Report same metrics.</w:t>
+        <w:t>Twelve eligible cases include 9 passes, 1 failure and 2 unassessed cases. Report completed-case pass rate (passes / completed cases), assessment coverage (completed / eligible cases) and the unassessed count.</w:t>
       </w:r>
     </w:p>
     <w:p>
@@ -3136,7 +3136,7 @@
         <w:rPr>
           <w:b w:val="0"/>
         </w:rPr>
-        <w:t>Selected case: Twelve cases:9 pass, 1 fail, 2 unassessed. Report same metrics.</w:t>
+        <w:t>Selected case: Twelve eligible cases include 9 passes, 1 failure and 2 unassessed cases. Report completed-case pass rate (passes / completed cases), assessment coverage (completed / eligible cases) and the unassessed count.</w:t>
       </w:r>
     </w:p>
     <w:p>
@@ -3886,7 +3886,7 @@
           </w:tcPr>
           <w:p>
             <w:r>
-              <w:t>Sections 1–6; record the brief recall in the workbook.</w:t>
+              <w:t>Use Your mission, Notice the evidence, See how it works, Words that unlock the idea and Follow a worked example; record the brief recall in the workbook.</w:t>
             </w:r>
           </w:p>
         </w:tc>
@@ -3918,7 +3918,7 @@
           </w:tcPr>
           <w:p>
             <w:r>
-              <w:t>Sections 7–10; use the matching workbook W2 and misconception check.</w:t>
+              <w:t>Use Find and repair a mistake, Practise together and Run the investigation, with workbook W2 and Individual reasoning check.</w:t>
             </w:r>
           </w:p>
         </w:tc>
@@ -3950,7 +3950,7 @@
           </w:tcPr>
           <w:p>
             <w:r>
-              <w:t>Sections 9 and 11–14. Give extra time to finish the full task set; use Section 15 when the week includes a coding lab.</w:t>
+              <w:t>Use Run the investigation, Build your understanding, Connect your project and Show what you know. Reserve further time for the full task set. Use a code example only where one is actually supplied.</w:t>
             </w:r>
           </w:p>
         </w:tc>

--- a/downloads/teacher/ai-7-week-25.docx
+++ b/downloads/teacher/ai-7-week-25.docx
@@ -25,20 +25,38 @@
         <w:pStyle w:val="Heading1"/>
       </w:pPr>
       <w:r>
-        <w:t>01. Prepare the purpose, prerequisites and materials</w:t>
+        <w:t>Teach the evidence-to-conclusion chain for Running the primary experiment</w:t>
       </w:r>
     </w:p>
     <w:p>
       <w:r>
-        <w:t>Prepare Running the primary experiment: check the target, prerequisites, resources and adaptable teaching schedule.</w:t>
+        <w:t>Report completion coverage, paired failures and later revisions without hiding missing cases.</w:t>
       </w:r>
     </w:p>
     <w:p>
-      <w:pPr>
-        <w:pStyle w:val="Heading3"/>
-      </w:pPr>
-      <w:r>
-        <w:t>Teach the learning cycle</w:t>
+      <w:r>
+        <w:t>Model the main case → reveal the picture gradually → probe limits → assess independent reasoning → plan a changed-case return.</w:t>
+      </w:r>
+    </w:p>
+    <w:p>
+      <w:pPr>
+        <w:pStyle w:val="Heading1"/>
+      </w:pPr>
+      <w:r>
+        <w:t>01. Prepare the connected research investigation</w:t>
+      </w:r>
+    </w:p>
+    <w:p>
+      <w:r>
+        <w:t>Keep modelling, shared practice and independent evidence distinct.</w:t>
+      </w:r>
+    </w:p>
+    <w:p>
+      <w:pPr>
+        <w:pStyle w:val="Heading2"/>
+      </w:pPr>
+      <w:r>
+        <w:t>Target and main teaching plan</w:t>
       </w:r>
     </w:p>
     <w:p>
@@ -243,18 +261,97 @@
     </w:p>
     <w:p>
       <w:pPr>
-        <w:pStyle w:val="Heading3"/>
-      </w:pPr>
-      <w:r>
-        <w:t>Retrieval answer guidance</w:t>
+        <w:pStyle w:val="Heading2"/>
+      </w:pPr>
+      <w:r>
+        <w:t>Preparation and prerequisite</w:t>
       </w:r>
     </w:p>
     <w:p>
       <w:pPr>
-        <w:pStyle w:val="Heading3"/>
-      </w:pPr>
-      <w:r>
-        <w:t>Reproducible environment and records</w:t>
+        <w:spacing w:line="336" w:lineRule="auto" w:after="180"/>
+      </w:pPr>
+      <w:r>
+        <w:rPr>
+          <w:b w:val="0"/>
+        </w:rPr>
+        <w:t>Lesson and workbook; paper and pencil</w:t>
+      </w:r>
+    </w:p>
+    <w:p>
+      <w:pPr>
+        <w:spacing w:line="336" w:lineRule="auto" w:after="180"/>
+      </w:pPr>
+      <w:r>
+        <w:rPr>
+          <w:b w:val="0"/>
+        </w:rPr>
+        <w:t>Calculator and optional local Python 3 for arithmetic; no live API or private data</w:t>
+      </w:r>
+    </w:p>
+    <w:p>
+      <w:pPr>
+        <w:spacing w:line="336" w:lineRule="auto" w:after="180"/>
+      </w:pPr>
+      <w:r>
+        <w:rPr>
+          <w:b w:val="0"/>
+        </w:rPr>
+        <w:t>Prepare the fresh retry separately and withhold its solution until after collection</w:t>
+      </w:r>
+    </w:p>
+    <w:p>
+      <w:pPr>
+        <w:spacing w:line="336" w:lineRule="auto" w:after="180"/>
+      </w:pPr>
+      <w:r>
+        <w:rPr>
+          <w:b w:val="0"/>
+        </w:rPr>
+        <w:t xml:space="preserve">A result depends on the </w:t>
+      </w:r>
+      <w:r>
+        <w:rPr>
+          <w:b/>
+        </w:rPr>
+        <w:t>input</w:t>
+      </w:r>
+      <w:r>
+        <w:rPr>
+          <w:b w:val="0"/>
+        </w:rPr>
+        <w:t xml:space="preserve">s, procedure and conditions that produced it. Preserve data roles and distinguish observed outcomes from </w:t>
+      </w:r>
+      <w:r>
+        <w:rPr>
+          <w:b/>
+        </w:rPr>
+        <w:t>prediction</w:t>
+      </w:r>
+      <w:r>
+        <w:rPr>
+          <w:b w:val="0"/>
+        </w:rPr>
+        <w:t>s or unmeasured conditions.</w:t>
+      </w:r>
+    </w:p>
+    <w:p>
+      <w:pPr>
+        <w:spacing w:line="336" w:lineRule="auto" w:after="180"/>
+      </w:pPr>
+      <w:r>
+        <w:rPr>
+          <w:b w:val="0"/>
+        </w:rPr>
+        <w:t>If the prior concept cannot be explained, use a short retrieval activity before this chapter.</w:t>
+      </w:r>
+    </w:p>
+    <w:p>
+      <w:pPr>
+        <w:pStyle w:val="Heading2"/>
+      </w:pPr>
+      <w:r>
+        <w:t>Opening retrieval</w:t>
       </w:r>
     </w:p>
     <w:p>
@@ -327,14 +424,6 @@
     </w:p>
     <w:p>
       <w:pPr>
-        <w:pStyle w:val="Heading3"/>
-      </w:pPr>
-      <w:r>
-        <w:t>Pilot experiments</w:t>
-      </w:r>
-    </w:p>
-    <w:p>
-      <w:pPr>
         <w:spacing w:line="336" w:lineRule="auto" w:after="180"/>
       </w:pPr>
       <w:r>
@@ -403,14 +492,6 @@
     </w:p>
     <w:p>
       <w:pPr>
-        <w:pStyle w:val="Heading3"/>
-      </w:pPr>
-      <w:r>
-        <w:t>Research ethics and consent</w:t>
-      </w:r>
-    </w:p>
-    <w:p>
-      <w:pPr>
         <w:spacing w:line="336" w:lineRule="auto" w:after="180"/>
       </w:pPr>
       <w:r>
@@ -478,6 +559,73 @@
     </w:p>
     <w:p>
       <w:pPr>
+        <w:pStyle w:val="Heading2"/>
+      </w:pPr>
+      <w:r>
+        <w:t>Pictured end goal</w:t>
+      </w:r>
+    </w:p>
+    <w:p>
+      <w:pPr>
+        <w:spacing w:line="336" w:lineRule="auto" w:after="180"/>
+      </w:pPr>
+      <w:r>
+        <w:rPr>
+          <w:b w:val="0"/>
+        </w:rPr>
+        <w:t>Explain running the primary experiment using the records and boundaries of this fictional investigation.</w:t>
+      </w:r>
+    </w:p>
+    <w:p>
+      <w:pPr>
+        <w:pStyle w:val="Heading2"/>
+      </w:pPr>
+      <w:r>
+        <w:t>Earlier wording, alternatives and picture transcripts · reference / check after trying</w:t>
+      </w:r>
+    </w:p>
+    <w:p>
+      <w:pPr>
+        <w:pStyle w:val="Heading3"/>
+      </w:pPr>
+      <w:r>
+        <w:t>Teach the learning cycle</w:t>
+      </w:r>
+    </w:p>
+    <w:p>
+      <w:pPr>
+        <w:pStyle w:val="Heading3"/>
+      </w:pPr>
+      <w:r>
+        <w:t>Retrieval answer guidance</w:t>
+      </w:r>
+    </w:p>
+    <w:p>
+      <w:pPr>
+        <w:pStyle w:val="Heading3"/>
+      </w:pPr>
+      <w:r>
+        <w:t>Reproducible environment and records</w:t>
+      </w:r>
+    </w:p>
+    <w:p>
+      <w:pPr>
+        <w:pStyle w:val="Heading3"/>
+      </w:pPr>
+      <w:r>
+        <w:t>Pilot experiments</w:t>
+      </w:r>
+    </w:p>
+    <w:p>
+      <w:pPr>
+        <w:pStyle w:val="Heading3"/>
+      </w:pPr>
+      <w:r>
+        <w:t>Research ethics and consent</w:t>
+      </w:r>
+    </w:p>
+    <w:p>
+      <w:pPr>
         <w:spacing w:line="336" w:lineRule="auto" w:after="180"/>
       </w:pPr>
       <w:r>
@@ -596,13 +744,50 @@
     </w:p>
     <w:p>
       <w:pPr>
+        <w:pStyle w:val="Heading3"/>
+      </w:pPr>
+      <w:r>
+        <w:t>Prerequisite answer</w:t>
+      </w:r>
+    </w:p>
+    <w:p>
+      <w:pPr>
+        <w:pStyle w:val="Heading3"/>
+      </w:pPr>
+      <w:r>
+        <w:t>End goal for the pictorial case</w:t>
+      </w:r>
+    </w:p>
+    <w:p>
+      <w:pPr>
         <w:spacing w:line="336" w:lineRule="auto" w:after="180"/>
       </w:pPr>
       <w:r>
         <w:rPr>
           <w:b w:val="0"/>
         </w:rPr>
-        <w:t>Lesson and workbook; paper and pencil</w:t>
+        <w:t>This added worked case illustrates the week’s main idea. Retain all original and connected topics; schedule its practice within the teaching cycle.</w:t>
+      </w:r>
+    </w:p>
+    <w:p>
+      <w:pPr>
+        <w:pStyle w:val="Heading1"/>
+      </w:pPr>
+      <w:r>
+        <w:t>02. Model the whole case and check each inference</w:t>
+      </w:r>
+    </w:p>
+    <w:p>
+      <w:r>
+        <w:t>Keep the independent answer private until after the first attempt.</w:t>
+      </w:r>
+    </w:p>
+    <w:p>
+      <w:pPr>
+        <w:pStyle w:val="Heading2"/>
+      </w:pPr>
+      <w:r>
+        <w:t>Definitions and complete contract</w:t>
       </w:r>
     </w:p>
     <w:p>
@@ -613,7 +798,7 @@
         <w:rPr>
           <w:b w:val="0"/>
         </w:rPr>
-        <w:t>Calculator and optional local Python 3 for arithmetic; no live API or private data</w:t>
+        <w:t>The primary experiment follows the frozen plan and captures every eligible outcome. Unexpected failures are recorded rather than silently retried away.</w:t>
       </w:r>
     </w:p>
     <w:p>
@@ -624,17 +809,500 @@
         <w:rPr>
           <w:b w:val="0"/>
         </w:rPr>
-        <w:t>Prepare the fresh retry separately and withhold its solution until after collection</w:t>
+        <w:t>Run declared cases, store raw paired results and deviations, and keep primary analysis separate from exploratory repairs. Stop or escalate only according to the stated rule.</w:t>
       </w:r>
     </w:p>
+    <w:tbl>
+      <w:tblPr>
+        <w:tblStyle w:val="LightShading-Accent1"/>
+        <w:tblW w:type="auto" w:w="0"/>
+        <w:tblLook w:firstColumn="1" w:firstRow="1" w:lastColumn="0" w:lastRow="0" w:noHBand="0" w:noVBand="1" w:val="04A0"/>
+      </w:tblPr>
+      <w:tblGrid>
+        <w:gridCol w:w="5112"/>
+        <w:gridCol w:w="5112"/>
+      </w:tblGrid>
+      <w:tr>
+        <w:trPr>
+          <w:tblHeader/>
+        </w:trPr>
+        <w:tc>
+          <w:tcPr>
+            <w:tcW w:type="dxa" w:w="5112"/>
+          </w:tcPr>
+          <w:p>
+            <w:r>
+              <w:t>Primary-run item</w:t>
+            </w:r>
+          </w:p>
+        </w:tc>
+        <w:tc>
+          <w:tcPr>
+            <w:tcW w:type="dxa" w:w="5112"/>
+          </w:tcPr>
+          <w:p>
+            <w:r>
+              <w:t>Complete supplied exercise contract</w:t>
+            </w:r>
+          </w:p>
+        </w:tc>
+      </w:tr>
+      <w:tr>
+        <w:tc>
+          <w:tcPr>
+            <w:tcW w:type="dxa" w:w="5112"/>
+          </w:tcPr>
+          <w:p>
+            <w:r>
+              <w:t>Main eligible cases</w:t>
+            </w:r>
+          </w:p>
+        </w:tc>
+        <w:tc>
+          <w:tcPr>
+            <w:tcW w:type="dxa" w:w="5112"/>
+          </w:tcPr>
+          <w:p>
+            <w:r>
+              <w:t>Twenty</w:t>
+            </w:r>
+          </w:p>
+        </w:tc>
+      </w:tr>
+      <w:tr>
+        <w:tc>
+          <w:tcPr>
+            <w:tcW w:type="dxa" w:w="5112"/>
+          </w:tcPr>
+          <w:p>
+            <w:r>
+              <w:t>Observed categories</w:t>
+            </w:r>
+          </w:p>
+        </w:tc>
+        <w:tc>
+          <w:tcPr>
+            <w:tcW w:type="dxa" w:w="5112"/>
+          </w:tcPr>
+          <w:p>
+            <w:r>
+              <w:t>Sixteen pass, two fail, two unassessed after outage</w:t>
+            </w:r>
+          </w:p>
+        </w:tc>
+      </w:tr>
+      <w:tr>
+        <w:tc>
+          <w:tcPr>
+            <w:tcW w:type="dxa" w:w="5112"/>
+          </w:tcPr>
+          <w:p>
+            <w:r>
+              <w:t>Planned performance metric</w:t>
+            </w:r>
+          </w:p>
+        </w:tc>
+        <w:tc>
+          <w:tcPr>
+            <w:tcW w:type="dxa" w:w="5112"/>
+          </w:tcPr>
+          <w:p>
+            <w:r>
+              <w:t>Passes divided by completed cases</w:t>
+            </w:r>
+          </w:p>
+        </w:tc>
+      </w:tr>
+      <w:tr>
+        <w:tc>
+          <w:tcPr>
+            <w:tcW w:type="dxa" w:w="5112"/>
+          </w:tcPr>
+          <w:p>
+            <w:r>
+              <w:t>Planned coverage metric</w:t>
+            </w:r>
+          </w:p>
+        </w:tc>
+        <w:tc>
+          <w:tcPr>
+            <w:tcW w:type="dxa" w:w="5112"/>
+          </w:tcPr>
+          <w:p>
+            <w:r>
+              <w:t>Completed divided by eligible cases</w:t>
+            </w:r>
+          </w:p>
+        </w:tc>
+      </w:tr>
+      <w:tr>
+        <w:tc>
+          <w:tcPr>
+            <w:tcW w:type="dxa" w:w="5112"/>
+          </w:tcPr>
+          <w:p>
+            <w:r>
+              <w:t>Retries and stopping</w:t>
+            </w:r>
+          </w:p>
+        </w:tc>
+        <w:tc>
+          <w:tcPr>
+            <w:tcW w:type="dxa" w:w="5112"/>
+          </w:tcPr>
+          <w:p>
+            <w:r>
+              <w:t>Follow the stated rule; no extra retry policy supplied here</w:t>
+            </w:r>
+          </w:p>
+        </w:tc>
+      </w:tr>
+      <w:tr>
+        <w:tc>
+          <w:tcPr>
+            <w:tcW w:type="dxa" w:w="5112"/>
+          </w:tcPr>
+          <w:p>
+            <w:r>
+              <w:t>Separate picture</w:t>
+            </w:r>
+          </w:p>
+        </w:tc>
+        <w:tc>
+          <w:tcPr>
+            <w:tcW w:type="dxa" w:w="5112"/>
+          </w:tcPr>
+          <w:p>
+            <w:r>
+              <w:t>Frozen A and B on the same six cases, binary correctness supplied</w:t>
+            </w:r>
+          </w:p>
+        </w:tc>
+      </w:tr>
+      <w:tr>
+        <w:tc>
+          <w:tcPr>
+            <w:tcW w:type="dxa" w:w="5112"/>
+          </w:tcPr>
+          <w:p>
+            <w:r>
+              <w:t>After inspecting case four</w:t>
+            </w:r>
+          </w:p>
+        </w:tc>
+        <w:tc>
+          <w:tcPr>
+            <w:tcW w:type="dxa" w:w="5112"/>
+          </w:tcPr>
+          <w:p>
+            <w:r>
+              <w:t>Tuning B creates a later revision; new outputs are not supplied</w:t>
+            </w:r>
+          </w:p>
+        </w:tc>
+      </w:tr>
+      <w:tr>
+        <w:tc>
+          <w:tcPr>
+            <w:tcW w:type="dxa" w:w="5112"/>
+          </w:tcPr>
+          <w:p>
+            <w:r>
+              <w:t>Scope</w:t>
+            </w:r>
+          </w:p>
+        </w:tc>
+        <w:tc>
+          <w:tcPr>
+            <w:tcW w:type="dxa" w:w="5112"/>
+          </w:tcPr>
+          <w:p>
+            <w:r>
+              <w:t>Supplied fictional records, not a new model run or population-advantage claim</w:t>
+            </w:r>
+          </w:p>
+        </w:tc>
+      </w:tr>
+    </w:tbl>
     <w:p>
       <w:pPr>
-        <w:pStyle w:val="Heading3"/>
-      </w:pPr>
-      <w:r>
-        <w:t>Prerequisite answer</w:t>
+        <w:pStyle w:val="Heading2"/>
+      </w:pPr>
+      <w:r>
+        <w:t>Main evidence ledger and checked key</w:t>
       </w:r>
     </w:p>
+    <w:tbl>
+      <w:tblPr>
+        <w:tblStyle w:val="LightShading-Accent1"/>
+        <w:tblW w:type="auto" w:w="0"/>
+        <w:tblLook w:firstColumn="1" w:firstRow="1" w:lastColumn="0" w:lastRow="0" w:noHBand="0" w:noVBand="1" w:val="04A0"/>
+      </w:tblPr>
+      <w:tblGrid>
+        <w:gridCol w:w="3408"/>
+        <w:gridCol w:w="3408"/>
+        <w:gridCol w:w="3408"/>
+      </w:tblGrid>
+      <w:tr>
+        <w:trPr>
+          <w:tblHeader/>
+        </w:trPr>
+        <w:tc>
+          <w:tcPr>
+            <w:tcW w:type="dxa" w:w="3408"/>
+          </w:tcPr>
+          <w:p>
+            <w:r>
+              <w:t>Main quantity</w:t>
+            </w:r>
+          </w:p>
+        </w:tc>
+        <w:tc>
+          <w:tcPr>
+            <w:tcW w:type="dxa" w:w="3408"/>
+          </w:tcPr>
+          <w:p>
+            <w:r>
+              <w:t>Calculation</w:t>
+            </w:r>
+          </w:p>
+        </w:tc>
+        <w:tc>
+          <w:tcPr>
+            <w:tcW w:type="dxa" w:w="3408"/>
+          </w:tcPr>
+          <w:p>
+            <w:r>
+              <w:t>Interpretation</w:t>
+            </w:r>
+          </w:p>
+        </w:tc>
+      </w:tr>
+      <w:tr>
+        <w:tc>
+          <w:tcPr>
+            <w:tcW w:type="dxa" w:w="3408"/>
+          </w:tcPr>
+          <w:p>
+            <w:r>
+              <w:t>Eligible</w:t>
+            </w:r>
+          </w:p>
+        </w:tc>
+        <w:tc>
+          <w:tcPr>
+            <w:tcW w:type="dxa" w:w="3408"/>
+          </w:tcPr>
+          <w:p>
+            <w:r>
+              <w:t>16 + 2 + 2 = 20</w:t>
+            </w:r>
+          </w:p>
+        </w:tc>
+        <w:tc>
+          <w:tcPr>
+            <w:tcW w:type="dxa" w:w="3408"/>
+          </w:tcPr>
+          <w:p>
+            <w:r>
+              <w:t>All planned eligible cases</w:t>
+            </w:r>
+          </w:p>
+        </w:tc>
+      </w:tr>
+      <w:tr>
+        <w:tc>
+          <w:tcPr>
+            <w:tcW w:type="dxa" w:w="3408"/>
+          </w:tcPr>
+          <w:p>
+            <w:r>
+              <w:t>Completed</w:t>
+            </w:r>
+          </w:p>
+        </w:tc>
+        <w:tc>
+          <w:tcPr>
+            <w:tcW w:type="dxa" w:w="3408"/>
+          </w:tcPr>
+          <w:p>
+            <w:r>
+              <w:t>16 + 2 = 18</w:t>
+            </w:r>
+          </w:p>
+        </w:tc>
+        <w:tc>
+          <w:tcPr>
+            <w:tcW w:type="dxa" w:w="3408"/>
+          </w:tcPr>
+          <w:p>
+            <w:r>
+              <w:t>Assessed pass/fail outcomes</w:t>
+            </w:r>
+          </w:p>
+        </w:tc>
+      </w:tr>
+      <w:tr>
+        <w:tc>
+          <w:tcPr>
+            <w:tcW w:type="dxa" w:w="3408"/>
+          </w:tcPr>
+          <w:p>
+            <w:r>
+              <w:t>Completed-case pass rate</w:t>
+            </w:r>
+          </w:p>
+        </w:tc>
+        <w:tc>
+          <w:tcPr>
+            <w:tcW w:type="dxa" w:w="3408"/>
+          </w:tcPr>
+          <w:p>
+            <w:r>
+              <w:t>16/18 = 8/9 ≈ 88.889%</w:t>
+            </w:r>
+          </w:p>
+        </w:tc>
+        <w:tc>
+          <w:tcPr>
+            <w:tcW w:type="dxa" w:w="3408"/>
+          </w:tcPr>
+          <w:p>
+            <w:r>
+              <w:t>Rate among completed cases</w:t>
+            </w:r>
+          </w:p>
+        </w:tc>
+      </w:tr>
+      <w:tr>
+        <w:tc>
+          <w:tcPr>
+            <w:tcW w:type="dxa" w:w="3408"/>
+          </w:tcPr>
+          <w:p>
+            <w:r>
+              <w:t>Coverage</w:t>
+            </w:r>
+          </w:p>
+        </w:tc>
+        <w:tc>
+          <w:tcPr>
+            <w:tcW w:type="dxa" w:w="3408"/>
+          </w:tcPr>
+          <w:p>
+            <w:r>
+              <w:t>18/20 = 90%</w:t>
+            </w:r>
+          </w:p>
+        </w:tc>
+        <w:tc>
+          <w:tcPr>
+            <w:tcW w:type="dxa" w:w="3408"/>
+          </w:tcPr>
+          <w:p>
+            <w:r>
+              <w:t>Two of twenty remain unassessed</w:t>
+            </w:r>
+          </w:p>
+        </w:tc>
+      </w:tr>
+      <w:tr>
+        <w:tc>
+          <w:tcPr>
+            <w:tcW w:type="dxa" w:w="3408"/>
+          </w:tcPr>
+          <w:p>
+            <w:r>
+              <w:t>Unassessed</w:t>
+            </w:r>
+          </w:p>
+        </w:tc>
+        <w:tc>
+          <w:tcPr>
+            <w:tcW w:type="dxa" w:w="3408"/>
+          </w:tcPr>
+          <w:p>
+            <w:r>
+              <w:t>2</w:t>
+            </w:r>
+          </w:p>
+        </w:tc>
+        <w:tc>
+          <w:tcPr>
+            <w:tcW w:type="dxa" w:w="3408"/>
+          </w:tcPr>
+          <w:p>
+            <w:r>
+              <w:t>Retain as unknown outcomes</w:t>
+            </w:r>
+          </w:p>
+        </w:tc>
+      </w:tr>
+      <w:tr>
+        <w:tc>
+          <w:tcPr>
+            <w:tcW w:type="dxa" w:w="3408"/>
+          </w:tcPr>
+          <w:p>
+            <w:r>
+              <w:t>Different possible metric</w:t>
+            </w:r>
+          </w:p>
+        </w:tc>
+        <w:tc>
+          <w:tcPr>
+            <w:tcW w:type="dxa" w:w="3408"/>
+          </w:tcPr>
+          <w:p>
+            <w:r>
+              <w:t>16/20 = 80% known passes among all eligible</w:t>
+            </w:r>
+          </w:p>
+        </w:tc>
+        <w:tc>
+          <w:tcPr>
+            <w:tcW w:type="dxa" w:w="3408"/>
+          </w:tcPr>
+          <w:p>
+            <w:r>
+              <w:t>Not the planned completed-case rate</w:t>
+            </w:r>
+          </w:p>
+        </w:tc>
+      </w:tr>
+      <w:tr>
+        <w:tc>
+          <w:tcPr>
+            <w:tcW w:type="dxa" w:w="3408"/>
+          </w:tcPr>
+          <w:p>
+            <w:r>
+              <w:t>Inference limit</w:t>
+            </w:r>
+          </w:p>
+        </w:tc>
+        <w:tc>
+          <w:tcPr>
+            <w:tcW w:type="dxa" w:w="3408"/>
+          </w:tcPr>
+          <w:p>
+            <w:r>
+              <w:t>Missingness may matter</w:t>
+            </w:r>
+          </w:p>
+        </w:tc>
+        <w:tc>
+          <w:tcPr>
+            <w:tcW w:type="dxa" w:w="3408"/>
+          </w:tcPr>
+          <w:p>
+            <w:r>
+              <w:t>Do not assume unassessed outcomes resemble completed cases</w:t>
+            </w:r>
+          </w:p>
+        </w:tc>
+      </w:tr>
+    </w:tbl>
     <w:p>
       <w:pPr>
         <w:spacing w:line="336" w:lineRule="auto" w:after="180"/>
@@ -643,7 +1311,190 @@
         <w:rPr>
           <w:b w:val="0"/>
         </w:rPr>
-        <w:t xml:space="preserve">A result depends on the </w:t>
+        <w:t>Main: twenty eligible, eighteen completed, sixteen passes, two failures and two unassessed. Completed-case pass rate is 16/18 ≈ 88.889%, coverage 18/20 = 90%. Do not count unassessed as successes/failures or claim all twenty were assessed. Picture: A 4/6, B 5/6; B-only C2/C5, A-only C4, three ties. Net one extra correct is not one changed case.</w:t>
+      </w:r>
+    </w:p>
+    <w:p>
+      <w:pPr>
+        <w:spacing w:line="336" w:lineRule="auto" w:after="180"/>
+      </w:pPr>
+      <w:r>
+        <w:rPr>
+          <w:b w:val="0"/>
+        </w:rPr>
+        <w:t>Post-C4 tuning produces a revised development result if rescored on these cases; no new outputs supplied. Independent case: nine pass, one fail, two unassessed means ten completed of twelve; 9/10 = 90% completed pass rate, 10/12 ≈ 83.333% coverage, two unassessed. No population or significance claim follows.</w:t>
+      </w:r>
+    </w:p>
+    <w:p>
+      <w:pPr>
+        <w:pStyle w:val="Heading3"/>
+      </w:pPr>
+      <w:r>
+        <w:t>Running the primary experiment — evidence trace</w:t>
+      </w:r>
+    </w:p>
+    <w:tbl>
+      <w:tblPr>
+        <w:tblStyle w:val="LightShading-Accent1"/>
+        <w:tblW w:type="auto" w:w="0"/>
+        <w:tblLook w:firstColumn="1" w:firstRow="1" w:lastColumn="0" w:lastRow="0" w:noHBand="0" w:noVBand="1" w:val="04A0"/>
+      </w:tblPr>
+      <w:tblGrid>
+        <w:gridCol w:w="3408"/>
+        <w:gridCol w:w="3408"/>
+        <w:gridCol w:w="3408"/>
+      </w:tblGrid>
+      <w:tr>
+        <w:trPr>
+          <w:tblHeader/>
+        </w:trPr>
+        <w:tc>
+          <w:tcPr>
+            <w:tcW w:type="dxa" w:w="3408"/>
+          </w:tcPr>
+          <w:p>
+            <w:r>
+              <w:t>Input and scope</w:t>
+            </w:r>
+          </w:p>
+        </w:tc>
+        <w:tc>
+          <w:tcPr>
+            <w:tcW w:type="dxa" w:w="3408"/>
+          </w:tcPr>
+          <w:p>
+            <w:r>
+              <w:t>Check or calculation</w:t>
+            </w:r>
+          </w:p>
+        </w:tc>
+        <w:tc>
+          <w:tcPr>
+            <w:tcW w:type="dxa" w:w="3408"/>
+          </w:tcPr>
+          <w:p>
+            <w:r>
+              <w:t>Conclusion and limit</w:t>
+            </w:r>
+          </w:p>
+        </w:tc>
+      </w:tr>
+      <w:tr>
+        <w:tc>
+          <w:tcPr>
+            <w:tcW w:type="dxa" w:w="3408"/>
+          </w:tcPr>
+          <w:p>
+            <w:r>
+              <w:t>Twenty eligible cases: 16 pass, 2 fail, 2 unassessed after outage. Plan reports completed rate plus coverage.</w:t>
+            </w:r>
+          </w:p>
+        </w:tc>
+        <w:tc>
+          <w:tcPr>
+            <w:tcW w:type="dxa" w:w="3408"/>
+          </w:tcPr>
+          <w:p>
+            <w:r>
+              <w:t>Run declared cases, store raw paired results and deviations, and keep primary analysis separate from exploratory repairs. Stop or escalate only according to the stated rule.</w:t>
+            </w:r>
+          </w:p>
+        </w:tc>
+        <w:tc>
+          <w:tcPr>
+            <w:tcW w:type="dxa" w:w="3408"/>
+          </w:tcPr>
+          <w:p>
+            <w:r>
+              <w:t>16/18≈88.889% completed pass; coverage 18/20=90%; two unassessed remain. No 20/20 assessment claim.</w:t>
+            </w:r>
+          </w:p>
+        </w:tc>
+      </w:tr>
+    </w:tbl>
+    <w:p>
+      <w:r>
+        <w:t>The figure connects this chapter's worked input, declared procedure and result. Read the complete worked reasoning for qualifiers and intermediate steps; the abbreviated labels do not replace that reasoning.</w:t>
+      </w:r>
+    </w:p>
+    <w:p>
+      <w:pPr>
+        <w:spacing w:line="336" w:lineRule="auto" w:after="180"/>
+      </w:pPr>
+      <w:r>
+        <w:rPr>
+          <w:b w:val="0"/>
+        </w:rPr>
+        <w:t xml:space="preserve">Guided: 16/18≈88.889% completed pass; coverage 18/20=90%; two unassessed remain. No 20/20 assessment claim. Qualification: Following the plan and reporting deviations are required even when results contradict the hypothesis. Exit: accept a concrete variation with its predicted outcome and a stated condition that would challenge the </w:t>
+      </w:r>
+      <w:r>
+        <w:rPr>
+          <w:b/>
+        </w:rPr>
+        <w:t>mechanism</w:t>
+      </w:r>
+      <w:r>
+        <w:rPr>
+          <w:b w:val="0"/>
+        </w:rPr>
+        <w:t xml:space="preserve">; reject a claim resting on unmeasured </w:t>
+      </w:r>
+      <w:r>
+        <w:rPr>
+          <w:b/>
+        </w:rPr>
+        <w:t>evidence</w:t>
+      </w:r>
+      <w:r>
+        <w:rPr>
+          <w:b w:val="0"/>
+        </w:rPr>
+        <w:t>.</w:t>
+      </w:r>
+    </w:p>
+    <w:p>
+      <w:pPr>
+        <w:spacing w:line="336" w:lineRule="auto" w:after="180"/>
+      </w:pPr>
+      <w:r>
+        <w:rPr>
+          <w:b w:val="0"/>
+        </w:rPr>
+        <w:t>Twenty eligible cases: 16 pass, 2 fail, 2 unassessed after outage. Plan reports completed rate plus coverage.</w:t>
+      </w:r>
+    </w:p>
+    <w:p>
+      <w:pPr>
+        <w:spacing w:line="336" w:lineRule="auto" w:after="180"/>
+      </w:pPr>
+      <w:r>
+        <w:rPr>
+          <w:b w:val="0"/>
+        </w:rPr>
+        <w:t>16/18≈88.889% completed pass; coverage 18/20=90%; two unassessed remain. No 20/20 assessment claim.</w:t>
+      </w:r>
+    </w:p>
+    <w:p>
+      <w:pPr>
+        <w:spacing w:line="336" w:lineRule="auto" w:after="180"/>
+      </w:pPr>
+      <w:r>
+        <w:rPr>
+          <w:b w:val="0"/>
+        </w:rPr>
+        <w:t xml:space="preserve">Compare the intermediate </w:t>
+      </w:r>
+      <w:r>
+        <w:rPr>
+          <w:b/>
+        </w:rPr>
+        <w:t>evidence</w:t>
+      </w:r>
+      <w:r>
+        <w:rPr>
+          <w:b w:val="0"/>
+        </w:rPr>
+        <w:t xml:space="preserve"> with the final statement. Explain why each number or decision follows from the stated </w:t>
       </w:r>
       <w:r>
         <w:rPr>
@@ -655,19 +1506,258 @@
         <w:rPr>
           <w:b w:val="0"/>
         </w:rPr>
-        <w:t xml:space="preserve">s, procedure and conditions that produced it. Preserve data roles and distinguish observed outcomes from </w:t>
+        <w:t>s.</w:t>
+      </w:r>
+    </w:p>
+    <w:p>
+      <w:pPr>
+        <w:spacing w:line="336" w:lineRule="auto" w:after="180"/>
+      </w:pPr>
+      <w:r>
+        <w:rPr>
+          <w:b w:val="0"/>
+        </w:rPr>
+        <w:t xml:space="preserve">The conclusion belongs to this scenario and procedure; changing the </w:t>
       </w:r>
       <w:r>
         <w:rPr>
           <w:b/>
         </w:rPr>
-        <w:t>prediction</w:t>
+        <w:t>input</w:t>
       </w:r>
       <w:r>
         <w:rPr>
           <w:b w:val="0"/>
         </w:rPr>
-        <w:t>s or unmeasured conditions.</w:t>
+        <w:t>s, evaluation population or authority can change what it establishes. Retain the raw record so a later revision can be compared honestly.</w:t>
+      </w:r>
+    </w:p>
+    <w:p>
+      <w:pPr>
+        <w:pStyle w:val="Heading2"/>
+      </w:pPr>
+      <w:r>
+        <w:t>Boundary and misconception probes</w:t>
+      </w:r>
+    </w:p>
+    <w:tbl>
+      <w:tblPr>
+        <w:tblStyle w:val="LightShading-Accent1"/>
+        <w:tblW w:type="auto" w:w="0"/>
+        <w:tblLook w:firstColumn="1" w:firstRow="1" w:lastColumn="0" w:lastRow="0" w:noHBand="0" w:noVBand="1" w:val="04A0"/>
+      </w:tblPr>
+      <w:tblGrid>
+        <w:gridCol w:w="5112"/>
+        <w:gridCol w:w="5112"/>
+      </w:tblGrid>
+      <w:tr>
+        <w:trPr>
+          <w:tblHeader/>
+        </w:trPr>
+        <w:tc>
+          <w:tcPr>
+            <w:tcW w:type="dxa" w:w="5112"/>
+          </w:tcPr>
+          <w:p>
+            <w:r>
+              <w:t>Primary-report audit</w:t>
+            </w:r>
+          </w:p>
+        </w:tc>
+        <w:tc>
+          <w:tcPr>
+            <w:tcW w:type="dxa" w:w="5112"/>
+          </w:tcPr>
+          <w:p>
+            <w:r>
+              <w:t>Checked interpretation</w:t>
+            </w:r>
+          </w:p>
+        </w:tc>
+      </w:tr>
+      <w:tr>
+        <w:tc>
+          <w:tcPr>
+            <w:tcW w:type="dxa" w:w="5112"/>
+          </w:tcPr>
+          <w:p>
+            <w:r>
+              <w:t>Two unassessed cases</w:t>
+            </w:r>
+          </w:p>
+        </w:tc>
+        <w:tc>
+          <w:tcPr>
+            <w:tcW w:type="dxa" w:w="5112"/>
+          </w:tcPr>
+          <w:p>
+            <w:r>
+              <w:t>Keep count explicit and outcomes unknown</w:t>
+            </w:r>
+          </w:p>
+        </w:tc>
+      </w:tr>
+      <w:tr>
+        <w:tc>
+          <w:tcPr>
+            <w:tcW w:type="dxa" w:w="5112"/>
+          </w:tcPr>
+          <w:p>
+            <w:r>
+              <w:t>Completed rate 16/18</w:t>
+            </w:r>
+          </w:p>
+        </w:tc>
+        <w:tc>
+          <w:tcPr>
+            <w:tcW w:type="dxa" w:w="5112"/>
+          </w:tcPr>
+          <w:p>
+            <w:r>
+              <w:t>Not a claim all twenty were assessed</w:t>
+            </w:r>
+          </w:p>
+        </w:tc>
+      </w:tr>
+      <w:tr>
+        <w:tc>
+          <w:tcPr>
+            <w:tcW w:type="dxa" w:w="5112"/>
+          </w:tcPr>
+          <w:p>
+            <w:r>
+              <w:t>Known-pass/all-eligible rate 16/20</w:t>
+            </w:r>
+          </w:p>
+        </w:tc>
+        <w:tc>
+          <w:tcPr>
+            <w:tcW w:type="dxa" w:w="5112"/>
+          </w:tcPr>
+          <w:p>
+            <w:r>
+              <w:t>A different denominator and metric</w:t>
+            </w:r>
+          </w:p>
+        </w:tc>
+      </w:tr>
+      <w:tr>
+        <w:tc>
+          <w:tcPr>
+            <w:tcW w:type="dxa" w:w="5112"/>
+          </w:tcPr>
+          <w:p>
+            <w:r>
+              <w:t>Net picture gain of one</w:t>
+            </w:r>
+          </w:p>
+        </w:tc>
+        <w:tc>
+          <w:tcPr>
+            <w:tcW w:type="dxa" w:w="5112"/>
+          </w:tcPr>
+          <w:p>
+            <w:r>
+              <w:t>Three paired outcomes differ</w:t>
+            </w:r>
+          </w:p>
+        </w:tc>
+      </w:tr>
+      <w:tr>
+        <w:tc>
+          <w:tcPr>
+            <w:tcW w:type="dxa" w:w="5112"/>
+          </w:tcPr>
+          <w:p>
+            <w:r>
+              <w:t>B correct count is higher</w:t>
+            </w:r>
+          </w:p>
+        </w:tc>
+        <w:tc>
+          <w:tcPr>
+            <w:tcW w:type="dxa" w:w="5112"/>
+          </w:tcPr>
+          <w:p>
+            <w:r>
+              <w:t>No population or significance claim follows from six cases alone</w:t>
+            </w:r>
+          </w:p>
+        </w:tc>
+      </w:tr>
+      <w:tr>
+        <w:tc>
+          <w:tcPr>
+            <w:tcW w:type="dxa" w:w="5112"/>
+          </w:tcPr>
+          <w:p>
+            <w:r>
+              <w:t>Inspect failure then tune B</w:t>
+            </w:r>
+          </w:p>
+        </w:tc>
+        <w:tc>
+          <w:tcPr>
+            <w:tcW w:type="dxa" w:w="5112"/>
+          </w:tcPr>
+          <w:p>
+            <w:r>
+              <w:t>Preserve frozen run and label revision separately</w:t>
+            </w:r>
+          </w:p>
+        </w:tc>
+      </w:tr>
+      <w:tr>
+        <w:tc>
+          <w:tcPr>
+            <w:tcW w:type="dxa" w:w="5112"/>
+          </w:tcPr>
+          <w:p>
+            <w:r>
+              <w:t>Same-set rescoring</w:t>
+            </w:r>
+          </w:p>
+        </w:tc>
+        <w:tc>
+          <w:tcPr>
+            <w:tcW w:type="dxa" w:w="5112"/>
+          </w:tcPr>
+          <w:p>
+            <w:r>
+              <w:t>Development evidence after tuning, not untouched confirmation</w:t>
+            </w:r>
+          </w:p>
+        </w:tc>
+      </w:tr>
+      <w:tr>
+        <w:tc>
+          <w:tcPr>
+            <w:tcW w:type="dxa" w:w="5112"/>
+          </w:tcPr>
+          <w:p>
+            <w:r>
+              <w:t>Retry until successful</w:t>
+            </w:r>
+          </w:p>
+        </w:tc>
+        <w:tc>
+          <w:tcPr>
+            <w:tcW w:type="dxa" w:w="5112"/>
+          </w:tcPr>
+          <w:p>
+            <w:r>
+              <w:t>Cannot silently replace original failures; retain attempts under the plan</w:t>
+            </w:r>
+          </w:p>
+        </w:tc>
+      </w:tr>
+    </w:tbl>
+    <w:p>
+      <w:pPr>
+        <w:pStyle w:val="Heading2"/>
+      </w:pPr>
+      <w:r>
+        <w:t>Separate pictured facts and full reasoning</w:t>
       </w:r>
     </w:p>
     <w:p>
@@ -678,26 +1768,19 @@
         <w:rPr>
           <w:b w:val="0"/>
         </w:rPr>
-        <w:t>If the prior concept cannot be explained, use a short retrieval activity before this chapter.</w:t>
-      </w:r>
-    </w:p>
-    <w:p>
-      <w:pPr>
-        <w:pStyle w:val="Heading3"/>
-      </w:pPr>
-      <w:r>
-        <w:t>End goal for the pictorial case</w:t>
-      </w:r>
-    </w:p>
-    <w:p>
-      <w:pPr>
-        <w:spacing w:line="336" w:lineRule="auto" w:after="180"/>
-      </w:pPr>
+        <w:t xml:space="preserve">Run the frozen experiment. A research team freezes versions A and B, labels and scoring before a six-case </w:t>
+      </w:r>
+      <w:r>
+        <w:rPr>
+          <w:b/>
+        </w:rPr>
+        <w:t>primary run</w:t>
+      </w:r>
       <w:r>
         <w:rPr>
           <w:b w:val="0"/>
         </w:rPr>
-        <w:t>Explain running the primary experiment using the records and boundaries of this fictional investigation.</w:t>
+        <w:t>.</w:t>
       </w:r>
     </w:p>
     <w:p>
@@ -708,20 +1791,7 @@
         <w:rPr>
           <w:b w:val="0"/>
         </w:rPr>
-        <w:t>This added worked case illustrates the week’s main idea. Retain all original and connected topics; schedule its practice within the teaching cycle.</w:t>
-      </w:r>
-    </w:p>
-    <w:p>
-      <w:pPr>
-        <w:pStyle w:val="Heading1"/>
-      </w:pPr>
-      <w:r>
-        <w:t>02. Explain and model the mechanism</w:t>
-      </w:r>
-    </w:p>
-    <w:p>
-      <w:r>
-        <w:t>Model Running the primary experiment using the supplied case, labelled mechanism and reasoning. Make the scope of each conclusion explicit.</w:t>
+        <w:t>A scores [1,0,1,1,0,1]; B scores [1,1,1,0,1,1]. Both answer the same six cases. Binary entries mean 1=correct and 0=incorrect.</w:t>
       </w:r>
     </w:p>
     <w:p>
@@ -732,15 +1802,676 @@
         <w:rPr>
           <w:b w:val="0"/>
         </w:rPr>
-        <w:t>The primary experiment follows the frozen plan and captures every eligible outcome. Unexpected failures are recorded rather than silently retried away.</w:t>
+        <w:t>The separate six-case picture supplies A = [1, 0, 1, 1, 0, 1] and B = [1, 1, 1, 0, 1, 1], where one means correct. A has four correct and B five. Cases C2 and C5 favor B; C4 favors A; C1, C3 and C6 are ties. Thus the net gain of one correct hides three changed case outcomes. Tuning B after inspecting C4 creates a post-inspection version.</w:t>
       </w:r>
     </w:p>
     <w:p>
       <w:pPr>
+        <w:spacing w:line="336" w:lineRule="auto" w:after="180"/>
+      </w:pPr>
+      <w:r>
+        <w:rPr>
+          <w:b w:val="0"/>
+        </w:rPr>
+        <w:t>Rescoring that version on the same set is development evidence, not untouched primary confirmation. No revised outputs, statistical significance or population advantage are supplied.</w:t>
+      </w:r>
+    </w:p>
+    <w:tbl>
+      <w:tblPr>
+        <w:tblStyle w:val="LightShading-Accent1"/>
+        <w:tblW w:type="auto" w:w="0"/>
+        <w:tblLook w:firstColumn="1" w:firstRow="1" w:lastColumn="0" w:lastRow="0" w:noHBand="0" w:noVBand="1" w:val="04A0"/>
+      </w:tblPr>
+      <w:tblGrid>
+        <w:gridCol w:w="2556"/>
+        <w:gridCol w:w="2556"/>
+        <w:gridCol w:w="2556"/>
+        <w:gridCol w:w="2556"/>
+      </w:tblGrid>
+      <w:tr>
+        <w:trPr>
+          <w:tblHeader/>
+        </w:trPr>
+        <w:tc>
+          <w:tcPr>
+            <w:tcW w:type="dxa" w:w="2556"/>
+          </w:tcPr>
+          <w:p>
+            <w:r>
+              <w:t>Paired case</w:t>
+            </w:r>
+          </w:p>
+        </w:tc>
+        <w:tc>
+          <w:tcPr>
+            <w:tcW w:type="dxa" w:w="2556"/>
+          </w:tcPr>
+          <w:p>
+            <w:r>
+              <w:t>A correct flag</w:t>
+            </w:r>
+          </w:p>
+        </w:tc>
+        <w:tc>
+          <w:tcPr>
+            <w:tcW w:type="dxa" w:w="2556"/>
+          </w:tcPr>
+          <w:p>
+            <w:r>
+              <w:t>B correct flag</w:t>
+            </w:r>
+          </w:p>
+        </w:tc>
+        <w:tc>
+          <w:tcPr>
+            <w:tcW w:type="dxa" w:w="2556"/>
+          </w:tcPr>
+          <w:p>
+            <w:r>
+              <w:t>B − A</w:t>
+            </w:r>
+          </w:p>
+        </w:tc>
+      </w:tr>
+      <w:tr>
+        <w:tc>
+          <w:tcPr>
+            <w:tcW w:type="dxa" w:w="2556"/>
+          </w:tcPr>
+          <w:p>
+            <w:r>
+              <w:t>C1</w:t>
+            </w:r>
+          </w:p>
+        </w:tc>
+        <w:tc>
+          <w:tcPr>
+            <w:tcW w:type="dxa" w:w="2556"/>
+          </w:tcPr>
+          <w:p>
+            <w:r>
+              <w:t>1</w:t>
+            </w:r>
+          </w:p>
+        </w:tc>
+        <w:tc>
+          <w:tcPr>
+            <w:tcW w:type="dxa" w:w="2556"/>
+          </w:tcPr>
+          <w:p>
+            <w:r>
+              <w:t>1</w:t>
+            </w:r>
+          </w:p>
+        </w:tc>
+        <w:tc>
+          <w:tcPr>
+            <w:tcW w:type="dxa" w:w="2556"/>
+          </w:tcPr>
+          <w:p>
+            <w:r>
+              <w:t>0</w:t>
+            </w:r>
+          </w:p>
+        </w:tc>
+      </w:tr>
+      <w:tr>
+        <w:tc>
+          <w:tcPr>
+            <w:tcW w:type="dxa" w:w="2556"/>
+          </w:tcPr>
+          <w:p>
+            <w:r>
+              <w:t>C2</w:t>
+            </w:r>
+          </w:p>
+        </w:tc>
+        <w:tc>
+          <w:tcPr>
+            <w:tcW w:type="dxa" w:w="2556"/>
+          </w:tcPr>
+          <w:p>
+            <w:r>
+              <w:t>0</w:t>
+            </w:r>
+          </w:p>
+        </w:tc>
+        <w:tc>
+          <w:tcPr>
+            <w:tcW w:type="dxa" w:w="2556"/>
+          </w:tcPr>
+          <w:p>
+            <w:r>
+              <w:t>1</w:t>
+            </w:r>
+          </w:p>
+        </w:tc>
+        <w:tc>
+          <w:tcPr>
+            <w:tcW w:type="dxa" w:w="2556"/>
+          </w:tcPr>
+          <w:p>
+            <w:r>
+              <w:t>1</w:t>
+            </w:r>
+          </w:p>
+        </w:tc>
+      </w:tr>
+      <w:tr>
+        <w:tc>
+          <w:tcPr>
+            <w:tcW w:type="dxa" w:w="2556"/>
+          </w:tcPr>
+          <w:p>
+            <w:r>
+              <w:t>C3</w:t>
+            </w:r>
+          </w:p>
+        </w:tc>
+        <w:tc>
+          <w:tcPr>
+            <w:tcW w:type="dxa" w:w="2556"/>
+          </w:tcPr>
+          <w:p>
+            <w:r>
+              <w:t>1</w:t>
+            </w:r>
+          </w:p>
+        </w:tc>
+        <w:tc>
+          <w:tcPr>
+            <w:tcW w:type="dxa" w:w="2556"/>
+          </w:tcPr>
+          <w:p>
+            <w:r>
+              <w:t>1</w:t>
+            </w:r>
+          </w:p>
+        </w:tc>
+        <w:tc>
+          <w:tcPr>
+            <w:tcW w:type="dxa" w:w="2556"/>
+          </w:tcPr>
+          <w:p>
+            <w:r>
+              <w:t>0</w:t>
+            </w:r>
+          </w:p>
+        </w:tc>
+      </w:tr>
+      <w:tr>
+        <w:tc>
+          <w:tcPr>
+            <w:tcW w:type="dxa" w:w="2556"/>
+          </w:tcPr>
+          <w:p>
+            <w:r>
+              <w:t>C4</w:t>
+            </w:r>
+          </w:p>
+        </w:tc>
+        <w:tc>
+          <w:tcPr>
+            <w:tcW w:type="dxa" w:w="2556"/>
+          </w:tcPr>
+          <w:p>
+            <w:r>
+              <w:t>1</w:t>
+            </w:r>
+          </w:p>
+        </w:tc>
+        <w:tc>
+          <w:tcPr>
+            <w:tcW w:type="dxa" w:w="2556"/>
+          </w:tcPr>
+          <w:p>
+            <w:r>
+              <w:t>0</w:t>
+            </w:r>
+          </w:p>
+        </w:tc>
+        <w:tc>
+          <w:tcPr>
+            <w:tcW w:type="dxa" w:w="2556"/>
+          </w:tcPr>
+          <w:p>
+            <w:r>
+              <w:t>-1</w:t>
+            </w:r>
+          </w:p>
+        </w:tc>
+      </w:tr>
+      <w:tr>
+        <w:tc>
+          <w:tcPr>
+            <w:tcW w:type="dxa" w:w="2556"/>
+          </w:tcPr>
+          <w:p>
+            <w:r>
+              <w:t>C5</w:t>
+            </w:r>
+          </w:p>
+        </w:tc>
+        <w:tc>
+          <w:tcPr>
+            <w:tcW w:type="dxa" w:w="2556"/>
+          </w:tcPr>
+          <w:p>
+            <w:r>
+              <w:t>0</w:t>
+            </w:r>
+          </w:p>
+        </w:tc>
+        <w:tc>
+          <w:tcPr>
+            <w:tcW w:type="dxa" w:w="2556"/>
+          </w:tcPr>
+          <w:p>
+            <w:r>
+              <w:t>1</w:t>
+            </w:r>
+          </w:p>
+        </w:tc>
+        <w:tc>
+          <w:tcPr>
+            <w:tcW w:type="dxa" w:w="2556"/>
+          </w:tcPr>
+          <w:p>
+            <w:r>
+              <w:t>1</w:t>
+            </w:r>
+          </w:p>
+        </w:tc>
+      </w:tr>
+      <w:tr>
+        <w:tc>
+          <w:tcPr>
+            <w:tcW w:type="dxa" w:w="2556"/>
+          </w:tcPr>
+          <w:p>
+            <w:r>
+              <w:t>C6</w:t>
+            </w:r>
+          </w:p>
+        </w:tc>
+        <w:tc>
+          <w:tcPr>
+            <w:tcW w:type="dxa" w:w="2556"/>
+          </w:tcPr>
+          <w:p>
+            <w:r>
+              <w:t>1</w:t>
+            </w:r>
+          </w:p>
+        </w:tc>
+        <w:tc>
+          <w:tcPr>
+            <w:tcW w:type="dxa" w:w="2556"/>
+          </w:tcPr>
+          <w:p>
+            <w:r>
+              <w:t>1</w:t>
+            </w:r>
+          </w:p>
+        </w:tc>
+        <w:tc>
+          <w:tcPr>
+            <w:tcW w:type="dxa" w:w="2556"/>
+          </w:tcPr>
+          <w:p>
+            <w:r>
+              <w:t>0</w:t>
+            </w:r>
+          </w:p>
+        </w:tc>
+      </w:tr>
+      <w:tr>
+        <w:tc>
+          <w:tcPr>
+            <w:tcW w:type="dxa" w:w="2556"/>
+          </w:tcPr>
+          <w:p>
+            <w:r>
+              <w:t>Total</w:t>
+            </w:r>
+          </w:p>
+        </w:tc>
+        <w:tc>
+          <w:tcPr>
+            <w:tcW w:type="dxa" w:w="2556"/>
+          </w:tcPr>
+          <w:p>
+            <w:r>
+              <w:t>4/6</w:t>
+            </w:r>
+          </w:p>
+        </w:tc>
+        <w:tc>
+          <w:tcPr>
+            <w:tcW w:type="dxa" w:w="2556"/>
+          </w:tcPr>
+          <w:p>
+            <w:r>
+              <w:t>5/6</w:t>
+            </w:r>
+          </w:p>
+        </w:tc>
+        <w:tc>
+          <w:tcPr>
+            <w:tcW w:type="dxa" w:w="2556"/>
+          </w:tcPr>
+          <w:p>
+            <w:r>
+              <w:t>Net +1; three cases differ</w:t>
+            </w:r>
+          </w:p>
+        </w:tc>
+      </w:tr>
+      <w:tr>
+        <w:tc>
+          <w:tcPr>
+            <w:tcW w:type="dxa" w:w="2556"/>
+          </w:tcPr>
+          <w:p>
+            <w:r>
+              <w:t>B tuned after C4</w:t>
+            </w:r>
+          </w:p>
+        </w:tc>
+        <w:tc>
+          <w:tcPr>
+            <w:tcW w:type="dxa" w:w="2556"/>
+          </w:tcPr>
+          <w:p>
+            <w:r>
+              <w:t>Frozen original retained</w:t>
+            </w:r>
+          </w:p>
+        </w:tc>
+        <w:tc>
+          <w:tcPr>
+            <w:tcW w:type="dxa" w:w="2556"/>
+          </w:tcPr>
+          <w:p>
+            <w:r>
+              <w:t>Revised score unknown</w:t>
+            </w:r>
+          </w:p>
+        </w:tc>
+        <w:tc>
+          <w:tcPr>
+            <w:tcW w:type="dxa" w:w="2556"/>
+          </w:tcPr>
+          <w:p>
+            <w:r>
+              <w:t>Same-set revision is development evidence</w:t>
+            </w:r>
+          </w:p>
+        </w:tc>
+      </w:tr>
+    </w:tbl>
+    <w:p>
+      <w:r>
+        <w:drawing>
+          <wp:inline xmlns:a="http://schemas.openxmlformats.org/drawingml/2006/main" xmlns:pic="http://schemas.openxmlformats.org/drawingml/2006/picture">
+            <wp:extent cx="5486400" cy="3029913"/>
+            <wp:docPr id="1" name="Picture 1" descr="Frozen paired correctness flags for six cases. A has four correct; B five. B alone is correct on C2 and C5, while A alone is correct on C4. Net gain is one correct, but three case outcomes differ. Tuning after seeing C4 changes the role of later same-set results."/>
+            <wp:cNvGraphicFramePr>
+              <a:graphicFrameLocks noChangeAspect="1"/>
+            </wp:cNvGraphicFramePr>
+            <a:graphic>
+              <a:graphicData uri="http://schemas.openxmlformats.org/drawingml/2006/picture">
+                <pic:pic>
+                  <pic:nvPicPr>
+                    <pic:cNvPr id="0" name="ai-7-25-paired-grid.png"/>
+                    <pic:cNvPicPr/>
+                  </pic:nvPicPr>
+                  <pic:blipFill>
+                    <a:blip r:embed="rId9"/>
+                    <a:stretch>
+                      <a:fillRect/>
+                    </a:stretch>
+                  </pic:blipFill>
+                  <pic:spPr>
+                    <a:xfrm>
+                      <a:off x="0" y="0"/>
+                      <a:ext cx="5486400" cy="3029913"/>
+                    </a:xfrm>
+                    <a:prstGeom prst="rect"/>
+                  </pic:spPr>
+                </pic:pic>
+              </a:graphicData>
+            </a:graphic>
+          </wp:inline>
+        </w:drawing>
+      </w:r>
+    </w:p>
+    <w:p>
+      <w:pPr>
+        <w:pStyle w:val="Heading2"/>
+      </w:pPr>
+      <w:r>
+        <w:t>Picture trace and changed-condition key</w:t>
+      </w:r>
+    </w:p>
+    <w:p>
+      <w:r>
+        <w:drawing>
+          <wp:inline xmlns:a="http://schemas.openxmlformats.org/drawingml/2006/main" xmlns:pic="http://schemas.openxmlformats.org/drawingml/2006/picture">
+            <wp:extent cx="5486400" cy="3182112"/>
+            <wp:docPr id="2" name="Picture 2" descr="Keep versions fixed: No case result may trigger tuning during this run. → Compute results: A totals 4/6; B totals 5/6. → Keep case-level records: Cases two and five favour B; case four favours A."/>
+            <wp:cNvGraphicFramePr>
+              <a:graphicFrameLocks noChangeAspect="1"/>
+            </wp:cNvGraphicFramePr>
+            <a:graphic>
+              <a:graphicData uri="http://schemas.openxmlformats.org/drawingml/2006/picture">
+                <pic:pic>
+                  <pic:nvPicPr>
+                    <pic:cNvPr id="0" name="academy-story-ai-7-25-02.png"/>
+                    <pic:cNvPicPr/>
+                  </pic:nvPicPr>
+                  <pic:blipFill>
+                    <a:blip r:embed="rId10"/>
+                    <a:stretch>
+                      <a:fillRect/>
+                    </a:stretch>
+                  </pic:blipFill>
+                  <pic:spPr>
+                    <a:xfrm>
+                      <a:off x="0" y="0"/>
+                      <a:ext cx="5486400" cy="3182112"/>
+                    </a:xfrm>
+                    <a:prstGeom prst="rect"/>
+                  </pic:spPr>
+                </pic:pic>
+              </a:graphicData>
+            </a:graphic>
+          </wp:inline>
+        </w:drawing>
+      </w:r>
+    </w:p>
+    <w:p>
+      <w:pPr>
         <w:pStyle w:val="Heading3"/>
       </w:pPr>
       <w:r>
-        <w:t>Explain Running the primary experiment · 1</w:t>
+        <w:t>Read the picture one step at a time</w:t>
+      </w:r>
+    </w:p>
+    <w:tbl>
+      <w:tblPr>
+        <w:tblStyle w:val="LightShading-Accent1"/>
+        <w:tblW w:type="auto" w:w="0"/>
+        <w:tblLook w:firstColumn="1" w:firstRow="1" w:lastColumn="0" w:lastRow="0" w:noHBand="0" w:noVBand="1" w:val="04A0"/>
+      </w:tblPr>
+      <w:tblGrid>
+        <w:gridCol w:w="5112"/>
+        <w:gridCol w:w="5112"/>
+      </w:tblGrid>
+      <w:tr>
+        <w:trPr>
+          <w:tblHeader/>
+        </w:trPr>
+        <w:tc>
+          <w:tcPr>
+            <w:tcW w:type="dxa" w:w="5112"/>
+          </w:tcPr>
+          <w:p>
+            <w:r>
+              <w:t>Step</w:t>
+            </w:r>
+          </w:p>
+        </w:tc>
+        <w:tc>
+          <w:tcPr>
+            <w:tcW w:type="dxa" w:w="5112"/>
+          </w:tcPr>
+          <w:p>
+            <w:r>
+              <w:t>What happens and why</w:t>
+            </w:r>
+          </w:p>
+        </w:tc>
+      </w:tr>
+      <w:tr>
+        <w:tc>
+          <w:tcPr>
+            <w:tcW w:type="dxa" w:w="5112"/>
+          </w:tcPr>
+          <w:p>
+            <w:r>
+              <w:t>1. Keep versions fixed</w:t>
+            </w:r>
+          </w:p>
+        </w:tc>
+        <w:tc>
+          <w:tcPr>
+            <w:tcW w:type="dxa" w:w="5112"/>
+          </w:tcPr>
+          <w:p>
+            <w:r>
+              <w:t>No case result may trigger tuning during this run.</w:t>
+            </w:r>
+          </w:p>
+        </w:tc>
+      </w:tr>
+      <w:tr>
+        <w:tc>
+          <w:tcPr>
+            <w:tcW w:type="dxa" w:w="5112"/>
+          </w:tcPr>
+          <w:p>
+            <w:r>
+              <w:t>2. Compute results</w:t>
+            </w:r>
+          </w:p>
+        </w:tc>
+        <w:tc>
+          <w:tcPr>
+            <w:tcW w:type="dxa" w:w="5112"/>
+          </w:tcPr>
+          <w:p>
+            <w:r>
+              <w:t>A totals 4/6; B totals 5/6.</w:t>
+            </w:r>
+          </w:p>
+        </w:tc>
+      </w:tr>
+      <w:tr>
+        <w:tc>
+          <w:tcPr>
+            <w:tcW w:type="dxa" w:w="5112"/>
+          </w:tcPr>
+          <w:p>
+            <w:r>
+              <w:t>3. Keep case-level records</w:t>
+            </w:r>
+          </w:p>
+        </w:tc>
+        <w:tc>
+          <w:tcPr>
+            <w:tcW w:type="dxa" w:w="5112"/>
+          </w:tcPr>
+          <w:p>
+            <w:r>
+              <w:t>Cases two and five favour B; case four favours A.</w:t>
+            </w:r>
+          </w:p>
+        </w:tc>
+      </w:tr>
+    </w:tbl>
+    <w:p>
+      <w:r>
+        <w:t>Match each pictured step to the supplied facts. This is a worked teaching case, not an independent assessment.</w:t>
+      </w:r>
+    </w:p>
+    <w:p>
+      <w:pPr>
+        <w:spacing w:line="336" w:lineRule="auto" w:after="180"/>
+      </w:pPr>
+      <w:r>
+        <w:rPr>
+          <w:b w:val="0"/>
+        </w:rPr>
+        <w:t>Running the primary experiment means following the declared protocol and retaining raw outcomes. Overall scores alone hide different failure patterns.</w:t>
+      </w:r>
+    </w:p>
+    <w:p>
+      <w:pPr>
+        <w:spacing w:line="336" w:lineRule="auto" w:after="180"/>
+      </w:pPr>
+      <w:r>
+        <w:rPr>
+          <w:b w:val="0"/>
+        </w:rPr>
+        <w:t>Six illustrative cases do not establish a population advantage or statistical significance.</w:t>
+      </w:r>
+    </w:p>
+    <w:p>
+      <w:pPr>
+        <w:spacing w:line="336" w:lineRule="auto" w:after="180"/>
+      </w:pPr>
+      <w:r>
+        <w:rPr>
+          <w:b w:val="0"/>
+        </w:rPr>
+        <w:t>Change: Tune B after inspecting its case-four failure, then rescore the same set.</w:t>
+      </w:r>
+    </w:p>
+    <w:p>
+      <w:pPr>
+        <w:spacing w:line="336" w:lineRule="auto" w:after="180"/>
+      </w:pPr>
+      <w:r>
+        <w:rPr>
+          <w:b/>
+        </w:rPr>
+        <w:t>Prediction</w:t>
+      </w:r>
+      <w:r>
+        <w:rPr>
+          <w:b w:val="0"/>
+        </w:rPr>
+        <w:t>: Label the rerun as development on exposed cases, not untouched primary evaluation.</w:t>
+      </w:r>
+    </w:p>
+    <w:p>
+      <w:pPr>
+        <w:spacing w:line="336" w:lineRule="auto" w:after="180"/>
+      </w:pPr>
+      <w:r>
+        <w:rPr>
+          <w:b w:val="0"/>
+        </w:rPr>
+        <w:t>Reason: The evaluation outcomes have now influenced the version.</w:t>
+      </w:r>
+    </w:p>
+    <w:p>
+      <w:pPr>
+        <w:pStyle w:val="Heading2"/>
+      </w:pPr>
+      <w:r>
+        <w:t>Earlier wording, alternatives and picture transcripts · reference / check after trying</w:t>
       </w:r>
     </w:p>
     <w:p>
@@ -763,25 +2494,6 @@
           <w:b w:val="0"/>
         </w:rPr>
         <w:t>These are constructed classroom examples; they do not require live accounts, private records or an external service. Do not treat a plausible explanation as a measured outcome.</w:t>
-      </w:r>
-    </w:p>
-    <w:p>
-      <w:pPr>
-        <w:spacing w:line="336" w:lineRule="auto" w:after="180"/>
-      </w:pPr>
-      <w:r>
-        <w:rPr>
-          <w:b w:val="0"/>
-        </w:rPr>
-        <w:t>Run declared cases, store raw paired results and deviations, and keep primary analysis separate from exploratory repairs. Stop or escalate only according to the stated rule.</w:t>
-      </w:r>
-    </w:p>
-    <w:p>
-      <w:pPr>
-        <w:pStyle w:val="Heading3"/>
-      </w:pPr>
-      <w:r>
-        <w:t>Explain Running the primary experiment · 2</w:t>
       </w:r>
     </w:p>
     <w:p>
@@ -937,152 +2649,6 @@
         <w:pStyle w:val="Heading3"/>
       </w:pPr>
       <w:r>
-        <w:t>Running the primary experiment — evidence trace</w:t>
-      </w:r>
-    </w:p>
-    <w:tbl>
-      <w:tblPr>
-        <w:tblStyle w:val="LightShading-Accent1"/>
-        <w:tblW w:type="auto" w:w="0"/>
-        <w:tblLook w:firstColumn="1" w:firstRow="1" w:lastColumn="0" w:lastRow="0" w:noHBand="0" w:noVBand="1" w:val="04A0"/>
-      </w:tblPr>
-      <w:tblGrid>
-        <w:gridCol w:w="3408"/>
-        <w:gridCol w:w="3408"/>
-        <w:gridCol w:w="3408"/>
-      </w:tblGrid>
-      <w:tr>
-        <w:trPr>
-          <w:tblHeader/>
-        </w:trPr>
-        <w:tc>
-          <w:tcPr>
-            <w:tcW w:type="dxa" w:w="3408"/>
-          </w:tcPr>
-          <w:p>
-            <w:r>
-              <w:t>Input and scope</w:t>
-            </w:r>
-          </w:p>
-        </w:tc>
-        <w:tc>
-          <w:tcPr>
-            <w:tcW w:type="dxa" w:w="3408"/>
-          </w:tcPr>
-          <w:p>
-            <w:r>
-              <w:t>Check or calculation</w:t>
-            </w:r>
-          </w:p>
-        </w:tc>
-        <w:tc>
-          <w:tcPr>
-            <w:tcW w:type="dxa" w:w="3408"/>
-          </w:tcPr>
-          <w:p>
-            <w:r>
-              <w:t>Conclusion and limit</w:t>
-            </w:r>
-          </w:p>
-        </w:tc>
-      </w:tr>
-      <w:tr>
-        <w:tc>
-          <w:tcPr>
-            <w:tcW w:type="dxa" w:w="3408"/>
-          </w:tcPr>
-          <w:p>
-            <w:r>
-              <w:t>Twenty eligible cases:16 pass, 2 fail, 2 unassessed after outage. Plan reports completed rate plus coverage.</w:t>
-            </w:r>
-          </w:p>
-        </w:tc>
-        <w:tc>
-          <w:tcPr>
-            <w:tcW w:type="dxa" w:w="3408"/>
-          </w:tcPr>
-          <w:p>
-            <w:r>
-              <w:t>Run declared cases, store raw paired results and deviations, and keep primary analysis separate from exploratory repairs. Stop or escalate only according to the stated rule.</w:t>
-            </w:r>
-          </w:p>
-        </w:tc>
-        <w:tc>
-          <w:tcPr>
-            <w:tcW w:type="dxa" w:w="3408"/>
-          </w:tcPr>
-          <w:p>
-            <w:r>
-              <w:t>16/18≈88.889% completed pass; coverage18/20=90%; two unassessed remain. No20/20 assessment claim.</w:t>
-            </w:r>
-          </w:p>
-        </w:tc>
-      </w:tr>
-    </w:tbl>
-    <w:p>
-      <w:r>
-        <w:t>The figure connects this chapter's worked input, declared procedure and result. Read the complete worked reasoning for qualifiers and intermediate steps; the abbreviated labels do not replace that reasoning.</w:t>
-      </w:r>
-    </w:p>
-    <w:p>
-      <w:pPr>
-        <w:pStyle w:val="Heading3"/>
-      </w:pPr>
-      <w:r>
-        <w:t>Explain Running the primary experiment · 3</w:t>
-      </w:r>
-    </w:p>
-    <w:p>
-      <w:pPr>
-        <w:spacing w:line="336" w:lineRule="auto" w:after="180"/>
-      </w:pPr>
-      <w:r>
-        <w:rPr>
-          <w:b w:val="0"/>
-        </w:rPr>
-        <w:t>Guided: 16/18≈88.889% completed pass; coverage18/20=90%; two unassessed remain. No20/20 assessment claim. Qualification: Following the plan and reporting deviations are required even when results contradict the hypothesis.</w:t>
-      </w:r>
-    </w:p>
-    <w:p>
-      <w:pPr>
-        <w:spacing w:line="336" w:lineRule="auto" w:after="180"/>
-      </w:pPr>
-      <w:r>
-        <w:rPr>
-          <w:b w:val="0"/>
-        </w:rPr>
-        <w:t xml:space="preserve">Exit: accept a concrete variation with its predicted outcome and a stated condition that would challenge the </w:t>
-      </w:r>
-      <w:r>
-        <w:rPr>
-          <w:b/>
-        </w:rPr>
-        <w:t>mechanism</w:t>
-      </w:r>
-      <w:r>
-        <w:rPr>
-          <w:b w:val="0"/>
-        </w:rPr>
-        <w:t xml:space="preserve">; reject a claim resting on unmeasured </w:t>
-      </w:r>
-      <w:r>
-        <w:rPr>
-          <w:b/>
-        </w:rPr>
-        <w:t>evidence</w:t>
-      </w:r>
-      <w:r>
-        <w:rPr>
-          <w:b w:val="0"/>
-        </w:rPr>
-        <w:t>.</w:t>
-      </w:r>
-    </w:p>
-    <w:p>
-      <w:pPr>
-        <w:pStyle w:val="Heading3"/>
-      </w:pPr>
-      <w:r>
         <w:t>Model the reasoning aloud</w:t>
       </w:r>
     </w:p>
@@ -1118,94 +2684,6 @@
           <w:b w:val="0"/>
         </w:rPr>
         <w:t>These teacher notes contain solutions; do not reveal the independent case answer during modelling.</w:t>
-      </w:r>
-    </w:p>
-    <w:p>
-      <w:pPr>
-        <w:spacing w:line="336" w:lineRule="auto" w:after="180"/>
-      </w:pPr>
-      <w:r>
-        <w:rPr>
-          <w:b w:val="0"/>
-        </w:rPr>
-        <w:t>Twenty eligible cases:16 pass, 2 fail, 2 unassessed after outage. Plan reports completed rate plus coverage.</w:t>
-      </w:r>
-    </w:p>
-    <w:p>
-      <w:pPr>
-        <w:spacing w:line="336" w:lineRule="auto" w:after="180"/>
-      </w:pPr>
-      <w:r>
-        <w:rPr>
-          <w:b w:val="0"/>
-        </w:rPr>
-        <w:t>16/18≈88.889% completed pass; coverage18/20=90%; two unassessed remain. No20/20 assessment claim.</w:t>
-      </w:r>
-    </w:p>
-    <w:p>
-      <w:pPr>
-        <w:pStyle w:val="Heading3"/>
-      </w:pPr>
-      <w:r>
-        <w:t>Model the reasoning aloud · 4</w:t>
-      </w:r>
-    </w:p>
-    <w:p>
-      <w:pPr>
-        <w:spacing w:line="336" w:lineRule="auto" w:after="180"/>
-      </w:pPr>
-      <w:r>
-        <w:rPr>
-          <w:b w:val="0"/>
-        </w:rPr>
-        <w:t xml:space="preserve">Compare the intermediate </w:t>
-      </w:r>
-      <w:r>
-        <w:rPr>
-          <w:b/>
-        </w:rPr>
-        <w:t>evidence</w:t>
-      </w:r>
-      <w:r>
-        <w:rPr>
-          <w:b w:val="0"/>
-        </w:rPr>
-        <w:t xml:space="preserve"> with the final statement. Explain why each number or decision follows from the stated </w:t>
-      </w:r>
-      <w:r>
-        <w:rPr>
-          <w:b/>
-        </w:rPr>
-        <w:t>input</w:t>
-      </w:r>
-      <w:r>
-        <w:rPr>
-          <w:b w:val="0"/>
-        </w:rPr>
-        <w:t>s.</w:t>
-      </w:r>
-    </w:p>
-    <w:p>
-      <w:pPr>
-        <w:spacing w:line="336" w:lineRule="auto" w:after="180"/>
-      </w:pPr>
-      <w:r>
-        <w:rPr>
-          <w:b w:val="0"/>
-        </w:rPr>
-        <w:t xml:space="preserve">The conclusion belongs to this scenario and procedure; changing the </w:t>
-      </w:r>
-      <w:r>
-        <w:rPr>
-          <w:b/>
-        </w:rPr>
-        <w:t>input</w:t>
-      </w:r>
-      <w:r>
-        <w:rPr>
-          <w:b w:val="0"/>
-        </w:rPr>
-        <w:t>s, evaluation population or authority can change what it establishes. Retain the raw record so a later revision can be compared honestly.</w:t>
       </w:r>
     </w:p>
     <w:tbl>
@@ -1331,53 +2809,10 @@
     </w:p>
     <w:p>
       <w:pPr>
-        <w:spacing w:line="336" w:lineRule="auto" w:after="180"/>
-      </w:pPr>
-      <w:r>
-        <w:rPr>
-          <w:b w:val="0"/>
-        </w:rPr>
-        <w:t xml:space="preserve">Run the frozen experiment. A research team freezes versions A and B, labels and scoring before a six-case </w:t>
-      </w:r>
-      <w:r>
-        <w:rPr>
-          <w:b/>
-        </w:rPr>
-        <w:t>primary run</w:t>
-      </w:r>
-      <w:r>
-        <w:rPr>
-          <w:b w:val="0"/>
-        </w:rPr>
-        <w:t>.</w:t>
-      </w:r>
-    </w:p>
-    <w:p>
-      <w:pPr>
         <w:pStyle w:val="Heading3"/>
       </w:pPr>
       <w:r>
         <w:t>The facts we will use</w:t>
-      </w:r>
-    </w:p>
-    <w:p>
-      <w:pPr>
-        <w:pStyle w:val="Heading3"/>
-      </w:pPr>
-      <w:r>
-        <w:t>Supplied facts</w:t>
-      </w:r>
-    </w:p>
-    <w:p>
-      <w:pPr>
-        <w:spacing w:line="336" w:lineRule="auto" w:after="180"/>
-        <w:shd w:fill="F1F6FC"/>
-      </w:pPr>
-      <w:r>
-        <w:rPr>
-          <w:b w:val="0"/>
-        </w:rPr>
-        <w:t>A scores [1,0,1,1,0,1]; B scores [1,1,1,0,1,1]. Both answer the same six cases. Binary entries mean 1=correct and 0=incorrect.</w:t>
       </w:r>
     </w:p>
     <w:p>
@@ -1385,7 +2820,7 @@
         <w:drawing>
           <wp:inline xmlns:a="http://schemas.openxmlformats.org/drawingml/2006/main" xmlns:pic="http://schemas.openxmlformats.org/drawingml/2006/picture">
             <wp:extent cx="5486400" cy="3077029"/>
-            <wp:docPr id="1" name="Picture 1" descr="Paired primary case outcomes"/>
+            <wp:docPr id="3" name="Picture 3" descr="Paired primary case outcomes"/>
             <wp:cNvGraphicFramePr>
               <a:graphicFrameLocks noChangeAspect="1"/>
             </wp:cNvGraphicFramePr>
@@ -1397,7 +2832,7 @@
                     <pic:cNvPicPr/>
                   </pic:nvPicPr>
                   <pic:blipFill>
-                    <a:blip r:embed="rId9"/>
+                    <a:blip r:embed="rId11"/>
                     <a:stretch>
                       <a:fillRect/>
                     </a:stretch>
@@ -1421,7 +2856,7 @@
         <w:drawing>
           <wp:inline xmlns:a="http://schemas.openxmlformats.org/drawingml/2006/main" xmlns:pic="http://schemas.openxmlformats.org/drawingml/2006/picture">
             <wp:extent cx="5486400" cy="5145314"/>
-            <wp:docPr id="2" name="Picture 2" descr="Running the primary experiment. Keep versions fixed: No case result may trigger tuning during this run.. Compute results: A totals 4/6; B totals 5/6.. Keep case-level records: Cases two and five favour B; case four favours A."/>
+            <wp:docPr id="4" name="Picture 4" descr="Running the primary experiment. Keep versions fixed: No case result may trigger tuning during this run.. Compute results: A totals 4/6; B totals 5/6.. Keep case-level records: Cases two and five favour B; case four favours A."/>
             <wp:cNvGraphicFramePr>
               <a:graphicFrameLocks noChangeAspect="1"/>
             </wp:cNvGraphicFramePr>
@@ -1433,7 +2868,7 @@
                     <pic:cNvPicPr/>
                   </pic:nvPicPr>
                   <pic:blipFill>
-                    <a:blip r:embed="rId10"/>
+                    <a:blip r:embed="rId12"/>
                     <a:stretch>
                       <a:fillRect/>
                     </a:stretch>
@@ -1457,114 +2892,7 @@
         <w:pStyle w:val="Heading3"/>
       </w:pPr>
       <w:r>
-        <w:t>Read the picture one step at a time</w:t>
-      </w:r>
-    </w:p>
-    <w:tbl>
-      <w:tblPr>
-        <w:tblStyle w:val="LightShading-Accent1"/>
-        <w:tblW w:type="auto" w:w="0"/>
-        <w:tblLook w:firstColumn="1" w:firstRow="1" w:lastColumn="0" w:lastRow="0" w:noHBand="0" w:noVBand="1" w:val="04A0"/>
-      </w:tblPr>
-      <w:tblGrid>
-        <w:gridCol w:w="5112"/>
-        <w:gridCol w:w="5112"/>
-      </w:tblGrid>
-      <w:tr>
-        <w:trPr>
-          <w:tblHeader/>
-        </w:trPr>
-        <w:tc>
-          <w:tcPr>
-            <w:tcW w:type="dxa" w:w="5112"/>
-          </w:tcPr>
-          <w:p>
-            <w:r>
-              <w:t>Step</w:t>
-            </w:r>
-          </w:p>
-        </w:tc>
-        <w:tc>
-          <w:tcPr>
-            <w:tcW w:type="dxa" w:w="5112"/>
-          </w:tcPr>
-          <w:p>
-            <w:r>
-              <w:t>What happens and why</w:t>
-            </w:r>
-          </w:p>
-        </w:tc>
-      </w:tr>
-      <w:tr>
-        <w:tc>
-          <w:tcPr>
-            <w:tcW w:type="dxa" w:w="5112"/>
-          </w:tcPr>
-          <w:p>
-            <w:r>
-              <w:t>1. Keep versions fixed</w:t>
-            </w:r>
-          </w:p>
-        </w:tc>
-        <w:tc>
-          <w:tcPr>
-            <w:tcW w:type="dxa" w:w="5112"/>
-          </w:tcPr>
-          <w:p>
-            <w:r>
-              <w:t>No case result may trigger tuning during this run.</w:t>
-            </w:r>
-          </w:p>
-        </w:tc>
-      </w:tr>
-      <w:tr>
-        <w:tc>
-          <w:tcPr>
-            <w:tcW w:type="dxa" w:w="5112"/>
-          </w:tcPr>
-          <w:p>
-            <w:r>
-              <w:t>2. Compute results</w:t>
-            </w:r>
-          </w:p>
-        </w:tc>
-        <w:tc>
-          <w:tcPr>
-            <w:tcW w:type="dxa" w:w="5112"/>
-          </w:tcPr>
-          <w:p>
-            <w:r>
-              <w:t>A totals 4/6; B totals 5/6.</w:t>
-            </w:r>
-          </w:p>
-        </w:tc>
-      </w:tr>
-      <w:tr>
-        <w:tc>
-          <w:tcPr>
-            <w:tcW w:type="dxa" w:w="5112"/>
-          </w:tcPr>
-          <w:p>
-            <w:r>
-              <w:t>3. Keep case-level records</w:t>
-            </w:r>
-          </w:p>
-        </w:tc>
-        <w:tc>
-          <w:tcPr>
-            <w:tcW w:type="dxa" w:w="5112"/>
-          </w:tcPr>
-          <w:p>
-            <w:r>
-              <w:t>Cases two and five favour B; case four favours A.</w:t>
-            </w:r>
-          </w:p>
-        </w:tc>
-      </w:tr>
-    </w:tbl>
-    <w:p>
-      <w:r>
-        <w:t>Match each pictured step to the supplied facts. This is a worked teaching case, not an independent assessment.</w:t>
+        <w:t>Why this result follows</w:t>
       </w:r>
     </w:p>
     <w:p>
@@ -1572,7 +2900,7 @@
         <w:pStyle w:val="Heading3"/>
       </w:pPr>
       <w:r>
-        <w:t>Why this result follows</w:t>
+        <w:t>What this example does not establish</w:t>
       </w:r>
     </w:p>
     <w:p>
@@ -1580,137 +2908,15 @@
         <w:pStyle w:val="Heading3"/>
       </w:pPr>
       <w:r>
-        <w:t>Why the result follows</w:t>
+        <w:t>Change one thing in the pictured case</w:t>
       </w:r>
     </w:p>
     <w:p>
       <w:pPr>
-        <w:spacing w:line="336" w:lineRule="auto" w:after="180"/>
-        <w:shd w:fill="F1F6FC"/>
-      </w:pPr>
-      <w:r>
-        <w:rPr>
-          <w:b w:val="0"/>
-        </w:rPr>
-        <w:t>Running the primary experiment means following the declared protocol and retaining raw outcomes. Overall scores alone hide different failure patterns.</w:t>
-      </w:r>
-    </w:p>
-    <w:p>
-      <w:pPr>
         <w:pStyle w:val="Heading3"/>
       </w:pPr>
       <w:r>
-        <w:t>What this example does not establish</w:t>
-      </w:r>
-    </w:p>
-    <w:p>
-      <w:pPr>
-        <w:pStyle w:val="Heading3"/>
-      </w:pPr>
-      <w:r>
-        <w:t>Keep the stated limit</w:t>
-      </w:r>
-    </w:p>
-    <w:p>
-      <w:pPr>
-        <w:spacing w:line="336" w:lineRule="auto" w:after="180"/>
-        <w:shd w:fill="FFF5E6"/>
-      </w:pPr>
-      <w:r>
-        <w:rPr>
-          <w:b w:val="0"/>
-        </w:rPr>
-        <w:t>Six illustrative cases do not establish a population advantage or statistical significance.</w:t>
-      </w:r>
-    </w:p>
-    <w:p>
-      <w:pPr>
-        <w:pStyle w:val="Heading3"/>
-      </w:pPr>
-      <w:r>
-        <w:t>Change one thing in the pictured case</w:t>
-      </w:r>
-    </w:p>
-    <w:p>
-      <w:pPr>
-        <w:pStyle w:val="Heading3"/>
-      </w:pPr>
-      <w:r>
-        <w:t>Change one thing</w:t>
-      </w:r>
-    </w:p>
-    <w:p>
-      <w:pPr>
-        <w:spacing w:line="336" w:lineRule="auto" w:after="180"/>
-        <w:shd w:fill="F5F1FB"/>
-      </w:pPr>
-      <w:r>
-        <w:rPr>
-          <w:b w:val="0"/>
-        </w:rPr>
-        <w:t>Change: Tune B after inspecting its case-four failure, then rescore the same set.</w:t>
-      </w:r>
-    </w:p>
-    <w:p>
-      <w:pPr>
-        <w:pStyle w:val="Heading3"/>
-      </w:pPr>
-      <w:r>
-        <w:t>Predicted result</w:t>
-      </w:r>
-    </w:p>
-    <w:p>
-      <w:pPr>
-        <w:spacing w:line="336" w:lineRule="auto" w:after="180"/>
-        <w:shd w:fill="F1F6FC"/>
-      </w:pPr>
-      <w:r>
-        <w:rPr>
-          <w:b/>
-        </w:rPr>
-        <w:t>Prediction</w:t>
-      </w:r>
-      <w:r>
-        <w:rPr>
-          <w:b w:val="0"/>
-        </w:rPr>
-        <w:t>: Label the rerun as development on exposed cases, not untouched primary evaluation.</w:t>
-      </w:r>
-    </w:p>
-    <w:p>
-      <w:pPr>
-        <w:pStyle w:val="Heading3"/>
-      </w:pPr>
-      <w:r>
-        <w:t>Why the result follows</w:t>
-      </w:r>
-    </w:p>
-    <w:p>
-      <w:pPr>
-        <w:spacing w:line="336" w:lineRule="auto" w:after="180"/>
-        <w:shd w:fill="F1F6FC"/>
-      </w:pPr>
-      <w:r>
-        <w:rPr>
-          <w:b w:val="0"/>
-        </w:rPr>
-        <w:t>Reason: The evaluation outcomes have now influenced the version.</w:t>
-      </w:r>
-    </w:p>
-    <w:p>
-      <w:pPr>
-        <w:pStyle w:val="Heading3"/>
-      </w:pPr>
-      <w:r>
         <w:t>Ask while showing the picture</w:t>
-      </w:r>
-    </w:p>
-    <w:p>
-      <w:pPr>
-        <w:pStyle w:val="Heading3"/>
-      </w:pPr>
-      <w:r>
-        <w:t>Ask while showing the picture · 5</w:t>
       </w:r>
     </w:p>
     <w:p>
@@ -1764,12 +2970,311 @@
         <w:pStyle w:val="Heading1"/>
       </w:pPr>
       <w:r>
-        <w:t>03. Demonstrate and guide practice</w:t>
+        <w:t>03. Model a step,then remove help</w:t>
       </w:r>
     </w:p>
     <w:p>
       <w:r>
-        <w:t>Demonstrate Running the primary experiment, reduce support deliberately and check individual reasoning before discussing answers.</w:t>
+        <w:t>Collect each learner’s reasoning before showing a key.</w:t>
+      </w:r>
+    </w:p>
+    <w:p>
+      <w:pPr>
+        <w:pStyle w:val="Heading2"/>
+      </w:pPr>
+      <w:r>
+        <w:t>Current completion task and checked reasoning</w:t>
+      </w:r>
+    </w:p>
+    <w:p>
+      <w:pPr>
+        <w:spacing w:line="336" w:lineRule="auto" w:after="180"/>
+      </w:pPr>
+      <w:r>
+        <w:rPr>
+          <w:b w:val="0"/>
+        </w:rPr>
+        <w:t>Completion task: Twenty eligible cases: 16 pass, 2 fail, 2 unassessed after outage. Plan reports completed rate plus coverage. Show the intermediate steps and give the conclusion with its scope.</w:t>
+      </w:r>
+    </w:p>
+    <w:p>
+      <w:pPr>
+        <w:spacing w:line="336" w:lineRule="auto" w:after="180"/>
+      </w:pPr>
+      <w:r>
+        <w:rPr>
+          <w:b w:val="0"/>
+        </w:rPr>
+        <w:t>Teacher check: Teacher explanation: 16/18≈88.889% completed pass; coverage 18/20=90%; two unassessed remain. No 20/20 assessment claim.</w:t>
+      </w:r>
+    </w:p>
+    <w:p>
+      <w:pPr>
+        <w:spacing w:line="336" w:lineRule="auto" w:after="180"/>
+      </w:pPr>
+      <w:r>
+        <w:rPr>
+          <w:b w:val="0"/>
+        </w:rPr>
+        <w:t xml:space="preserve">Start by identifying the given </w:t>
+      </w:r>
+      <w:r>
+        <w:rPr>
+          <w:b/>
+        </w:rPr>
+        <w:t>input</w:t>
+      </w:r>
+      <w:r>
+        <w:rPr>
+          <w:b w:val="0"/>
+        </w:rPr>
+        <w:t>s together. Leave the intermediate steps blank. If needed, model one step, then withdraw that help on the next step. Move to a full trace only when the partial trace is understood.</w:t>
+      </w:r>
+    </w:p>
+    <w:p>
+      <w:pPr>
+        <w:spacing w:line="336" w:lineRule="auto" w:after="180"/>
+      </w:pPr>
+      <w:r>
+        <w:rPr>
+          <w:b w:val="0"/>
+        </w:rPr>
+        <w:t>For partners, alternate explainer and checker; collect a response from every learner before discussion.</w:t>
+      </w:r>
+    </w:p>
+    <w:p>
+      <w:pPr>
+        <w:pStyle w:val="Heading2"/>
+      </w:pPr>
+      <w:r>
+        <w:t>Individual misconception check</w:t>
+      </w:r>
+    </w:p>
+    <w:p>
+      <w:pPr>
+        <w:spacing w:line="336" w:lineRule="auto" w:after="180"/>
+      </w:pPr>
+      <w:r>
+        <w:rPr>
+          <w:b w:val="0"/>
+        </w:rPr>
+        <w:t>Use the worked case for Running the primary experiment. Proposed explanation: “The worked result establishes every future case”. Decide whether this explanation is supported.</w:t>
+      </w:r>
+    </w:p>
+    <w:p>
+      <w:pPr>
+        <w:spacing w:line="336" w:lineRule="auto" w:after="180"/>
+      </w:pPr>
+      <w:r>
+        <w:rPr>
+          <w:b w:val="0"/>
+        </w:rPr>
+        <w:t>Point to the step or supplied fact that decides; explain your repair if needed.</w:t>
+      </w:r>
+    </w:p>
+    <w:p>
+      <w:pPr>
+        <w:spacing w:line="336" w:lineRule="auto" w:after="180"/>
+      </w:pPr>
+      <w:r>
+        <w:rPr>
+          <w:b w:val="0"/>
+        </w:rPr>
+        <w:t>Expected correction: Following the plan and reporting deviations are required even when results contradict the hypothesis.</w:t>
+      </w:r>
+    </w:p>
+    <w:p>
+      <w:pPr>
+        <w:spacing w:line="336" w:lineRule="auto" w:after="180"/>
+      </w:pPr>
+      <w:r>
+        <w:rPr>
+          <w:b w:val="0"/>
+        </w:rPr>
+        <w:t>Collect explanations, not only yes/no votes. If a misunderstanding is common, re-model the relevant step for the class.</w:t>
+      </w:r>
+    </w:p>
+    <w:p>
+      <w:pPr>
+        <w:spacing w:line="336" w:lineRule="auto" w:after="180"/>
+      </w:pPr>
+      <w:r>
+        <w:rPr>
+          <w:b w:val="0"/>
+        </w:rPr>
+        <w:t>If it affects a few learners, give a short targeted group explanation while others solve a more demanding variation.</w:t>
+      </w:r>
+    </w:p>
+    <w:p>
+      <w:pPr>
+        <w:pStyle w:val="Heading2"/>
+      </w:pPr>
+      <w:r>
+        <w:t>Pictured reasoning and changed case</w:t>
+      </w:r>
+    </w:p>
+    <w:p>
+      <w:pPr>
+        <w:spacing w:line="336" w:lineRule="auto" w:after="180"/>
+      </w:pPr>
+      <w:r>
+        <w:rPr>
+          <w:b w:val="0"/>
+        </w:rPr>
+        <w:t>Compute A’s and B’s six-case counts and identify the cases that favour each. How must a B revision tuned on case four be labelled when evaluated again on the same set?</w:t>
+      </w:r>
+    </w:p>
+    <w:p>
+      <w:pPr>
+        <w:spacing w:line="336" w:lineRule="auto" w:after="180"/>
+      </w:pPr>
+      <w:r>
+        <w:rPr>
+          <w:b w:val="0"/>
+        </w:rPr>
+        <w:t>No case result may trigger tuning during this run. A totals 4/6; B totals 5/6. Cases two and five favour B; case four favours A. Changed case: Label the rerun as development on exposed cases, not untouched primary evaluation.</w:t>
+      </w:r>
+    </w:p>
+    <w:p>
+      <w:pPr>
+        <w:spacing w:line="336" w:lineRule="auto" w:after="180"/>
+      </w:pPr>
+      <w:r>
+        <w:rPr>
+          <w:b w:val="0"/>
+        </w:rPr>
+        <w:t>The evaluation outcomes have now influenced the version.</w:t>
+      </w:r>
+    </w:p>
+    <w:p>
+      <w:pPr>
+        <w:spacing w:line="336" w:lineRule="auto" w:after="180"/>
+      </w:pPr>
+      <w:r>
+        <w:rPr>
+          <w:b w:val="0"/>
+        </w:rPr>
+        <w:t>Changed-case reasoning: Label the rerun as development on exposed cases, not untouched primary evaluation. The evaluation outcomes have now influenced the version.</w:t>
+      </w:r>
+    </w:p>
+    <w:p>
+      <w:pPr>
+        <w:spacing w:line="336" w:lineRule="auto" w:after="180"/>
+      </w:pPr>
+      <w:r>
+        <w:rPr>
+          <w:b w:val="0"/>
+        </w:rPr>
+        <w:t xml:space="preserve">Collect each learner’s explanation before discussion. Use the first missing connection between </w:t>
+      </w:r>
+      <w:r>
+        <w:rPr>
+          <w:b/>
+        </w:rPr>
+        <w:t>input</w:t>
+      </w:r>
+      <w:r>
+        <w:rPr>
+          <w:b w:val="0"/>
+        </w:rPr>
+        <w:t xml:space="preserve">, deciding step and result to choose support. This question is worked-case practice, not fresh mastery </w:t>
+      </w:r>
+      <w:r>
+        <w:rPr>
+          <w:b/>
+        </w:rPr>
+        <w:t>evidence</w:t>
+      </w:r>
+      <w:r>
+        <w:rPr>
+          <w:b w:val="0"/>
+        </w:rPr>
+        <w:t>.</w:t>
+      </w:r>
+    </w:p>
+    <w:p>
+      <w:pPr>
+        <w:pStyle w:val="Heading2"/>
+      </w:pPr>
+      <w:r>
+        <w:t>Accessible support and extension</w:t>
+      </w:r>
+    </w:p>
+    <w:p>
+      <w:pPr>
+        <w:spacing w:line="336" w:lineRule="auto" w:after="180"/>
+      </w:pPr>
+      <w:r>
+        <w:rPr>
+          <w:b w:val="0"/>
+        </w:rPr>
+        <w:t xml:space="preserve">Use the worked example in Sections 3 and 6. Collect a </w:t>
+      </w:r>
+      <w:r>
+        <w:rPr>
+          <w:b/>
+        </w:rPr>
+        <w:t>prediction</w:t>
+      </w:r>
+      <w:r>
+        <w:rPr>
+          <w:b w:val="0"/>
+        </w:rPr>
+        <w:t xml:space="preserve"> before revealing its result; ask the learner to point to each intermediate fact.</w:t>
+      </w:r>
+    </w:p>
+    <w:p>
+      <w:pPr>
+        <w:spacing w:line="336" w:lineRule="auto" w:after="180"/>
+      </w:pPr>
+      <w:r>
+        <w:rPr>
+          <w:b w:val="0"/>
+        </w:rPr>
+        <w:t xml:space="preserve">Provide an </w:t>
+      </w:r>
+      <w:r>
+        <w:rPr>
+          <w:b/>
+        </w:rPr>
+        <w:t>input</w:t>
+      </w:r>
+      <w:r>
+        <w:rPr>
+          <w:b w:val="0"/>
+        </w:rPr>
+        <w:t>/procedure/result/limit frame and a calculator when needed. Ask students to identify the first step before completing the whole trace.</w:t>
+      </w:r>
+    </w:p>
+    <w:p>
+      <w:pPr>
+        <w:spacing w:line="336" w:lineRule="auto" w:after="180"/>
+      </w:pPr>
+      <w:r>
+        <w:rPr>
+          <w:b w:val="0"/>
+        </w:rPr>
+        <w:t xml:space="preserve">Extension: compare two concrete variants of this </w:t>
+      </w:r>
+      <w:r>
+        <w:rPr>
+          <w:b/>
+        </w:rPr>
+        <w:t>mechanism</w:t>
+      </w:r>
+      <w:r>
+        <w:rPr>
+          <w:b w:val="0"/>
+        </w:rPr>
+        <w:t xml:space="preserve"> while holding unrelated conditions fixed; report both successful and unsuccessful outcomes.</w:t>
+      </w:r>
+    </w:p>
+    <w:p>
+      <w:pPr>
+        <w:pStyle w:val="Heading2"/>
+      </w:pPr>
+      <w:r>
+        <w:t>Earlier wording, alternatives and picture transcripts · reference / check after trying</w:t>
       </w:r>
     </w:p>
     <w:tbl>
@@ -1986,25 +3491,85 @@
     </w:tbl>
     <w:p>
       <w:pPr>
+        <w:pStyle w:val="Heading3"/>
+      </w:pPr>
+      <w:r>
+        <w:t>Reduce help deliberately</w:t>
+      </w:r>
+    </w:p>
+    <w:p>
+      <w:pPr>
+        <w:pStyle w:val="Heading3"/>
+      </w:pPr>
+      <w:r>
+        <w:t>Individual reasoning check</w:t>
+      </w:r>
+    </w:p>
+    <w:p>
+      <w:pPr>
+        <w:pStyle w:val="Heading3"/>
+      </w:pPr>
+      <w:r>
+        <w:t>Pictorial practice question</w:t>
+      </w:r>
+    </w:p>
+    <w:p>
+      <w:pPr>
+        <w:pStyle w:val="Heading3"/>
+      </w:pPr>
+      <w:r>
+        <w:t>Reasoned teacher answer</w:t>
+      </w:r>
+    </w:p>
+    <w:p>
+      <w:pPr>
+        <w:pStyle w:val="Heading1"/>
+      </w:pPr>
+      <w:r>
+        <w:t>04. Run the complete supplied investigation</w:t>
+      </w:r>
+    </w:p>
+    <w:p>
+      <w:r>
+        <w:t>Separate predictions,actual runs and paper traces.</w:t>
+      </w:r>
+    </w:p>
+    <w:p>
+      <w:pPr>
+        <w:pStyle w:val="Heading2"/>
+      </w:pPr>
+      <w:r>
+        <w:t>Complete inputs,expected results and limits</w:t>
+      </w:r>
+    </w:p>
+    <w:p>
+      <w:pPr>
         <w:spacing w:line="336" w:lineRule="auto" w:after="180"/>
       </w:pPr>
       <w:r>
         <w:rPr>
           <w:b w:val="0"/>
         </w:rPr>
-        <w:t xml:space="preserve">Use the worked example in Sections 3 and 6. Collect a </w:t>
-      </w:r>
-      <w:r>
-        <w:rPr>
-          <w:b/>
-        </w:rPr>
-        <w:t>prediction</w:t>
-      </w:r>
+        <w:t>Main: twenty eligible, eighteen completed, sixteen passes, two failures and two unassessed. Completed-case pass rate is 16/18 ≈ 88.889%, coverage 18/20 = 90%. Do not count unassessed as successes/failures or claim all twenty were assessed. Picture: A 4/6, B 5/6; B-only C2/C5, A-only C4, three ties. Net one extra correct is not one changed case.</w:t>
+      </w:r>
+    </w:p>
+    <w:p>
+      <w:pPr>
+        <w:spacing w:line="336" w:lineRule="auto" w:after="180"/>
+      </w:pPr>
       <w:r>
         <w:rPr>
           <w:b w:val="0"/>
         </w:rPr>
-        <w:t xml:space="preserve"> before revealing its result; ask the learner to point to each intermediate fact.</w:t>
+        <w:t>Post-C4 tuning produces a revised development result if rescored on these cases; no new outputs supplied. Independent case: nine pass, one fail, two unassessed means ten completed of twelve; 9/10 = 90% completed pass rate, 10/12 ≈ 83.333% coverage, two unassessed. No population or significance claim follows.</w:t>
+      </w:r>
+    </w:p>
+    <w:p>
+      <w:pPr>
+        <w:pStyle w:val="Heading2"/>
+      </w:pPr>
+      <w:r>
+        <w:t>Diagnose the current misconceptions</w:t>
       </w:r>
     </w:p>
     <w:p>
@@ -2015,7 +3580,18 @@
         <w:rPr>
           <w:b w:val="0"/>
         </w:rPr>
-        <w:t xml:space="preserve">Provide an </w:t>
+        <w:t>The worked result establishes every future case: Following the plan and reporting deviations are required even when results contradict the hypothesis.</w:t>
+      </w:r>
+    </w:p>
+    <w:p>
+      <w:pPr>
+        <w:spacing w:line="336" w:lineRule="auto" w:after="180"/>
+      </w:pPr>
+      <w:r>
+        <w:rPr>
+          <w:b w:val="0"/>
+        </w:rPr>
+        <w:t xml:space="preserve">A missing </w:t>
       </w:r>
       <w:r>
         <w:rPr>
@@ -2027,89 +3603,65 @@
         <w:rPr>
           <w:b w:val="0"/>
         </w:rPr>
-        <w:t>/procedure/result/limit frame and a calculator when needed. Ask students to identify the first step before completing the whole trace.</w:t>
-      </w:r>
-    </w:p>
-    <w:p>
-      <w:pPr>
-        <w:spacing w:line="336" w:lineRule="auto" w:after="180"/>
-      </w:pPr>
+        <w:t xml:space="preserve"> may be replaced without recording the change: A replacement changes the </w:t>
+      </w:r>
+      <w:r>
+        <w:rPr>
+          <w:b/>
+        </w:rPr>
+        <w:t>evidence</w:t>
+      </w:r>
       <w:r>
         <w:rPr>
           <w:b w:val="0"/>
         </w:rPr>
-        <w:t xml:space="preserve">Extension: compare two concrete variants of this </w:t>
+        <w:t xml:space="preserve"> or contract. Record the change and its justification; do not silently turn unknown into a measured value.</w:t>
+      </w:r>
+    </w:p>
+    <w:p>
+      <w:pPr>
+        <w:spacing w:line="336" w:lineRule="auto" w:after="180"/>
+      </w:pPr>
+      <w:r>
+        <w:rPr>
+          <w:b w:val="0"/>
+        </w:rPr>
+        <w:t xml:space="preserve">Repeating an assessed case is new independent </w:t>
       </w:r>
       <w:r>
         <w:rPr>
           <w:b/>
         </w:rPr>
-        <w:t>mechanism</w:t>
+        <w:t>evidence</w:t>
       </w:r>
       <w:r>
         <w:rPr>
           <w:b w:val="0"/>
         </w:rPr>
-        <w:t xml:space="preserve"> while holding unrelated conditions fixed; report both successful and unsuccessful outcomes.</w:t>
+        <w:t>: A replay checks consistency. An example used for feedback or revision cannot later be described as untouched final evaluation.</w:t>
       </w:r>
     </w:p>
     <w:p>
       <w:pPr>
-        <w:pStyle w:val="Heading3"/>
-      </w:pPr>
-      <w:r>
-        <w:t>Reduce help deliberately</w:t>
-      </w:r>
-    </w:p>
-    <w:p>
-      <w:pPr>
-        <w:pStyle w:val="Heading3"/>
-      </w:pPr>
-      <w:r>
-        <w:t>Completion practice</w:t>
-      </w:r>
-    </w:p>
-    <w:p>
-      <w:pPr>
         <w:spacing w:line="336" w:lineRule="auto" w:after="180"/>
-        <w:shd w:fill="F5F1FB"/>
       </w:pPr>
       <w:r>
         <w:rPr>
           <w:b w:val="0"/>
         </w:rPr>
-        <w:t>Completion task: Twenty eligible cases:16 pass, 2 fail, 2 unassessed after outage. Plan reports completed rate plus coverage. Show the intermediate steps and give the conclusion with its scope.</w:t>
-      </w:r>
-    </w:p>
-    <w:p>
-      <w:pPr>
-        <w:pStyle w:val="Heading3"/>
-      </w:pPr>
-      <w:r>
-        <w:t>Reasoning to listen for</w:t>
-      </w:r>
-    </w:p>
-    <w:p>
-      <w:pPr>
-        <w:spacing w:line="336" w:lineRule="auto" w:after="180"/>
-        <w:shd w:fill="F1F6FC"/>
-      </w:pPr>
+        <w:t xml:space="preserve">Use Section 9 for the </w:t>
+      </w:r>
+      <w:r>
+        <w:rPr>
+          <w:b/>
+        </w:rPr>
+        <w:t>evidence</w:t>
+      </w:r>
       <w:r>
         <w:rPr>
           <w:b w:val="0"/>
         </w:rPr>
-        <w:t>Teacher check: Teacher explanation: 16/18≈88.889% completed pass; coverage18/20=90%; two unassessed remain. No20/20 assessment claim.</w:t>
-      </w:r>
-    </w:p>
-    <w:p>
-      <w:pPr>
-        <w:spacing w:line="336" w:lineRule="auto" w:after="180"/>
-      </w:pPr>
-      <w:r>
-        <w:rPr>
-          <w:b w:val="0"/>
-        </w:rPr>
-        <w:t xml:space="preserve">Start by identifying the given </w:t>
+        <w:t xml:space="preserve"> ledger. Add a boundary or missing-</w:t>
       </w:r>
       <w:r>
         <w:rPr>
@@ -2121,311 +3673,15 @@
         <w:rPr>
           <w:b w:val="0"/>
         </w:rPr>
-        <w:t>s together. Leave the intermediate steps blank. If needed, model one step, then withdraw that help on the next step. Move to a full trace only when the partial trace is understood.</w:t>
+        <w:t xml:space="preserve"> case and record the expected response before checking. More successful repeats of one case do not establish wider coverage.</w:t>
       </w:r>
     </w:p>
     <w:p>
       <w:pPr>
-        <w:spacing w:line="336" w:lineRule="auto" w:after="180"/>
-      </w:pPr>
-      <w:r>
-        <w:rPr>
-          <w:b w:val="0"/>
-        </w:rPr>
-        <w:t>For partners, alternate explainer and checker; collect a response from every learner before discussion.</w:t>
-      </w:r>
-    </w:p>
-    <w:p>
-      <w:pPr>
-        <w:pStyle w:val="Heading3"/>
-      </w:pPr>
-      <w:r>
-        <w:t>Individual reasoning check</w:t>
-      </w:r>
-    </w:p>
-    <w:p>
-      <w:pPr>
-        <w:spacing w:line="336" w:lineRule="auto" w:after="180"/>
-      </w:pPr>
-      <w:r>
-        <w:rPr>
-          <w:b w:val="0"/>
-        </w:rPr>
-        <w:t>Use the worked case for Running the primary experiment. Proposed explanation: “The worked result establishes every future case”. Decide whether this explanation is supported.</w:t>
-      </w:r>
-    </w:p>
-    <w:p>
-      <w:pPr>
-        <w:spacing w:line="336" w:lineRule="auto" w:after="180"/>
-      </w:pPr>
-      <w:r>
-        <w:rPr>
-          <w:b w:val="0"/>
-        </w:rPr>
-        <w:t>Point to the step or supplied fact that decides; explain your repair if needed.</w:t>
-      </w:r>
-    </w:p>
-    <w:p>
-      <w:pPr>
-        <w:pStyle w:val="Heading3"/>
-      </w:pPr>
-      <w:r>
-        <w:t>Expected repair</w:t>
-      </w:r>
-    </w:p>
-    <w:p>
-      <w:pPr>
-        <w:spacing w:line="336" w:lineRule="auto" w:after="180"/>
-        <w:shd w:fill="F1F6FC"/>
-      </w:pPr>
-      <w:r>
-        <w:rPr>
-          <w:b w:val="0"/>
-        </w:rPr>
-        <w:t>Expected correction: Following the plan and reporting deviations are required even when results contradict the hypothesis.</w:t>
-      </w:r>
-    </w:p>
-    <w:p>
-      <w:pPr>
-        <w:spacing w:line="336" w:lineRule="auto" w:after="180"/>
-      </w:pPr>
-      <w:r>
-        <w:rPr>
-          <w:b w:val="0"/>
-        </w:rPr>
-        <w:t>Collect explanations, not only yes/no votes. If a misunderstanding is common, re-model the relevant step for the class.</w:t>
-      </w:r>
-    </w:p>
-    <w:p>
-      <w:pPr>
-        <w:spacing w:line="336" w:lineRule="auto" w:after="180"/>
-      </w:pPr>
-      <w:r>
-        <w:rPr>
-          <w:b w:val="0"/>
-        </w:rPr>
-        <w:t>If it affects a few learners, give a short targeted group explanation while others solve a more demanding variation.</w:t>
-      </w:r>
-    </w:p>
-    <w:p>
-      <w:pPr>
-        <w:pStyle w:val="Heading3"/>
-      </w:pPr>
-      <w:r>
-        <w:t>Pictorial practice question</w:t>
-      </w:r>
-    </w:p>
-    <w:p>
-      <w:pPr>
-        <w:spacing w:line="336" w:lineRule="auto" w:after="180"/>
-        <w:shd w:fill="F5F1FB"/>
-      </w:pPr>
-      <w:r>
-        <w:rPr>
-          <w:b w:val="0"/>
-        </w:rPr>
-        <w:t>Compute A’s and B’s six-case counts and identify the cases that favour each. How must a B revision tuned on case four be labelled when evaluated again on the same set?</w:t>
-      </w:r>
-    </w:p>
-    <w:p>
-      <w:pPr>
-        <w:pStyle w:val="Heading3"/>
-      </w:pPr>
-      <w:r>
-        <w:t>Reasoned teacher answer</w:t>
-      </w:r>
-    </w:p>
-    <w:p>
-      <w:pPr>
-        <w:spacing w:line="336" w:lineRule="auto" w:after="180"/>
-      </w:pPr>
-      <w:r>
-        <w:rPr>
-          <w:b w:val="0"/>
-        </w:rPr>
-        <w:t>No case result may trigger tuning during this run. A totals 4/6; B totals 5/6. Cases two and five favour B; case four favours A. Changed case: Label the rerun as development on exposed cases, not untouched primary evaluation.</w:t>
-      </w:r>
-    </w:p>
-    <w:p>
-      <w:pPr>
-        <w:spacing w:line="336" w:lineRule="auto" w:after="180"/>
-      </w:pPr>
-      <w:r>
-        <w:rPr>
-          <w:b w:val="0"/>
-        </w:rPr>
-        <w:t>The evaluation outcomes have now influenced the version.</w:t>
-      </w:r>
-    </w:p>
-    <w:p>
-      <w:pPr>
-        <w:spacing w:line="336" w:lineRule="auto" w:after="180"/>
-      </w:pPr>
-      <w:r>
-        <w:rPr>
-          <w:b w:val="0"/>
-        </w:rPr>
-        <w:t>Changed-case reasoning: Label the rerun as development on exposed cases, not untouched primary evaluation. The evaluation outcomes have now influenced the version.</w:t>
-      </w:r>
-    </w:p>
-    <w:p>
-      <w:pPr>
-        <w:spacing w:line="336" w:lineRule="auto" w:after="180"/>
-      </w:pPr>
-      <w:r>
-        <w:rPr>
-          <w:b w:val="0"/>
-        </w:rPr>
-        <w:t xml:space="preserve">Collect each learner’s explanation before discussion. Use the first missing connection between </w:t>
-      </w:r>
-      <w:r>
-        <w:rPr>
-          <w:b/>
-        </w:rPr>
-        <w:t>input</w:t>
-      </w:r>
-      <w:r>
-        <w:rPr>
-          <w:b w:val="0"/>
-        </w:rPr>
-        <w:t xml:space="preserve">, deciding step and result to choose support. This question is worked-case practice, not fresh mastery </w:t>
-      </w:r>
-      <w:r>
-        <w:rPr>
-          <w:b/>
-        </w:rPr>
-        <w:t>evidence</w:t>
-      </w:r>
-      <w:r>
-        <w:rPr>
-          <w:b w:val="0"/>
-        </w:rPr>
-        <w:t>.</w:t>
-      </w:r>
-    </w:p>
-    <w:p>
-      <w:pPr>
-        <w:pStyle w:val="Heading1"/>
-      </w:pPr>
-      <w:r>
-        <w:t>04. Run the investigation and diagnose misconceptions</w:t>
-      </w:r>
-    </w:p>
-    <w:p>
-      <w:r>
-        <w:t>Run the Running the primary experiment investigation and use the first unsupported step to choose a teaching response.</w:t>
-      </w:r>
-    </w:p>
-    <w:p>
-      <w:pPr>
-        <w:spacing w:line="336" w:lineRule="auto" w:after="180"/>
-      </w:pPr>
-      <w:r>
-        <w:rPr>
-          <w:b w:val="0"/>
-        </w:rPr>
-        <w:t>The worked result establishes every future case: Following the plan and reporting deviations are required even when results contradict the hypothesis.</w:t>
-      </w:r>
-    </w:p>
-    <w:p>
-      <w:pPr>
-        <w:spacing w:line="336" w:lineRule="auto" w:after="180"/>
-      </w:pPr>
-      <w:r>
-        <w:rPr>
-          <w:b w:val="0"/>
-        </w:rPr>
-        <w:t xml:space="preserve">A missing </w:t>
-      </w:r>
-      <w:r>
-        <w:rPr>
-          <w:b/>
-        </w:rPr>
-        <w:t>input</w:t>
-      </w:r>
-      <w:r>
-        <w:rPr>
-          <w:b w:val="0"/>
-        </w:rPr>
-        <w:t xml:space="preserve"> may be replaced without recording the change: A replacement changes the </w:t>
-      </w:r>
-      <w:r>
-        <w:rPr>
-          <w:b/>
-        </w:rPr>
-        <w:t>evidence</w:t>
-      </w:r>
-      <w:r>
-        <w:rPr>
-          <w:b w:val="0"/>
-        </w:rPr>
-        <w:t xml:space="preserve"> or contract. Record the change and its justification; do not silently turn unknown into a measured value.</w:t>
-      </w:r>
-    </w:p>
-    <w:p>
-      <w:pPr>
-        <w:spacing w:line="336" w:lineRule="auto" w:after="180"/>
-      </w:pPr>
-      <w:r>
-        <w:rPr>
-          <w:b w:val="0"/>
-        </w:rPr>
-        <w:t xml:space="preserve">Repeating an assessed case is new independent </w:t>
-      </w:r>
-      <w:r>
-        <w:rPr>
-          <w:b/>
-        </w:rPr>
-        <w:t>evidence</w:t>
-      </w:r>
-      <w:r>
-        <w:rPr>
-          <w:b w:val="0"/>
-        </w:rPr>
-        <w:t>: A replay checks consistency. An example used for feedback or revision cannot later be described as untouched final evaluation.</w:t>
-      </w:r>
-    </w:p>
-    <w:p>
-      <w:pPr>
-        <w:spacing w:line="336" w:lineRule="auto" w:after="180"/>
-      </w:pPr>
-      <w:r>
-        <w:rPr>
-          <w:b w:val="0"/>
-        </w:rPr>
-        <w:t xml:space="preserve">Use Section 9 for the </w:t>
-      </w:r>
-      <w:r>
-        <w:rPr>
-          <w:b/>
-        </w:rPr>
-        <w:t>evidence</w:t>
-      </w:r>
-      <w:r>
-        <w:rPr>
-          <w:b w:val="0"/>
-        </w:rPr>
-        <w:t xml:space="preserve"> ledger. Add a boundary or missing-</w:t>
-      </w:r>
-      <w:r>
-        <w:rPr>
-          <w:b/>
-        </w:rPr>
-        <w:t>input</w:t>
-      </w:r>
-      <w:r>
-        <w:rPr>
-          <w:b w:val="0"/>
-        </w:rPr>
-        <w:t xml:space="preserve"> case and record the expected response before checking. More successful repeats of one case do not establish wider coverage.</w:t>
-      </w:r>
-    </w:p>
-    <w:p>
-      <w:pPr>
-        <w:pStyle w:val="Heading3"/>
-      </w:pPr>
-      <w:r>
-        <w:t>Match the support to the first error</w:t>
+        <w:pStyle w:val="Heading2"/>
+      </w:pPr>
+      <w:r>
+        <w:t>Choose accessible support</w:t>
       </w:r>
     </w:p>
     <w:tbl>
@@ -2598,23 +3854,39 @@
     </w:p>
     <w:p>
       <w:pPr>
-        <w:pStyle w:val="Heading1"/>
-      </w:pPr>
-      <w:r>
-        <w:t>05. Assess and explain the answers</w:t>
+        <w:pStyle w:val="Heading2"/>
+      </w:pPr>
+      <w:r>
+        <w:t>Earlier wording, alternatives and picture transcripts · reference / check after trying</w:t>
       </w:r>
     </w:p>
     <w:p>
-      <w:r>
-        <w:t>Use the Running the primary experiment questions, teacher keys and criteria after the relevant attempts. Previously discussed cases are practice; protect the separately selected independent task.</w:t>
+      <w:pPr>
+        <w:pStyle w:val="Heading3"/>
+      </w:pPr>
+      <w:r>
+        <w:t>Match the support to the first error</w:t>
       </w:r>
     </w:p>
     <w:p>
       <w:pPr>
-        <w:pStyle w:val="Heading3"/>
-      </w:pPr>
-      <w:r>
-        <w:t>Guided and exit questions</w:t>
+        <w:pStyle w:val="Heading1"/>
+      </w:pPr>
+      <w:r>
+        <w:t>05. Assess the new research scenario</w:t>
+      </w:r>
+    </w:p>
+    <w:p>
+      <w:r>
+        <w:t>Keep the selected answer private until after a first attempt.</w:t>
+      </w:r>
+    </w:p>
+    <w:p>
+      <w:pPr>
+        <w:pStyle w:val="Heading2"/>
+      </w:pPr>
+      <w:r>
+        <w:t>Selected independent task and checked answer</w:t>
       </w:r>
     </w:p>
     <w:p>
@@ -2625,312 +3897,12 @@
         <w:rPr>
           <w:b w:val="0"/>
         </w:rPr>
-        <w:t>Guided: 16/18≈88.889% completed pass; coverage18/20=90%; two unassessed remain. No20/20 assessment claim. Qualification: Following the plan and reporting deviations are required even when results contradict the hypothesis.</w:t>
+        <w:t>Selected case: Twelve eligible cases include 9 passes, 1 failure and 2 unassessed cases. Report completed-case pass rate (passes / completed cases), assessment coverage (completed / eligible cases) and the unassessed count.</w:t>
       </w:r>
     </w:p>
     <w:p>
       <w:pPr>
         <w:spacing w:line="336" w:lineRule="auto" w:after="180"/>
-      </w:pPr>
-      <w:r>
-        <w:rPr>
-          <w:b w:val="0"/>
-        </w:rPr>
-        <w:t xml:space="preserve">Exit: accept a concrete variation with its predicted outcome and a stated condition that would challenge the </w:t>
-      </w:r>
-      <w:r>
-        <w:rPr>
-          <w:b/>
-        </w:rPr>
-        <w:t>mechanism</w:t>
-      </w:r>
-      <w:r>
-        <w:rPr>
-          <w:b w:val="0"/>
-        </w:rPr>
-        <w:t xml:space="preserve">; reject a claim resting on unmeasured </w:t>
-      </w:r>
-      <w:r>
-        <w:rPr>
-          <w:b/>
-        </w:rPr>
-        <w:t>evidence</w:t>
-      </w:r>
-      <w:r>
-        <w:rPr>
-          <w:b w:val="0"/>
-        </w:rPr>
-        <w:t>.</w:t>
-      </w:r>
-    </w:p>
-    <w:p>
-      <w:pPr>
-        <w:pStyle w:val="Heading3"/>
-      </w:pPr>
-      <w:r>
-        <w:t>W1 Explain the mechanism</w:t>
-      </w:r>
-    </w:p>
-    <w:p>
-      <w:pPr>
-        <w:pStyle w:val="Heading3"/>
-      </w:pPr>
-      <w:r>
-        <w:t>Workbook question · W1</w:t>
-      </w:r>
-    </w:p>
-    <w:p>
-      <w:pPr>
-        <w:spacing w:line="336" w:lineRule="auto" w:after="180"/>
-        <w:shd w:fill="F5F1FB"/>
-      </w:pPr>
-      <w:r>
-        <w:rPr>
-          <w:b w:val="0"/>
-        </w:rPr>
-        <w:t xml:space="preserve">Explain the weekly </w:t>
-      </w:r>
-      <w:r>
-        <w:rPr>
-          <w:b/>
-        </w:rPr>
-        <w:t>mechanism</w:t>
-      </w:r>
-      <w:r>
-        <w:rPr>
-          <w:b w:val="0"/>
-        </w:rPr>
-        <w:t xml:space="preserve"> in your own words. Use the worked scenario to name its </w:t>
-      </w:r>
-      <w:r>
-        <w:rPr>
-          <w:b/>
-        </w:rPr>
-        <w:t>input</w:t>
-      </w:r>
-      <w:r>
-        <w:rPr>
-          <w:b w:val="0"/>
-        </w:rPr>
-        <w:t xml:space="preserve">, decision rule and </w:t>
-      </w:r>
-      <w:r>
-        <w:rPr>
-          <w:b/>
-        </w:rPr>
-        <w:t>output</w:t>
-      </w:r>
-      <w:r>
-        <w:rPr>
-          <w:b w:val="0"/>
-        </w:rPr>
-        <w:t>.</w:t>
-      </w:r>
-    </w:p>
-    <w:p>
-      <w:pPr>
-        <w:pStyle w:val="Heading3"/>
-      </w:pPr>
-      <w:r>
-        <w:t>Teacher reasoning · W1</w:t>
-      </w:r>
-    </w:p>
-    <w:p>
-      <w:pPr>
-        <w:spacing w:line="336" w:lineRule="auto" w:after="180"/>
-        <w:shd w:fill="F1F6FC"/>
-      </w:pPr>
-      <w:r>
-        <w:rPr>
-          <w:b w:val="0"/>
-        </w:rPr>
-        <w:t>Teacher explanation: The primary experiment follows the frozen plan and captures every eligible outcome. Unexpected failures are recorded rather than silently retried away.</w:t>
-      </w:r>
-    </w:p>
-    <w:p>
-      <w:pPr>
-        <w:spacing w:line="336" w:lineRule="auto" w:after="180"/>
-        <w:shd w:fill="F1F6FC"/>
-      </w:pPr>
-      <w:r>
-        <w:rPr>
-          <w:b w:val="0"/>
-        </w:rPr>
-        <w:t>Run declared cases, store raw paired results and deviations, and keep primary analysis separate from exploratory repairs. Stop or escalate only according to the stated rule.</w:t>
-      </w:r>
-    </w:p>
-    <w:p>
-      <w:pPr>
-        <w:pStyle w:val="Heading3"/>
-      </w:pPr>
-      <w:r>
-        <w:t>W2 Trace the worked case</w:t>
-      </w:r>
-    </w:p>
-    <w:p>
-      <w:pPr>
-        <w:pStyle w:val="Heading3"/>
-      </w:pPr>
-      <w:r>
-        <w:t>Workbook question · W2</w:t>
-      </w:r>
-    </w:p>
-    <w:p>
-      <w:pPr>
-        <w:spacing w:line="336" w:lineRule="auto" w:after="180"/>
-        <w:shd w:fill="F5F1FB"/>
-      </w:pPr>
-      <w:r>
-        <w:rPr>
-          <w:b w:val="0"/>
-        </w:rPr>
-        <w:t>Twenty eligible cases:16 pass, 2 fail, 2 unassessed after outage. Plan reports completed rate plus coverage. Show the intermediate steps and give the conclusion with its scope.</w:t>
-      </w:r>
-    </w:p>
-    <w:p>
-      <w:pPr>
-        <w:pStyle w:val="Heading3"/>
-      </w:pPr>
-      <w:r>
-        <w:t>Teacher reasoning · W2</w:t>
-      </w:r>
-    </w:p>
-    <w:p>
-      <w:pPr>
-        <w:spacing w:line="336" w:lineRule="auto" w:after="180"/>
-        <w:shd w:fill="F1F6FC"/>
-      </w:pPr>
-      <w:r>
-        <w:rPr>
-          <w:b w:val="0"/>
-        </w:rPr>
-        <w:t>Teacher explanation: 16/18≈88.889% completed pass; coverage18/20=90%; two unassessed remain. No20/20 assessment claim.</w:t>
-      </w:r>
-    </w:p>
-    <w:p>
-      <w:pPr>
-        <w:pStyle w:val="Heading3"/>
-      </w:pPr>
-      <w:r>
-        <w:t>W3 Audit the limit</w:t>
-      </w:r>
-    </w:p>
-    <w:p>
-      <w:pPr>
-        <w:pStyle w:val="Heading3"/>
-      </w:pPr>
-      <w:r>
-        <w:t>Workbook question · W3</w:t>
-      </w:r>
-    </w:p>
-    <w:p>
-      <w:pPr>
-        <w:spacing w:line="336" w:lineRule="auto" w:after="180"/>
-        <w:shd w:fill="F5F1FB"/>
-      </w:pPr>
-      <w:r>
-        <w:rPr>
-          <w:b w:val="0"/>
-        </w:rPr>
-        <w:t>A report omits this qualification: Following the plan and reporting deviations are required even when results contradict the hypothesis.</w:t>
-      </w:r>
-    </w:p>
-    <w:p>
-      <w:pPr>
-        <w:spacing w:line="336" w:lineRule="auto" w:after="180"/>
-        <w:shd w:fill="F5F1FB"/>
-      </w:pPr>
-      <w:r>
-        <w:rPr>
-          <w:b w:val="0"/>
-        </w:rPr>
-        <w:t>Explain how omitting it could change a reader's interpretation, and write an accurate replacement.</w:t>
-      </w:r>
-    </w:p>
-    <w:p>
-      <w:pPr>
-        <w:pStyle w:val="Heading3"/>
-      </w:pPr>
-      <w:r>
-        <w:t>Teacher reasoning · W3</w:t>
-      </w:r>
-    </w:p>
-    <w:p>
-      <w:pPr>
-        <w:spacing w:line="336" w:lineRule="auto" w:after="180"/>
-        <w:shd w:fill="F1F6FC"/>
-      </w:pPr>
-      <w:r>
-        <w:rPr>
-          <w:b w:val="0"/>
-        </w:rPr>
-        <w:t>Teacher explanation: Following the plan and reporting deviations are required even when results contradict the hypothesis.</w:t>
-      </w:r>
-    </w:p>
-    <w:p>
-      <w:pPr>
-        <w:spacing w:line="336" w:lineRule="auto" w:after="180"/>
-        <w:shd w:fill="F1F6FC"/>
-      </w:pPr>
-      <w:r>
-        <w:rPr>
-          <w:b w:val="0"/>
-        </w:rPr>
-        <w:t xml:space="preserve">State the observed result separately from the unverified or out-of-scope claim; preserve the original </w:t>
-      </w:r>
-      <w:r>
-        <w:rPr>
-          <w:b/>
-        </w:rPr>
-        <w:t>evidence</w:t>
-      </w:r>
-      <w:r>
-        <w:rPr>
-          <w:b w:val="0"/>
-        </w:rPr>
-        <w:t xml:space="preserve"> rather than inventing a missing fact.</w:t>
-      </w:r>
-    </w:p>
-    <w:p>
-      <w:pPr>
-        <w:pStyle w:val="Heading3"/>
-      </w:pPr>
-      <w:r>
-        <w:t>W4 Apply a new case independently</w:t>
-      </w:r>
-    </w:p>
-    <w:p>
-      <w:pPr>
-        <w:pStyle w:val="Heading3"/>
-      </w:pPr>
-      <w:r>
-        <w:t>Workbook question · W4</w:t>
-      </w:r>
-    </w:p>
-    <w:p>
-      <w:pPr>
-        <w:spacing w:line="336" w:lineRule="auto" w:after="180"/>
-        <w:shd w:fill="F5F1FB"/>
-      </w:pPr>
-      <w:r>
-        <w:rPr>
-          <w:b w:val="0"/>
-        </w:rPr>
-        <w:t>Twelve eligible cases include 9 passes, 1 failure and 2 unassessed cases. Report completed-case pass rate (passes / completed cases), assessment coverage (completed / eligible cases) and the unassessed count.</w:t>
-      </w:r>
-    </w:p>
-    <w:p>
-      <w:pPr>
-        <w:pStyle w:val="Heading3"/>
-      </w:pPr>
-      <w:r>
-        <w:t>Teacher reasoning · W4</w:t>
-      </w:r>
-    </w:p>
-    <w:p>
-      <w:pPr>
-        <w:spacing w:line="336" w:lineRule="auto" w:after="180"/>
-        <w:shd w:fill="F1F6FC"/>
       </w:pPr>
       <w:r>
         <w:rPr>
@@ -2941,230 +3913,10 @@
     </w:p>
     <w:p>
       <w:pPr>
-        <w:pStyle w:val="Heading3"/>
-      </w:pPr>
-      <w:r>
-        <w:t>W5 Design a revealing follow-up</w:t>
-      </w:r>
-    </w:p>
-    <w:p>
-      <w:pPr>
-        <w:pStyle w:val="Heading3"/>
-      </w:pPr>
-      <w:r>
-        <w:t>Workbook question · W5</w:t>
-      </w:r>
-    </w:p>
-    <w:p>
-      <w:pPr>
-        <w:spacing w:line="336" w:lineRule="auto" w:after="180"/>
-        <w:shd w:fill="F5F1FB"/>
-      </w:pPr>
-      <w:r>
-        <w:rPr>
-          <w:b w:val="0"/>
-        </w:rPr>
-        <w:t>For the worked scenario, propose one additional case that could reveal a failure, describe its expected outcome before running it, and explain what would need to remain fixed for a fair comparison.</w:t>
-      </w:r>
-    </w:p>
-    <w:p>
-      <w:pPr>
-        <w:spacing w:line="336" w:lineRule="auto" w:after="180"/>
-        <w:shd w:fill="F5F1FB"/>
-      </w:pPr>
-      <w:r>
-        <w:rPr>
-          <w:b w:val="0"/>
-        </w:rPr>
-        <w:t>Do not reuse W4 as a new final test after receiving feedback.</w:t>
-      </w:r>
-    </w:p>
-    <w:p>
-      <w:pPr>
-        <w:pStyle w:val="Heading3"/>
-      </w:pPr>
-      <w:r>
-        <w:t>Teacher reasoning · W5</w:t>
-      </w:r>
-    </w:p>
-    <w:p>
-      <w:pPr>
-        <w:spacing w:line="336" w:lineRule="auto" w:after="180"/>
-        <w:shd w:fill="F1F6FC"/>
-      </w:pPr>
-      <w:r>
-        <w:rPr>
-          <w:b w:val="0"/>
-        </w:rPr>
-        <w:t xml:space="preserve">Teacher explanation: Accept a concrete variant of the worked </w:t>
-      </w:r>
-      <w:r>
-        <w:rPr>
-          <w:b/>
-        </w:rPr>
-        <w:t>input</w:t>
-      </w:r>
-      <w:r>
-        <w:rPr>
-          <w:b w:val="0"/>
-        </w:rPr>
-        <w:t xml:space="preserve"> or a missing/conflicting/boundary condition, with an expectation derived from the declared procedure.</w:t>
-      </w:r>
-    </w:p>
-    <w:p>
-      <w:pPr>
-        <w:spacing w:line="336" w:lineRule="auto" w:after="180"/>
-        <w:shd w:fill="F1F6FC"/>
-      </w:pPr>
-      <w:r>
-        <w:rPr>
-          <w:b w:val="0"/>
-        </w:rPr>
-        <w:t xml:space="preserve">Require preserved settings, original </w:t>
-      </w:r>
-      <w:r>
-        <w:rPr>
-          <w:b/>
-        </w:rPr>
-        <w:t>output</w:t>
-      </w:r>
-      <w:r>
-        <w:rPr>
-          <w:b w:val="0"/>
-        </w:rPr>
-        <w:t>s and data roles. Following the plan and reporting deviations are required even when results contradict the hypothesis.</w:t>
-      </w:r>
-    </w:p>
-    <w:p>
-      <w:pPr>
-        <w:spacing w:line="336" w:lineRule="auto" w:after="180"/>
-        <w:shd w:fill="F1F6FC"/>
-      </w:pPr>
-      <w:r>
-        <w:rPr>
-          <w:b w:val="0"/>
-        </w:rPr>
-        <w:t xml:space="preserve">The new case should test this particular </w:t>
-      </w:r>
-      <w:r>
-        <w:rPr>
-          <w:b/>
-        </w:rPr>
-        <w:t>mechanism</w:t>
-      </w:r>
-      <w:r>
-        <w:rPr>
-          <w:b w:val="0"/>
-        </w:rPr>
-        <w:t xml:space="preserve"> rather than merely restate the original result.</w:t>
-      </w:r>
-    </w:p>
-    <w:p>
-      <w:pPr>
-        <w:pStyle w:val="Heading3"/>
-      </w:pPr>
-      <w:r>
-        <w:t>Independent assessment and fresh retry</w:t>
-      </w:r>
-    </w:p>
-    <w:p>
-      <w:pPr>
-        <w:pStyle w:val="Heading3"/>
-      </w:pPr>
-      <w:r>
-        <w:t>Teacher key · Independent assessment and fresh retry</w:t>
-      </w:r>
-    </w:p>
-    <w:p>
-      <w:pPr>
-        <w:spacing w:line="336" w:lineRule="auto" w:after="180"/>
-        <w:shd w:fill="F1F6FC"/>
-      </w:pPr>
-      <w:r>
-        <w:rPr>
-          <w:b w:val="0"/>
-        </w:rPr>
-        <w:t>W4: 9/10=90%; coverage10/12≈83.333%; missing2. Do not replace missing results with assumed success. Require intermediate reasoning and the stated scope. Fresh retry: Fifteen eligible, 12 complete, 10 pass.</w:t>
-      </w:r>
-    </w:p>
-    <w:p>
-      <w:pPr>
-        <w:spacing w:line="336" w:lineRule="auto" w:after="180"/>
-        <w:shd w:fill="F1F6FC"/>
-      </w:pPr>
-      <w:r>
-        <w:rPr>
-          <w:b w:val="0"/>
-        </w:rPr>
-        <w:t>Expected reasoning: 10/12≈83.333%; coverage</w:t>
-      </w:r>
-      <w:r>
-        <w:rPr>
-          <w:b/>
-        </w:rPr>
-        <w:t>80%</w:t>
-      </w:r>
-      <w:r>
-        <w:rPr>
-          <w:b w:val="0"/>
-        </w:rPr>
-        <w:t>; three unassessed. Preserve outage event and case IDs. If students need support, record it and reassess with another new case rather than awarding independence to a copied answer.</w:t>
-      </w:r>
-    </w:p>
-    <w:p>
-      <w:pPr>
-        <w:pStyle w:val="Heading3"/>
-      </w:pPr>
-      <w:r>
-        <w:t>Assess independent transfer</w:t>
-      </w:r>
-    </w:p>
-    <w:p>
-      <w:pPr>
-        <w:pStyle w:val="Heading3"/>
-      </w:pPr>
-      <w:r>
-        <w:t>Independent question · withhold the key</w:t>
-      </w:r>
-    </w:p>
-    <w:p>
-      <w:pPr>
-        <w:spacing w:line="336" w:lineRule="auto" w:after="180"/>
-        <w:shd w:fill="F5F1FB"/>
-      </w:pPr>
-      <w:r>
-        <w:rPr>
-          <w:b w:val="0"/>
-        </w:rPr>
-        <w:t>Selected case: Twelve eligible cases include 9 passes, 1 failure and 2 unassessed cases. Report completed-case pass rate (passes / completed cases), assessment coverage (completed / eligible cases) and the unassessed count.</w:t>
-      </w:r>
-    </w:p>
-    <w:p>
-      <w:pPr>
-        <w:pStyle w:val="Heading3"/>
-      </w:pPr>
-      <w:r>
-        <w:t>Selected case answer</w:t>
-      </w:r>
-    </w:p>
-    <w:p>
-      <w:pPr>
-        <w:pStyle w:val="Heading3"/>
-      </w:pPr>
-      <w:r>
-        <w:t>Teacher key · Selected case answer</w:t>
-      </w:r>
-    </w:p>
-    <w:p>
-      <w:pPr>
-        <w:spacing w:line="336" w:lineRule="auto" w:after="180"/>
-        <w:shd w:fill="F1F6FC"/>
-      </w:pPr>
-      <w:r>
-        <w:rPr>
-          <w:b w:val="0"/>
-        </w:rPr>
-        <w:t>Teacher explanation: 9/10=90%; coverage10/12≈83.333%; missing2. Do not replace missing results with assumed success.</w:t>
+        <w:pStyle w:val="Heading2"/>
+      </w:pPr>
+      <w:r>
+        <w:t>Judge explanation,trace and limits</w:t>
       </w:r>
     </w:p>
     <w:tbl>
@@ -3271,16 +4023,7 @@
     </w:tbl>
     <w:p>
       <w:pPr>
-        <w:pStyle w:val="Heading3"/>
-      </w:pPr>
-      <w:r>
-        <w:t>Teacher key · Selected case answer</w:t>
-      </w:r>
-    </w:p>
-    <w:p>
-      <w:pPr>
         <w:spacing w:line="336" w:lineRule="auto" w:after="180"/>
-        <w:shd w:fill="F1F6FC"/>
       </w:pPr>
       <w:r>
         <w:rPr>
@@ -3292,7 +4035,6 @@
     <w:p>
       <w:pPr>
         <w:spacing w:line="336" w:lineRule="auto" w:after="180"/>
-        <w:shd w:fill="F1F6FC"/>
       </w:pPr>
       <w:r>
         <w:rPr>
@@ -3315,10 +4057,10 @@
     </w:p>
     <w:p>
       <w:pPr>
-        <w:pStyle w:val="Heading3"/>
-      </w:pPr>
-      <w:r>
-        <w:t>Feedback that the learner uses</w:t>
+        <w:pStyle w:val="Heading2"/>
+      </w:pPr>
+      <w:r>
+        <w:t>Give one usable repair</w:t>
       </w:r>
     </w:p>
     <w:p>
@@ -3345,15 +4087,472 @@
     </w:p>
     <w:p>
       <w:pPr>
-        <w:pStyle w:val="Heading1"/>
-      </w:pPr>
-      <w:r>
-        <w:t>06. Connect the project, support and next lesson</w:t>
+        <w:pStyle w:val="Heading2"/>
+      </w:pPr>
+      <w:r>
+        <w:t>W1 Explain the mechanism</w:t>
       </w:r>
     </w:p>
     <w:p>
-      <w:r>
-        <w:t>Connect Running the primary experiment to Reproducible AI Research Study, adapt support and plan a later changed-case check.</w:t>
+      <w:pPr>
+        <w:spacing w:line="336" w:lineRule="auto" w:after="180"/>
+      </w:pPr>
+      <w:r>
+        <w:rPr>
+          <w:b w:val="0"/>
+        </w:rPr>
+        <w:t xml:space="preserve">Explain the weekly </w:t>
+      </w:r>
+      <w:r>
+        <w:rPr>
+          <w:b/>
+        </w:rPr>
+        <w:t>mechanism</w:t>
+      </w:r>
+      <w:r>
+        <w:rPr>
+          <w:b w:val="0"/>
+        </w:rPr>
+        <w:t xml:space="preserve"> in your own words. Use the worked scenario to name its </w:t>
+      </w:r>
+      <w:r>
+        <w:rPr>
+          <w:b/>
+        </w:rPr>
+        <w:t>input</w:t>
+      </w:r>
+      <w:r>
+        <w:rPr>
+          <w:b w:val="0"/>
+        </w:rPr>
+        <w:t xml:space="preserve">, decision rule and </w:t>
+      </w:r>
+      <w:r>
+        <w:rPr>
+          <w:b/>
+        </w:rPr>
+        <w:t>output</w:t>
+      </w:r>
+      <w:r>
+        <w:rPr>
+          <w:b w:val="0"/>
+        </w:rPr>
+        <w:t>.</w:t>
+      </w:r>
+    </w:p>
+    <w:p>
+      <w:pPr>
+        <w:spacing w:line="336" w:lineRule="auto" w:after="180"/>
+      </w:pPr>
+      <w:r>
+        <w:rPr>
+          <w:b w:val="0"/>
+        </w:rPr>
+        <w:t>Teacher explanation: The primary experiment follows the frozen plan and captures every eligible outcome. Unexpected failures are recorded rather than silently retried away.</w:t>
+      </w:r>
+    </w:p>
+    <w:p>
+      <w:pPr>
+        <w:spacing w:line="336" w:lineRule="auto" w:after="180"/>
+      </w:pPr>
+      <w:r>
+        <w:rPr>
+          <w:b w:val="0"/>
+        </w:rPr>
+        <w:t>Run declared cases, store raw paired results and deviations, and keep primary analysis separate from exploratory repairs. Stop or escalate only according to the stated rule.</w:t>
+      </w:r>
+    </w:p>
+    <w:p>
+      <w:pPr>
+        <w:pStyle w:val="Heading2"/>
+      </w:pPr>
+      <w:r>
+        <w:t>W2 Trace the worked case</w:t>
+      </w:r>
+    </w:p>
+    <w:p>
+      <w:pPr>
+        <w:spacing w:line="336" w:lineRule="auto" w:after="180"/>
+      </w:pPr>
+      <w:r>
+        <w:rPr>
+          <w:b w:val="0"/>
+        </w:rPr>
+        <w:t>Twenty eligible cases: 16 pass, 2 fail, 2 unassessed after outage. Plan reports completed rate plus coverage. Show the intermediate steps and give the conclusion with its scope.</w:t>
+      </w:r>
+    </w:p>
+    <w:p>
+      <w:pPr>
+        <w:spacing w:line="336" w:lineRule="auto" w:after="180"/>
+      </w:pPr>
+      <w:r>
+        <w:rPr>
+          <w:b w:val="0"/>
+        </w:rPr>
+        <w:t>Teacher explanation: 16/18≈88.889% completed pass; coverage 18/20=90%; two unassessed remain. No 20/20 assessment claim.</w:t>
+      </w:r>
+    </w:p>
+    <w:p>
+      <w:pPr>
+        <w:pStyle w:val="Heading2"/>
+      </w:pPr>
+      <w:r>
+        <w:t>W3 Audit the limit</w:t>
+      </w:r>
+    </w:p>
+    <w:p>
+      <w:pPr>
+        <w:spacing w:line="336" w:lineRule="auto" w:after="180"/>
+      </w:pPr>
+      <w:r>
+        <w:rPr>
+          <w:b w:val="0"/>
+        </w:rPr>
+        <w:t>A report omits this qualification: Following the plan and reporting deviations are required even when results contradict the hypothesis.</w:t>
+      </w:r>
+    </w:p>
+    <w:p>
+      <w:pPr>
+        <w:spacing w:line="336" w:lineRule="auto" w:after="180"/>
+      </w:pPr>
+      <w:r>
+        <w:rPr>
+          <w:b w:val="0"/>
+        </w:rPr>
+        <w:t>Explain how omitting it could change a reader's interpretation, and write an accurate replacement.</w:t>
+      </w:r>
+    </w:p>
+    <w:p>
+      <w:pPr>
+        <w:spacing w:line="336" w:lineRule="auto" w:after="180"/>
+      </w:pPr>
+      <w:r>
+        <w:rPr>
+          <w:b w:val="0"/>
+        </w:rPr>
+        <w:t>Teacher explanation: Following the plan and reporting deviations are required even when results contradict the hypothesis.</w:t>
+      </w:r>
+    </w:p>
+    <w:p>
+      <w:pPr>
+        <w:spacing w:line="336" w:lineRule="auto" w:after="180"/>
+      </w:pPr>
+      <w:r>
+        <w:rPr>
+          <w:b w:val="0"/>
+        </w:rPr>
+        <w:t xml:space="preserve">State the observed result separately from the unverified or out-of-scope claim; preserve the original </w:t>
+      </w:r>
+      <w:r>
+        <w:rPr>
+          <w:b/>
+        </w:rPr>
+        <w:t>evidence</w:t>
+      </w:r>
+      <w:r>
+        <w:rPr>
+          <w:b w:val="0"/>
+        </w:rPr>
+        <w:t xml:space="preserve"> rather than inventing a missing fact.</w:t>
+      </w:r>
+    </w:p>
+    <w:p>
+      <w:pPr>
+        <w:pStyle w:val="Heading2"/>
+      </w:pPr>
+      <w:r>
+        <w:t>W5 Design a revealing follow-up</w:t>
+      </w:r>
+    </w:p>
+    <w:p>
+      <w:pPr>
+        <w:spacing w:line="336" w:lineRule="auto" w:after="180"/>
+      </w:pPr>
+      <w:r>
+        <w:rPr>
+          <w:b w:val="0"/>
+        </w:rPr>
+        <w:t>For the worked scenario, propose one additional case that could reveal a failure, describe its expected outcome before running it, and explain what would need to remain fixed for a fair comparison.</w:t>
+      </w:r>
+    </w:p>
+    <w:p>
+      <w:pPr>
+        <w:spacing w:line="336" w:lineRule="auto" w:after="180"/>
+      </w:pPr>
+      <w:r>
+        <w:rPr>
+          <w:b w:val="0"/>
+        </w:rPr>
+        <w:t>Do not reuse W4 as a new final test after receiving feedback.</w:t>
+      </w:r>
+    </w:p>
+    <w:p>
+      <w:pPr>
+        <w:spacing w:line="336" w:lineRule="auto" w:after="180"/>
+      </w:pPr>
+      <w:r>
+        <w:rPr>
+          <w:b w:val="0"/>
+        </w:rPr>
+        <w:t xml:space="preserve">Teacher explanation: Accept a concrete variant of the worked </w:t>
+      </w:r>
+      <w:r>
+        <w:rPr>
+          <w:b/>
+        </w:rPr>
+        <w:t>input</w:t>
+      </w:r>
+      <w:r>
+        <w:rPr>
+          <w:b w:val="0"/>
+        </w:rPr>
+        <w:t xml:space="preserve"> or a missing/conflicting/boundary condition, with an expectation derived from the declared procedure.</w:t>
+      </w:r>
+    </w:p>
+    <w:p>
+      <w:pPr>
+        <w:spacing w:line="336" w:lineRule="auto" w:after="180"/>
+      </w:pPr>
+      <w:r>
+        <w:rPr>
+          <w:b w:val="0"/>
+        </w:rPr>
+        <w:t xml:space="preserve">Require preserved settings, original </w:t>
+      </w:r>
+      <w:r>
+        <w:rPr>
+          <w:b/>
+        </w:rPr>
+        <w:t>output</w:t>
+      </w:r>
+      <w:r>
+        <w:rPr>
+          <w:b w:val="0"/>
+        </w:rPr>
+        <w:t>s and data roles. Following the plan and reporting deviations are required even when results contradict the hypothesis.</w:t>
+      </w:r>
+    </w:p>
+    <w:p>
+      <w:pPr>
+        <w:spacing w:line="336" w:lineRule="auto" w:after="180"/>
+      </w:pPr>
+      <w:r>
+        <w:rPr>
+          <w:b w:val="0"/>
+        </w:rPr>
+        <w:t xml:space="preserve">The new case should test this particular </w:t>
+      </w:r>
+      <w:r>
+        <w:rPr>
+          <w:b/>
+        </w:rPr>
+        <w:t>mechanism</w:t>
+      </w:r>
+      <w:r>
+        <w:rPr>
+          <w:b w:val="0"/>
+        </w:rPr>
+        <w:t xml:space="preserve"> rather than merely restate the original result.</w:t>
+      </w:r>
+    </w:p>
+    <w:p>
+      <w:pPr>
+        <w:pStyle w:val="Heading2"/>
+      </w:pPr>
+      <w:r>
+        <w:t>Earlier wording, alternatives and picture transcripts · reference / check after trying</w:t>
+      </w:r>
+    </w:p>
+    <w:p>
+      <w:pPr>
+        <w:pStyle w:val="Heading3"/>
+      </w:pPr>
+      <w:r>
+        <w:t>Guided and exit questions</w:t>
+      </w:r>
+    </w:p>
+    <w:p>
+      <w:pPr>
+        <w:spacing w:line="336" w:lineRule="auto" w:after="180"/>
+      </w:pPr>
+      <w:r>
+        <w:rPr>
+          <w:b w:val="0"/>
+        </w:rPr>
+        <w:t xml:space="preserve">Guided: 16/18≈88.889% completed pass; coverage 18/20=90%; two unassessed remain. No 20/20 assessment claim. Qualification: Following the plan and reporting deviations are required even when results contradict the hypothesis. Exit: accept a concrete variation with its predicted outcome and a stated condition that would challenge the </w:t>
+      </w:r>
+      <w:r>
+        <w:rPr>
+          <w:b/>
+        </w:rPr>
+        <w:t>mechanism</w:t>
+      </w:r>
+      <w:r>
+        <w:rPr>
+          <w:b w:val="0"/>
+        </w:rPr>
+        <w:t xml:space="preserve">; reject a claim resting on unmeasured </w:t>
+      </w:r>
+      <w:r>
+        <w:rPr>
+          <w:b/>
+        </w:rPr>
+        <w:t>evidence</w:t>
+      </w:r>
+      <w:r>
+        <w:rPr>
+          <w:b w:val="0"/>
+        </w:rPr>
+        <w:t>.</w:t>
+      </w:r>
+    </w:p>
+    <w:p>
+      <w:pPr>
+        <w:pStyle w:val="Heading3"/>
+      </w:pPr>
+      <w:r>
+        <w:t>W1 Explain the mechanism</w:t>
+      </w:r>
+    </w:p>
+    <w:p>
+      <w:pPr>
+        <w:pStyle w:val="Heading3"/>
+      </w:pPr>
+      <w:r>
+        <w:t>W2 Trace the worked case</w:t>
+      </w:r>
+    </w:p>
+    <w:p>
+      <w:pPr>
+        <w:pStyle w:val="Heading3"/>
+      </w:pPr>
+      <w:r>
+        <w:t>W3 Audit the limit</w:t>
+      </w:r>
+    </w:p>
+    <w:p>
+      <w:pPr>
+        <w:pStyle w:val="Heading3"/>
+      </w:pPr>
+      <w:r>
+        <w:t>W4 Apply a new case independently</w:t>
+      </w:r>
+    </w:p>
+    <w:p>
+      <w:pPr>
+        <w:spacing w:line="336" w:lineRule="auto" w:after="180"/>
+      </w:pPr>
+      <w:r>
+        <w:rPr>
+          <w:b w:val="0"/>
+        </w:rPr>
+        <w:t>Twelve eligible cases include 9 passes, 1 failure and 2 unassessed cases. Report completed-case pass rate (passes / completed cases), assessment coverage (completed / eligible cases) and the unassessed count.</w:t>
+      </w:r>
+    </w:p>
+    <w:p>
+      <w:pPr>
+        <w:spacing w:line="336" w:lineRule="auto" w:after="180"/>
+      </w:pPr>
+      <w:r>
+        <w:rPr>
+          <w:b w:val="0"/>
+        </w:rPr>
+        <w:t>Teacher explanation: 9/10=90%; coverage10/12≈83.333%; missing2. Do not replace missing results with assumed success.</w:t>
+      </w:r>
+    </w:p>
+    <w:p>
+      <w:pPr>
+        <w:pStyle w:val="Heading3"/>
+      </w:pPr>
+      <w:r>
+        <w:t>W5 Design a revealing follow-up</w:t>
+      </w:r>
+    </w:p>
+    <w:p>
+      <w:pPr>
+        <w:pStyle w:val="Heading3"/>
+      </w:pPr>
+      <w:r>
+        <w:t>Independent assessment and fresh retry</w:t>
+      </w:r>
+    </w:p>
+    <w:p>
+      <w:pPr>
+        <w:spacing w:line="336" w:lineRule="auto" w:after="180"/>
+      </w:pPr>
+      <w:r>
+        <w:rPr>
+          <w:b w:val="0"/>
+        </w:rPr>
+        <w:t>W4: 9/10=90%; coverage10/12≈83.333%; missing2. Do not replace missing results with assumed success. Require intermediate reasoning and the stated scope. Fresh retry: Fifteen eligible, 12 complete, 10 pass.</w:t>
+      </w:r>
+    </w:p>
+    <w:p>
+      <w:pPr>
+        <w:spacing w:line="336" w:lineRule="auto" w:after="180"/>
+      </w:pPr>
+      <w:r>
+        <w:rPr>
+          <w:b w:val="0"/>
+        </w:rPr>
+        <w:t>Expected reasoning: 10/12≈83.333%; coverage</w:t>
+      </w:r>
+      <w:r>
+        <w:rPr>
+          <w:b/>
+        </w:rPr>
+        <w:t>80%</w:t>
+      </w:r>
+      <w:r>
+        <w:rPr>
+          <w:b w:val="0"/>
+        </w:rPr>
+        <w:t>; three unassessed. Preserve outage event and case IDs. If students need support, record it and reassess with another new case rather than awarding independence to a copied answer.</w:t>
+      </w:r>
+    </w:p>
+    <w:p>
+      <w:pPr>
+        <w:pStyle w:val="Heading3"/>
+      </w:pPr>
+      <w:r>
+        <w:t>Assess independent transfer</w:t>
+      </w:r>
+    </w:p>
+    <w:p>
+      <w:pPr>
+        <w:pStyle w:val="Heading3"/>
+      </w:pPr>
+      <w:r>
+        <w:t>Selected case answer</w:t>
+      </w:r>
+    </w:p>
+    <w:p>
+      <w:pPr>
+        <w:pStyle w:val="Heading3"/>
+      </w:pPr>
+      <w:r>
+        <w:t>Feedback that the learner uses</w:t>
+      </w:r>
+    </w:p>
+    <w:p>
+      <w:pPr>
+        <w:pStyle w:val="Heading1"/>
+      </w:pPr>
+      <w:r>
+        <w:t>06. Connect, support and revisit research reasoning</w:t>
+      </w:r>
+    </w:p>
+    <w:p>
+      <w:r>
+        <w:t>Use saved evidence and assumptions to choose the next question.</w:t>
+      </w:r>
+    </w:p>
+    <w:p>
+      <w:pPr>
+        <w:pStyle w:val="Heading2"/>
+      </w:pPr>
+      <w:r>
+        <w:t>Project and next-week bridge</w:t>
       </w:r>
     </w:p>
     <w:p>
@@ -3508,10 +4707,21 @@
     </w:p>
     <w:p>
       <w:pPr>
-        <w:pStyle w:val="Heading3"/>
-      </w:pPr>
-      <w:r>
-        <w:t>Plan the delayed return</w:t>
+        <w:spacing w:line="336" w:lineRule="auto" w:after="180"/>
+      </w:pPr>
+      <w:r>
+        <w:rPr>
+          <w:b w:val="0"/>
+        </w:rPr>
+        <w:t>For the Reproducible AI Research Study, retain an annotated worked trace and the changed-case reasoning. Connect the claim to its records, units and assumptions so another investigator can challenge or reproduce it.</w:t>
+      </w:r>
+    </w:p>
+    <w:p>
+      <w:pPr>
+        <w:pStyle w:val="Heading2"/>
+      </w:pPr>
+      <w:r>
+        <w:t>Delayed return and support record</w:t>
       </w:r>
     </w:p>
     <w:p>
@@ -3728,48 +4938,60 @@
     </w:p>
     <w:p>
       <w:pPr>
-        <w:pStyle w:val="Heading3"/>
-      </w:pPr>
-      <w:r>
-        <w:t>Project evidence from this case</w:t>
+        <w:pStyle w:val="Heading2"/>
+      </w:pPr>
+      <w:r>
+        <w:t>Earlier wording, alternatives and picture transcripts · reference / check after trying</w:t>
       </w:r>
     </w:p>
     <w:p>
       <w:pPr>
-        <w:spacing w:line="336" w:lineRule="auto" w:after="180"/>
-      </w:pPr>
-      <w:r>
-        <w:rPr>
-          <w:b w:val="0"/>
-        </w:rPr>
-        <w:t>For the Reproducible AI Research Study, retain an annotated worked trace and the changed-case reasoning. Connect the claim to its records, units and assumptions so another investigator can challenge or reproduce it.</w:t>
+        <w:pStyle w:val="Heading3"/>
+      </w:pPr>
+      <w:r>
+        <w:t>Plan the delayed return</w:t>
       </w:r>
     </w:p>
     <w:p>
       <w:pPr>
-        <w:pStyle w:val="Heading1"/>
-      </w:pPr>
-      <w:r>
-        <w:t>07. Prepare, teach and assess</w:t>
+        <w:pStyle w:val="Heading3"/>
+      </w:pPr>
+      <w:r>
+        <w:t>Project evidence from this case</w:t>
       </w:r>
     </w:p>
     <w:p>
-      <w:r>
-        <w:t>Use this preparation summary alongside the detailed Running the primary experiment lesson; it is a checklist rather than a replacement for the full sequence.</w:t>
+      <w:pPr>
+        <w:pStyle w:val="Heading1"/>
+      </w:pPr>
+      <w:r>
+        <w:t>Reference bank and extra practice</w:t>
       </w:r>
     </w:p>
     <w:p>
       <w:pPr>
-        <w:pStyle w:val="Heading3"/>
-      </w:pPr>
-      <w:r>
-        <w:t>Teaching target</w:t>
+        <w:pStyle w:val="Heading1"/>
+      </w:pPr>
+      <w:r>
+        <w:t>07. Reference · Alternative planning checklist</w:t>
       </w:r>
     </w:p>
     <w:p>
+      <w:r>
+        <w:t>Use alongside the main route when helpful.</w:t>
+      </w:r>
+    </w:p>
+    <w:p>
+      <w:pPr>
+        <w:pStyle w:val="Heading2"/>
+      </w:pPr>
+      <w:r>
+        <w:t>Planning,assessment and project reminders</w:t>
+      </w:r>
+    </w:p>
+    <w:p>
       <w:pPr>
         <w:spacing w:line="336" w:lineRule="auto" w:after="180"/>
-        <w:shd w:fill="EDF7F3"/>
       </w:pPr>
       <w:r>
         <w:rPr>
@@ -3964,27 +5186,18 @@
         <w:rPr>
           <w:b w:val="0"/>
         </w:rPr>
-        <w:t>Before class, solve the supported practice: Twenty eligible cases:16 pass, 2 fail, 2 unassessed after outage. Plan reports completed rate plus coverage. Show the intermediate steps and give the conclusion with its scope.</w:t>
+        <w:t>Before class, solve the supported practice: Twenty eligible cases: 16 pass, 2 fail, 2 unassessed after outage. Plan reports completed rate plus coverage. Show the intermediate steps and give the conclusion with its scope.</w:t>
       </w:r>
     </w:p>
     <w:p>
       <w:pPr>
-        <w:pStyle w:val="Heading3"/>
-      </w:pPr>
-      <w:r>
-        <w:t>Supported practice answer</w:t>
-      </w:r>
-    </w:p>
-    <w:p>
-      <w:pPr>
         <w:spacing w:line="336" w:lineRule="auto" w:after="180"/>
-        <w:shd w:fill="F1F6FC"/>
       </w:pPr>
       <w:r>
         <w:rPr>
           <w:b w:val="0"/>
         </w:rPr>
-        <w:t>Reasoned practice answer: Teacher explanation: 16/18≈88.889% completed pass; coverage18/20=90%; two unassessed remain. No20/20 assessment claim.</w:t>
+        <w:t>Reasoned practice answer: Teacher explanation: 16/18≈88.889% completed pass; coverage 18/20=90%; two unassessed remain. No 20/20 assessment claim.</w:t>
       </w:r>
     </w:p>
     <w:p>
@@ -4011,16 +5224,7 @@
     </w:p>
     <w:p>
       <w:pPr>
-        <w:pStyle w:val="Heading3"/>
-      </w:pPr>
-      <w:r>
-        <w:t>Repair the misconception</w:t>
-      </w:r>
-    </w:p>
-    <w:p>
-      <w:pPr>
         <w:spacing w:line="336" w:lineRule="auto" w:after="180"/>
-        <w:shd w:fill="FFF5E6"/>
       </w:pPr>
       <w:r>
         <w:rPr>
@@ -4031,16 +5235,7 @@
     </w:p>
     <w:p>
       <w:pPr>
-        <w:pStyle w:val="Heading3"/>
-      </w:pPr>
-      <w:r>
-        <w:t>Support without giving away the answer</w:t>
-      </w:r>
-    </w:p>
-    <w:p>
-      <w:pPr>
         <w:spacing w:line="336" w:lineRule="auto" w:after="180"/>
-        <w:shd w:fill="F1F6F8"/>
       </w:pPr>
       <w:r>
         <w:rPr>
@@ -4063,16 +5258,7 @@
     </w:p>
     <w:p>
       <w:pPr>
-        <w:pStyle w:val="Heading3"/>
-      </w:pPr>
-      <w:r>
-        <w:t>Extend the reasoning</w:t>
-      </w:r>
-    </w:p>
-    <w:p>
-      <w:pPr>
         <w:spacing w:line="336" w:lineRule="auto" w:after="180"/>
-        <w:shd w:fill="F5F1FB"/>
       </w:pPr>
       <w:r>
         <w:rPr>
@@ -4096,7 +5282,6 @@
     <w:p>
       <w:pPr>
         <w:spacing w:line="336" w:lineRule="auto" w:after="180"/>
-        <w:shd w:fill="F5F1FB"/>
       </w:pPr>
       <w:r>
         <w:rPr>
@@ -4107,16 +5292,7 @@
     </w:p>
     <w:p>
       <w:pPr>
-        <w:pStyle w:val="Heading3"/>
-      </w:pPr>
-      <w:r>
-        <w:t>Protect the independent attempt</w:t>
-      </w:r>
-    </w:p>
-    <w:p>
-      <w:pPr>
         <w:spacing w:line="336" w:lineRule="auto" w:after="180"/>
-        <w:shd w:fill="FFF5E6"/>
       </w:pPr>
       <w:r>
         <w:rPr>
@@ -4311,16 +5487,7 @@
     </w:tbl>
     <w:p>
       <w:pPr>
-        <w:pStyle w:val="Heading3"/>
-      </w:pPr>
-      <w:r>
-        <w:t>Project checkpoint</w:t>
-      </w:r>
-    </w:p>
-    <w:p>
-      <w:pPr>
         <w:spacing w:line="336" w:lineRule="auto" w:after="180"/>
-        <w:shd w:fill="EDF7F3"/>
       </w:pPr>
       <w:r>
         <w:rPr>
@@ -4369,12 +5536,20 @@
         <w:pStyle w:val="Heading1"/>
       </w:pPr>
       <w:r>
-        <w:t>08. Use feedback, labs and repair paths</w:t>
+        <w:t>08. Reference · Feedback,labs and repair paths</w:t>
       </w:r>
     </w:p>
     <w:p>
       <w:r>
-        <w:t>Use feedback, earlier review and portfolios purposefully. Apply the coding routine only when this lesson has an executable lab.</w:t>
+        <w:t>Retain the first attempt and the evidence used for a repair.</w:t>
+      </w:r>
+    </w:p>
+    <w:p>
+      <w:pPr>
+        <w:pStyle w:val="Heading2"/>
+      </w:pPr>
+      <w:r>
+        <w:t>Feedback and record guidance</w:t>
       </w:r>
     </w:p>
     <w:p>
@@ -4412,22 +5587,13 @@
       </w:r>
     </w:p>
     <w:p>
-      <w:pPr>
-        <w:pStyle w:val="Heading3"/>
-      </w:pPr>
-      <w:r>
-        <w:t>For later coding lessons</w:t>
+      <w:r>
+        <w:t>This week has no code block. Use this routine when a later lesson includes an executable lab.</w:t>
       </w:r>
     </w:p>
     <w:p>
-      <w:r>
-        <w:t>This week has no code block. Use this routine when a later lesson includes an executable lab.</w:t>
-      </w:r>
-    </w:p>
-    <w:p>
       <w:pPr>
         <w:spacing w:line="336" w:lineRule="auto" w:after="180"/>
-        <w:shd w:fill="F1F6F8"/>
       </w:pPr>
       <w:r>
         <w:rPr>
@@ -4487,40 +5653,17 @@
         <w:pStyle w:val="Heading1"/>
       </w:pPr>
       <w:r>
-        <w:t>09. Visual concept journey</w:t>
+        <w:t>09. Reference · Teach with the six pictures</w:t>
       </w:r>
     </w:p>
     <w:p>
       <w:r>
-        <w:t>Show one Running the primary experiment graphic at a time, request a prediction and discuss its trace before the independent assessment.</w:t>
+        <w:t>Choose one picture for a particular reasoning move.</w:t>
       </w:r>
     </w:p>
     <w:p>
       <w:pPr>
-        <w:spacing w:line="336" w:lineRule="auto" w:after="180"/>
-      </w:pPr>
-      <w:r>
-        <w:rPr>
-          <w:b w:val="0"/>
-        </w:rPr>
-        <w:t xml:space="preserve">Use one picture at a time. Hide a worked result before asking for a </w:t>
-      </w:r>
-      <w:r>
-        <w:rPr>
-          <w:b/>
-        </w:rPr>
-        <w:t>prediction</w:t>
-      </w:r>
-      <w:r>
-        <w:rPr>
-          <w:b w:val="0"/>
-        </w:rPr>
-        <w:t>, then reveal it for feedback. These are supported teaching cases; retain the separate independent assessment for a fresh first attempt.</w:t>
-      </w:r>
-    </w:p>
-    <w:p>
-      <w:pPr>
-        <w:pStyle w:val="Heading3"/>
+        <w:pStyle w:val="Heading2"/>
       </w:pPr>
       <w:r>
         <w:t>01. Running the primary experiment: the case</w:t>
@@ -4531,7 +5674,7 @@
         <w:drawing>
           <wp:inline xmlns:a="http://schemas.openxmlformats.org/drawingml/2006/main" xmlns:pic="http://schemas.openxmlformats.org/drawingml/2006/picture">
             <wp:extent cx="5486400" cy="2834640"/>
-            <wp:docPr id="3" name="Picture 3" descr="Run the frozen experiment. A research team freezes versions A and B, labels and scoring before a six-case primary run. Supplied facts: A scores [1,0,1,1,0,1]; B scores [1,1,1,0,1,1]. Both answer the same six cases. Binary entries mean 1=correct and 0=incorrect."/>
+            <wp:docPr id="5" name="Picture 5" descr="Run the frozen experiment. A research team freezes versions A and B, labels and scoring before a six-case primary run. Supplied facts: A scores [1,0,1,1,0,1]; B scores [1,1,1,0,1,1]. Both answer the same six cases. Binary entries mean 1=correct and 0=incorrect."/>
             <wp:cNvGraphicFramePr>
               <a:graphicFrameLocks noChangeAspect="1"/>
             </wp:cNvGraphicFramePr>
@@ -4543,7 +5686,7 @@
                     <pic:cNvPicPr/>
                   </pic:nvPicPr>
                   <pic:blipFill>
-                    <a:blip r:embed="rId11"/>
+                    <a:blip r:embed="rId13"/>
                     <a:stretch>
                       <a:fillRect/>
                     </a:stretch>
@@ -4599,7 +5742,6 @@
     <w:p>
       <w:pPr>
         <w:spacing w:line="336" w:lineRule="auto" w:after="180"/>
-        <w:shd w:fill="F5F1FB"/>
       </w:pPr>
       <w:r>
         <w:rPr>
@@ -4610,16 +5752,7 @@
     </w:p>
     <w:p>
       <w:pPr>
-        <w:pStyle w:val="Heading3"/>
-      </w:pPr>
-      <w:r>
-        <w:t>Discuss while showing the picture</w:t>
-      </w:r>
-    </w:p>
-    <w:p>
-      <w:pPr>
         <w:spacing w:line="336" w:lineRule="auto" w:after="180"/>
-        <w:shd w:fill="F1F6F8"/>
       </w:pPr>
       <w:r>
         <w:rPr>
@@ -4630,7 +5763,7 @@
     </w:p>
     <w:p>
       <w:pPr>
-        <w:pStyle w:val="Heading3"/>
+        <w:pStyle w:val="Heading2"/>
       </w:pPr>
       <w:r>
         <w:t>02. Follow the deciding steps</w:t>
@@ -4641,7 +5774,7 @@
         <w:drawing>
           <wp:inline xmlns:a="http://schemas.openxmlformats.org/drawingml/2006/main" xmlns:pic="http://schemas.openxmlformats.org/drawingml/2006/picture">
             <wp:extent cx="5486400" cy="3182112"/>
-            <wp:docPr id="4" name="Picture 4" descr="Keep versions fixed: No case result may trigger tuning during this run. → Compute results: A totals 4/6; B totals 5/6. → Keep case-level records: Cases two and five favour B; case four favours A."/>
+            <wp:docPr id="6" name="Picture 6" descr="Keep versions fixed: No case result may trigger tuning during this run. → Compute results: A totals 4/6; B totals 5/6. → Keep case-level records: Cases two and five favour B; case four favours A."/>
             <wp:cNvGraphicFramePr>
               <a:graphicFrameLocks noChangeAspect="1"/>
             </wp:cNvGraphicFramePr>
@@ -4653,7 +5786,7 @@
                     <pic:cNvPicPr/>
                   </pic:nvPicPr>
                   <pic:blipFill>
-                    <a:blip r:embed="rId12"/>
+                    <a:blip r:embed="rId10"/>
                     <a:stretch>
                       <a:fillRect/>
                     </a:stretch>
@@ -4686,7 +5819,6 @@
     <w:p>
       <w:pPr>
         <w:spacing w:line="336" w:lineRule="auto" w:after="180"/>
-        <w:shd w:fill="F5F1FB"/>
       </w:pPr>
       <w:r>
         <w:rPr>
@@ -4709,16 +5841,7 @@
     </w:p>
     <w:p>
       <w:pPr>
-        <w:pStyle w:val="Heading3"/>
-      </w:pPr>
-      <w:r>
-        <w:t>Discuss while showing the picture</w:t>
-      </w:r>
-    </w:p>
-    <w:p>
-      <w:pPr>
         <w:spacing w:line="336" w:lineRule="auto" w:after="180"/>
-        <w:shd w:fill="F1F6F8"/>
       </w:pPr>
       <w:r>
         <w:rPr>
@@ -4741,7 +5864,7 @@
     </w:p>
     <w:p>
       <w:pPr>
-        <w:pStyle w:val="Heading3"/>
+        <w:pStyle w:val="Heading2"/>
       </w:pPr>
       <w:r>
         <w:t>03. Paired primary case outcomes</w:t>
@@ -4752,7 +5875,7 @@
         <w:drawing>
           <wp:inline xmlns:a="http://schemas.openxmlformats.org/drawingml/2006/main" xmlns:pic="http://schemas.openxmlformats.org/drawingml/2006/picture">
             <wp:extent cx="5486400" cy="3096768"/>
-            <wp:docPr id="5" name="Picture 5" descr="Paired primary case outcomes. Version A: Case 1 = 1, Case 2 = 0, Case 3 = 1, Case 4 = 1, Case 5 = 0, Case 6 = 1. Version B: Case 1 = 1, Case 2 = 1, Case 3 = 1, Case 4 = 0, Case 5 = 1, Case 6 = 1."/>
+            <wp:docPr id="7" name="Picture 7" descr="Paired primary case outcomes. Version A: Case 1 = 1, Case 2 = 0, Case 3 = 1, Case 4 = 1, Case 5 = 0, Case 6 = 1. Version B: Case 1 = 1, Case 2 = 1, Case 3 = 1, Case 4 = 0, Case 5 = 1, Case 6 = 1."/>
             <wp:cNvGraphicFramePr>
               <a:graphicFrameLocks noChangeAspect="1"/>
             </wp:cNvGraphicFramePr>
@@ -4764,7 +5887,7 @@
                     <pic:cNvPicPr/>
                   </pic:nvPicPr>
                   <pic:blipFill>
-                    <a:blip r:embed="rId13"/>
+                    <a:blip r:embed="rId14"/>
                     <a:stretch>
                       <a:fillRect/>
                     </a:stretch>
@@ -4797,7 +5920,6 @@
     <w:p>
       <w:pPr>
         <w:spacing w:line="336" w:lineRule="auto" w:after="180"/>
-        <w:shd w:fill="F5F1FB"/>
       </w:pPr>
       <w:r>
         <w:rPr>
@@ -4808,16 +5930,7 @@
     </w:p>
     <w:p>
       <w:pPr>
-        <w:pStyle w:val="Heading3"/>
-      </w:pPr>
-      <w:r>
-        <w:t>Discuss while showing the picture</w:t>
-      </w:r>
-    </w:p>
-    <w:p>
-      <w:pPr>
         <w:spacing w:line="336" w:lineRule="auto" w:after="180"/>
-        <w:shd w:fill="F1F6F8"/>
       </w:pPr>
       <w:r>
         <w:rPr>
@@ -4829,7 +5942,6 @@
     <w:p>
       <w:pPr>
         <w:spacing w:line="336" w:lineRule="auto" w:after="180"/>
-        <w:shd w:fill="F1F6F8"/>
       </w:pPr>
       <w:r>
         <w:rPr>
@@ -4840,7 +5952,7 @@
     </w:p>
     <w:p>
       <w:pPr>
-        <w:pStyle w:val="Heading3"/>
+        <w:pStyle w:val="Heading2"/>
       </w:pPr>
       <w:r>
         <w:t>04. Change one thing. Trace what follows.</w:t>
@@ -4851,7 +5963,7 @@
         <w:drawing>
           <wp:inline xmlns:a="http://schemas.openxmlformats.org/drawingml/2006/main" xmlns:pic="http://schemas.openxmlformats.org/drawingml/2006/picture">
             <wp:extent cx="5486400" cy="3026664"/>
-            <wp:docPr id="6" name="Picture 6" descr="Original case: Cases two and five favour B; case four favours A. Changed condition: Tune B after inspecting its case-four failure, then rescore the same set. Expected result: Label the rerun as development on exposed cases, not untouched primary evaluation. Reason: The evaluation outcomes have now influenced the version."/>
+            <wp:docPr id="8" name="Picture 8" descr="Original case: Cases two and five favour B; case four favours A. Changed condition: Tune B after inspecting its case-four failure, then rescore the same set. Expected result: Label the rerun as development on exposed cases, not untouched primary evaluation. Reason: The evaluation outcomes have now influenced the version."/>
             <wp:cNvGraphicFramePr>
               <a:graphicFrameLocks noChangeAspect="1"/>
             </wp:cNvGraphicFramePr>
@@ -4863,7 +5975,7 @@
                     <pic:cNvPicPr/>
                   </pic:nvPicPr>
                   <pic:blipFill>
-                    <a:blip r:embed="rId14"/>
+                    <a:blip r:embed="rId15"/>
                     <a:stretch>
                       <a:fillRect/>
                     </a:stretch>
@@ -4907,7 +6019,6 @@
     <w:p>
       <w:pPr>
         <w:spacing w:line="336" w:lineRule="auto" w:after="180"/>
-        <w:shd w:fill="F5F1FB"/>
       </w:pPr>
       <w:r>
         <w:rPr>
@@ -4918,16 +6029,7 @@
     </w:p>
     <w:p>
       <w:pPr>
-        <w:pStyle w:val="Heading3"/>
-      </w:pPr>
-      <w:r>
-        <w:t>Discuss while showing the picture</w:t>
-      </w:r>
-    </w:p>
-    <w:p>
-      <w:pPr>
         <w:spacing w:line="336" w:lineRule="auto" w:after="180"/>
-        <w:shd w:fill="F1F6F8"/>
       </w:pPr>
       <w:r>
         <w:rPr>
@@ -4939,7 +6041,6 @@
     <w:p>
       <w:pPr>
         <w:spacing w:line="336" w:lineRule="auto" w:after="180"/>
-        <w:shd w:fill="F1F6F8"/>
       </w:pPr>
       <w:r>
         <w:rPr>
@@ -4950,7 +6051,7 @@
     </w:p>
     <w:p>
       <w:pPr>
-        <w:pStyle w:val="Heading3"/>
+        <w:pStyle w:val="Heading2"/>
       </w:pPr>
       <w:r>
         <w:t>05. Connect the explanation to its limit</w:t>
@@ -4961,7 +6062,7 @@
         <w:drawing>
           <wp:inline xmlns:a="http://schemas.openxmlformats.org/drawingml/2006/main" xmlns:pic="http://schemas.openxmlformats.org/drawingml/2006/picture">
             <wp:extent cx="5486400" cy="2834640"/>
-            <wp:docPr id="7" name="Picture 7" descr="Running the primary experiment means following the declared protocol and retaining raw outcomes. Overall scores alone hide different failure patterns. Limit: Six illustrative cases do not establish a population advantage or statistical significance."/>
+            <wp:docPr id="9" name="Picture 9" descr="Running the primary experiment means following the declared protocol and retaining raw outcomes. Overall scores alone hide different failure patterns. Limit: Six illustrative cases do not establish a population advantage or statistical significance."/>
             <wp:cNvGraphicFramePr>
               <a:graphicFrameLocks noChangeAspect="1"/>
             </wp:cNvGraphicFramePr>
@@ -4973,7 +6074,7 @@
                     <pic:cNvPicPr/>
                   </pic:nvPicPr>
                   <pic:blipFill>
-                    <a:blip r:embed="rId15"/>
+                    <a:blip r:embed="rId16"/>
                     <a:stretch>
                       <a:fillRect/>
                     </a:stretch>
@@ -5017,7 +6118,6 @@
     <w:p>
       <w:pPr>
         <w:spacing w:line="336" w:lineRule="auto" w:after="180"/>
-        <w:shd w:fill="F5F1FB"/>
       </w:pPr>
       <w:r>
         <w:rPr>
@@ -5028,16 +6128,7 @@
     </w:p>
     <w:p>
       <w:pPr>
-        <w:pStyle w:val="Heading3"/>
-      </w:pPr>
-      <w:r>
-        <w:t>Discuss while showing the picture</w:t>
-      </w:r>
-    </w:p>
-    <w:p>
-      <w:pPr>
         <w:spacing w:line="336" w:lineRule="auto" w:after="180"/>
-        <w:shd w:fill="F1F6F8"/>
       </w:pPr>
       <w:r>
         <w:rPr>
@@ -5049,7 +6140,6 @@
     <w:p>
       <w:pPr>
         <w:spacing w:line="336" w:lineRule="auto" w:after="180"/>
-        <w:shd w:fill="F1F6F8"/>
       </w:pPr>
       <w:r>
         <w:rPr>
@@ -5060,7 +6150,7 @@
     </w:p>
     <w:p>
       <w:pPr>
-        <w:pStyle w:val="Heading3"/>
+        <w:pStyle w:val="Heading2"/>
       </w:pPr>
       <w:r>
         <w:t>06. Make the idea visible in your project</w:t>
@@ -5071,7 +6161,7 @@
         <w:drawing>
           <wp:inline xmlns:a="http://schemas.openxmlformats.org/drawingml/2006/main" xmlns:pic="http://schemas.openxmlformats.org/drawingml/2006/picture">
             <wp:extent cx="5486400" cy="3681984"/>
-            <wp:docPr id="8" name="Picture 8" descr="For the Reproducible AI Research Study, retain an annotated worked trace and the changed-case reasoning. Connect the claim to its records, units and assumptions so another investigator can challenge or reproduce it. Draw your input, deciding step, result and limit. Supported question: Compute A’s and B’s six-case counts and identify the cases that favour each. How must a B revision tuned on case four be labelled when evaluated again on the same set?"/>
+            <wp:docPr id="10" name="Picture 10" descr="For the Reproducible AI Research Study, retain an annotated worked trace and the changed-case reasoning. Connect the claim to its records, units and assumptions so another investigator can challenge or reproduce it. Draw your input, deciding step, result and limit. Supported question: Compute A’s and B’s six-case counts and identify the cases that favour each. How must a B revision tuned on case four be labelled when evaluated again on the same set?"/>
             <wp:cNvGraphicFramePr>
               <a:graphicFrameLocks noChangeAspect="1"/>
             </wp:cNvGraphicFramePr>
@@ -5083,7 +6173,7 @@
                     <pic:cNvPicPr/>
                   </pic:nvPicPr>
                   <pic:blipFill>
-                    <a:blip r:embed="rId16"/>
+                    <a:blip r:embed="rId17"/>
                     <a:stretch>
                       <a:fillRect/>
                     </a:stretch>
@@ -5150,7 +6240,6 @@
     <w:p>
       <w:pPr>
         <w:spacing w:line="336" w:lineRule="auto" w:after="180"/>
-        <w:shd w:fill="F5F1FB"/>
       </w:pPr>
       <w:r>
         <w:rPr>
@@ -5173,16 +6262,7 @@
     </w:p>
     <w:p>
       <w:pPr>
-        <w:pStyle w:val="Heading3"/>
-      </w:pPr>
-      <w:r>
-        <w:t>Discuss while showing the picture</w:t>
-      </w:r>
-    </w:p>
-    <w:p>
-      <w:pPr>
         <w:spacing w:line="336" w:lineRule="auto" w:after="180"/>
-        <w:shd w:fill="F1F6F8"/>
       </w:pPr>
       <w:r>
         <w:rPr>
@@ -5206,7 +6286,6 @@
     <w:p>
       <w:pPr>
         <w:spacing w:line="336" w:lineRule="auto" w:after="180"/>
-        <w:shd w:fill="F1F6F8"/>
       </w:pPr>
       <w:r>
         <w:rPr>
@@ -5218,13 +6297,91 @@
     <w:p>
       <w:pPr>
         <w:spacing w:line="336" w:lineRule="auto" w:after="180"/>
-        <w:shd w:fill="F1F6F8"/>
       </w:pPr>
       <w:r>
         <w:rPr>
           <w:b w:val="0"/>
         </w:rPr>
         <w:t>Changed case: Label the rerun as development on exposed cases, not untouched primary evaluation. The evaluation outcomes have now influenced the version.</w:t>
+      </w:r>
+    </w:p>
+    <w:p>
+      <w:pPr>
+        <w:pStyle w:val="Heading2"/>
+      </w:pPr>
+      <w:r>
+        <w:t>Earlier wording, alternatives and picture transcripts · reference / check after trying</w:t>
+      </w:r>
+    </w:p>
+    <w:p>
+      <w:pPr>
+        <w:spacing w:line="336" w:lineRule="auto" w:after="180"/>
+      </w:pPr>
+      <w:r>
+        <w:rPr>
+          <w:b w:val="0"/>
+        </w:rPr>
+        <w:t xml:space="preserve">Use one picture at a time. Hide a worked result before asking for a </w:t>
+      </w:r>
+      <w:r>
+        <w:rPr>
+          <w:b/>
+        </w:rPr>
+        <w:t>prediction</w:t>
+      </w:r>
+      <w:r>
+        <w:rPr>
+          <w:b w:val="0"/>
+        </w:rPr>
+        <w:t>, then reveal it for feedback. These are supported teaching cases; retain the separate independent assessment for a fresh first attempt.</w:t>
+      </w:r>
+    </w:p>
+    <w:p>
+      <w:pPr>
+        <w:pStyle w:val="Heading3"/>
+      </w:pPr>
+      <w:r>
+        <w:t>01. Running the primary experiment: the case</w:t>
+      </w:r>
+    </w:p>
+    <w:p>
+      <w:pPr>
+        <w:pStyle w:val="Heading3"/>
+      </w:pPr>
+      <w:r>
+        <w:t>02. Follow the deciding steps</w:t>
+      </w:r>
+    </w:p>
+    <w:p>
+      <w:pPr>
+        <w:pStyle w:val="Heading3"/>
+      </w:pPr>
+      <w:r>
+        <w:t>03. Paired primary case outcomes</w:t>
+      </w:r>
+    </w:p>
+    <w:p>
+      <w:pPr>
+        <w:pStyle w:val="Heading3"/>
+      </w:pPr>
+      <w:r>
+        <w:t>04. Change one thing. Trace what follows.</w:t>
+      </w:r>
+    </w:p>
+    <w:p>
+      <w:pPr>
+        <w:pStyle w:val="Heading3"/>
+      </w:pPr>
+      <w:r>
+        <w:t>05. Connect the explanation to its limit</w:t>
+      </w:r>
+    </w:p>
+    <w:p>
+      <w:pPr>
+        <w:pStyle w:val="Heading3"/>
+      </w:pPr>
+      <w:r>
+        <w:t>06. Make the idea visible in your project</w:t>
       </w:r>
     </w:p>
     <w:sectPr>
